--- a/CÔNG TY TNHH MTV CỬU LONG FURNITURE/CuuLong_ThaydoiCSH/HoSo2_MauSo10.docx
+++ b/CÔNG TY TNHH MTV CỬU LONG FURNITURE/CuuLong_ThaydoiCSH/HoSo2_MauSo10.docx
@@ -1,6 +1,6 @@
 
 <file path=word/document.xml><?xml version="1.0" encoding="utf-8"?>
-<w:document xmlns:wpc="http://schemas.microsoft.com/office/word/2010/wordprocessingCanvas" xmlns:cx="http://schemas.microsoft.com/office/drawing/2014/chartex" xmlns:cx1="http://schemas.microsoft.com/office/drawing/2015/9/8/chartex" xmlns:mc="http://schemas.openxmlformats.org/markup-compatibility/2006" xmlns:o="urn:schemas-microsoft-com:office:office" xmlns:r="http://schemas.openxmlformats.org/officeDocument/2006/relationships" xmlns:m="http://schemas.openxmlformats.org/officeDocument/2006/math" xmlns:v="urn:schemas-microsoft-com:vml" xmlns:wp14="http://schemas.microsoft.com/office/word/2010/wordprocessingDrawing" xmlns:wp="http://schemas.openxmlformats.org/drawingml/2006/wordprocessingDrawing" xmlns:w10="urn:schemas-microsoft-com:office:word" xmlns:w="http://schemas.openxmlformats.org/wordprocessingml/2006/main" xmlns:w14="http://schemas.microsoft.com/office/word/2010/wordml" xmlns:w15="http://schemas.microsoft.com/office/word/2012/wordml" xmlns:w16se="http://schemas.microsoft.com/office/word/2015/wordml/symex" xmlns:wpg="http://schemas.microsoft.com/office/word/2010/wordprocessingGroup" xmlns:wpi="http://schemas.microsoft.com/office/word/2010/wordprocessingInk" xmlns:wne="http://schemas.microsoft.com/office/word/2006/wordml" xmlns:wps="http://schemas.microsoft.com/office/word/2010/wordprocessingShape" mc:Ignorable="w14 w15 w16se wp14">
+<w:document xmlns:wpc="http://schemas.microsoft.com/office/word/2010/wordprocessingCanvas" xmlns:cx="http://schemas.microsoft.com/office/drawing/2014/chartex" xmlns:cx1="http://schemas.microsoft.com/office/drawing/2015/9/8/chartex" xmlns:cx2="http://schemas.microsoft.com/office/drawing/2015/10/21/chartex" xmlns:cx3="http://schemas.microsoft.com/office/drawing/2016/5/9/chartex" xmlns:cx4="http://schemas.microsoft.com/office/drawing/2016/5/10/chartex" xmlns:cx5="http://schemas.microsoft.com/office/drawing/2016/5/11/chartex" xmlns:cx6="http://schemas.microsoft.com/office/drawing/2016/5/12/chartex" xmlns:cx7="http://schemas.microsoft.com/office/drawing/2016/5/13/chartex" xmlns:cx8="http://schemas.microsoft.com/office/drawing/2016/5/14/chartex" xmlns:mc="http://schemas.openxmlformats.org/markup-compatibility/2006" xmlns:aink="http://schemas.microsoft.com/office/drawing/2016/ink" xmlns:am3d="http://schemas.microsoft.com/office/drawing/2017/model3d" xmlns:o="urn:schemas-microsoft-com:office:office" xmlns:oel="http://schemas.microsoft.com/office/2019/extlst" xmlns:r="http://schemas.openxmlformats.org/officeDocument/2006/relationships" xmlns:m="http://schemas.openxmlformats.org/officeDocument/2006/math" xmlns:v="urn:schemas-microsoft-com:vml" xmlns:wp14="http://schemas.microsoft.com/office/word/2010/wordprocessingDrawing" xmlns:wp="http://schemas.openxmlformats.org/drawingml/2006/wordprocessingDrawing" xmlns:w10="urn:schemas-microsoft-com:office:word" xmlns:w="http://schemas.openxmlformats.org/wordprocessingml/2006/main" xmlns:w14="http://schemas.microsoft.com/office/word/2010/wordml" xmlns:w15="http://schemas.microsoft.com/office/word/2012/wordml" xmlns:w16cex="http://schemas.microsoft.com/office/word/2018/wordml/cex" xmlns:w16cid="http://schemas.microsoft.com/office/word/2016/wordml/cid" xmlns:w16="http://schemas.microsoft.com/office/word/2018/wordml" xmlns:w16du="http://schemas.microsoft.com/office/word/2023/wordml/word16du" xmlns:w16sdtdh="http://schemas.microsoft.com/office/word/2020/wordml/sdtdatahash" xmlns:w16sdtfl="http://schemas.microsoft.com/office/word/2024/wordml/sdtformatlock" xmlns:w16se="http://schemas.microsoft.com/office/word/2015/wordml/symex" xmlns:wpg="http://schemas.microsoft.com/office/word/2010/wordprocessingGroup" xmlns:wpi="http://schemas.microsoft.com/office/word/2010/wordprocessingInk" xmlns:wne="http://schemas.microsoft.com/office/word/2006/wordml" xmlns:wps="http://schemas.microsoft.com/office/word/2010/wordprocessingShape" mc:Ignorable="w14 w15 w16se w16cid w16 w16cex w16sdtdh w16sdtfl w16du wp14">
   <w:body>
     <w:p>
       <w:pPr>
@@ -64,18 +64,18 @@
         <w:tblLook w:val="04A0" w:firstRow="1" w:lastRow="0" w:firstColumn="1" w:lastColumn="0" w:noHBand="0" w:noVBand="1"/>
       </w:tblPr>
       <w:tblGrid>
-        <w:gridCol w:w="709"/>
-        <w:gridCol w:w="1185"/>
-        <w:gridCol w:w="1128"/>
-        <w:gridCol w:w="896"/>
-        <w:gridCol w:w="1669"/>
-        <w:gridCol w:w="1045"/>
-        <w:gridCol w:w="942"/>
-        <w:gridCol w:w="1350"/>
-        <w:gridCol w:w="1238"/>
-        <w:gridCol w:w="1651"/>
-        <w:gridCol w:w="1224"/>
-        <w:gridCol w:w="918"/>
+        <w:gridCol w:w="708"/>
+        <w:gridCol w:w="1101"/>
+        <w:gridCol w:w="1492"/>
+        <w:gridCol w:w="864"/>
+        <w:gridCol w:w="1896"/>
+        <w:gridCol w:w="987"/>
+        <w:gridCol w:w="878"/>
+        <w:gridCol w:w="1398"/>
+        <w:gridCol w:w="1151"/>
+        <w:gridCol w:w="1474"/>
+        <w:gridCol w:w="1158"/>
+        <w:gridCol w:w="848"/>
       </w:tblGrid>
       <w:tr>
         <w:trPr>
@@ -911,22 +911,7 @@
             <w:vAlign w:val="center"/>
           </w:tcPr>
           <w:p>
-            <w:pPr>
-              <w:jc w:val="center"/>
-              <w:rPr>
-                <w:b/>
-                <w:sz w:val="20"/>
-                <w:szCs w:val="20"/>
-                <w:lang w:val="en-US"/>
-              </w:rPr>
-            </w:pPr>
             <w:r>
-              <w:rPr>
-                <w:b/>
-                <w:sz w:val="20"/>
-                <w:szCs w:val="20"/>
-                <w:lang w:val="en-US"/>
-              </w:rPr>
               <w:t>1</w:t>
             </w:r>
           </w:p>
@@ -937,24 +922,8 @@
             <w:vAlign w:val="center"/>
           </w:tcPr>
           <w:p>
-            <w:pPr>
-              <w:jc w:val="center"/>
-              <w:rPr>
-                <w:b/>
-                <w:sz w:val="20"/>
-                <w:szCs w:val="20"/>
-              </w:rPr>
-            </w:pPr>
             <w:r>
-              <w:rPr>
-                <w:rFonts w:eastAsia="Times New Roman"/>
-                <w:b/>
-                <w:bCs/>
-                <w:sz w:val="20"/>
-                <w:szCs w:val="20"/>
-                <w:lang w:val="sv-SE"/>
-              </w:rPr>
-              <w:t>VÕ THỊ KIM NGÂN</w:t>
+              <w:t>LÂM VĂN VĂN</w:t>
             </w:r>
           </w:p>
         </w:tc>
@@ -964,21 +933,8 @@
             <w:vAlign w:val="center"/>
           </w:tcPr>
           <w:p>
-            <w:pPr>
-              <w:jc w:val="center"/>
-              <w:rPr>
-                <w:b/>
-                <w:sz w:val="20"/>
-                <w:szCs w:val="20"/>
-              </w:rPr>
-            </w:pPr>
             <w:r>
-              <w:rPr>
-                <w:b/>
-                <w:sz w:val="20"/>
-                <w:szCs w:val="20"/>
-              </w:rPr>
-              <w:t>15/10/1997</w:t>
+              <w:t>14/12/1993</w:t>
             </w:r>
           </w:p>
         </w:tc>
@@ -988,22 +944,8 @@
             <w:vAlign w:val="center"/>
           </w:tcPr>
           <w:p>
-            <w:pPr>
-              <w:jc w:val="center"/>
-              <w:rPr>
-                <w:b/>
-                <w:sz w:val="20"/>
-                <w:szCs w:val="20"/>
-                <w:lang w:val="en-US"/>
-              </w:rPr>
-            </w:pPr>
             <w:r>
-              <w:rPr>
-                <w:b/>
-                <w:sz w:val="20"/>
-                <w:szCs w:val="20"/>
-              </w:rPr>
-              <w:t>Nữ</w:t>
+              <w:t>Nam</w:t>
             </w:r>
           </w:p>
         </w:tc>
@@ -1014,84 +956,34 @@
           </w:tcPr>
           <w:p>
             <w:pPr>
-              <w:jc w:val="left"/>
-              <w:rPr>
-                <w:b/>
-                <w:sz w:val="20"/>
-                <w:szCs w:val="20"/>
+              <w:rPr>
+                <w:lang w:val="en-US"/>
               </w:rPr>
             </w:pPr>
             <w:r>
-              <w:rPr>
-                <w:b/>
-                <w:sz w:val="20"/>
-                <w:szCs w:val="20"/>
-              </w:rPr>
-              <w:t>CĂN CƯỚC:</w:t>
+              <w:t>CĂN CƯỚC: 004093001107</w:t>
             </w:r>
             <w:r>
-              <w:t xml:space="preserve"> </w:t>
+              <w:br/>
+              <w:t>Ngày cấp: 22/04/2021</w:t>
             </w:r>
             <w:r>
-              <w:rPr>
-                <w:b/>
-                <w:sz w:val="20"/>
-                <w:szCs w:val="20"/>
+              <w:br/>
+              <w:t xml:space="preserve">Nơi cấp: </w:t>
+            </w:r>
+            <w:proofErr w:type="spellStart"/>
+            <w:r>
+              <w:rPr>
                 <w:lang w:val="en-US"/>
               </w:rPr>
-              <w:t>051197009742</w:t>
+              <w:t>Bộ</w:t>
             </w:r>
-          </w:p>
-          <w:p>
-            <w:pPr>
-              <w:jc w:val="left"/>
-              <w:rPr>
-                <w:b/>
-                <w:sz w:val="20"/>
-                <w:szCs w:val="20"/>
-              </w:rPr>
-            </w:pPr>
+            <w:proofErr w:type="spellEnd"/>
             <w:r>
               <w:rPr>
-                <w:b/>
-                <w:sz w:val="20"/>
-                <w:szCs w:val="20"/>
-              </w:rPr>
-              <w:t xml:space="preserve">Ngày cấp: </w:t>
-            </w:r>
-            <w:r>
-              <w:rPr>
-                <w:b/>
-                <w:sz w:val="20"/>
-                <w:szCs w:val="20"/>
-              </w:rPr>
-              <w:t>12/11/2021</w:t>
-            </w:r>
-          </w:p>
-          <w:p>
-            <w:pPr>
-              <w:jc w:val="left"/>
-              <w:rPr>
-                <w:b/>
-                <w:sz w:val="20"/>
-                <w:szCs w:val="20"/>
-              </w:rPr>
-            </w:pPr>
-            <w:r>
-              <w:rPr>
-                <w:b/>
-                <w:sz w:val="20"/>
-                <w:szCs w:val="20"/>
-              </w:rPr>
-              <w:t xml:space="preserve">Nơi câp: </w:t>
-            </w:r>
-            <w:r>
-              <w:rPr>
-                <w:b/>
-                <w:sz w:val="20"/>
-                <w:szCs w:val="20"/>
-              </w:rPr>
-              <w:t>Cục Cảnh sát quản lý hành chính về trật tự xã hội</w:t>
+                <w:lang w:val="en-US"/>
+              </w:rPr>
+              <w:t xml:space="preserve"> Công An</w:t>
             </w:r>
           </w:p>
         </w:tc>
@@ -1102,13 +994,16 @@
           </w:tcPr>
           <w:p>
             <w:pPr>
-              <w:jc w:val="center"/>
-              <w:rPr>
-                <w:b/>
-                <w:sz w:val="20"/>
-                <w:szCs w:val="20"/>
+              <w:rPr>
+                <w:lang w:val="en-US"/>
               </w:rPr>
             </w:pPr>
+            <w:r>
+              <w:rPr>
+                <w:lang w:val="en-US"/>
+              </w:rPr>
+              <w:t xml:space="preserve"> </w:t>
+            </w:r>
           </w:p>
         </w:tc>
         <w:tc>
@@ -1118,13 +1013,16 @@
           </w:tcPr>
           <w:p>
             <w:pPr>
-              <w:jc w:val="center"/>
-              <w:rPr>
-                <w:b/>
-                <w:sz w:val="20"/>
-                <w:szCs w:val="20"/>
+              <w:rPr>
+                <w:lang w:val="en-US"/>
               </w:rPr>
             </w:pPr>
+            <w:r>
+              <w:rPr>
+                <w:lang w:val="en-US"/>
+              </w:rPr>
+              <w:t xml:space="preserve"> </w:t>
+            </w:r>
           </w:p>
         </w:tc>
         <w:tc>
@@ -1133,21 +1031,8 @@
             <w:vAlign w:val="center"/>
           </w:tcPr>
           <w:p>
-            <w:pPr>
-              <w:jc w:val="center"/>
-              <w:rPr>
-                <w:b/>
-                <w:sz w:val="20"/>
-                <w:szCs w:val="20"/>
-              </w:rPr>
-            </w:pPr>
             <w:r>
-              <w:rPr>
-                <w:b/>
-                <w:sz w:val="20"/>
-                <w:szCs w:val="20"/>
-              </w:rPr>
-              <w:t>Thôn Long Thạnh 1, Phường Sa Huỳnh, Tỉnh Quảng Ngãi, Việt Nam</w:t>
+              <w:t>XÓM TRƯỜNG AN, Xã Bế Văn Đàn, Tỉnh Cao Bằng</w:t>
             </w:r>
           </w:p>
         </w:tc>
@@ -1157,32 +1042,8 @@
             <w:vAlign w:val="center"/>
           </w:tcPr>
           <w:p>
-            <w:pPr>
-              <w:jc w:val="center"/>
-              <w:rPr>
-                <w:b/>
-                <w:sz w:val="20"/>
-                <w:szCs w:val="20"/>
-                <w:lang w:val="en-US"/>
-              </w:rPr>
-            </w:pPr>
             <w:r>
-              <w:rPr>
-                <w:b/>
-                <w:sz w:val="20"/>
-                <w:szCs w:val="20"/>
-                <w:lang w:val="en-US"/>
-              </w:rPr>
-              <w:t>100</w:t>
-            </w:r>
-            <w:r>
-              <w:rPr>
-                <w:b/>
-                <w:sz w:val="20"/>
-                <w:szCs w:val="20"/>
-                <w:lang w:val="en-US"/>
-              </w:rPr>
-              <w:t>%</w:t>
+              <w:t>100%</w:t>
             </w:r>
           </w:p>
         </w:tc>
@@ -1191,46 +1052,20 @@
             <w:tcW w:w="1668" w:type="dxa"/>
             <w:vAlign w:val="center"/>
           </w:tcPr>
-          <w:p>
-            <w:pPr>
-              <w:jc w:val="center"/>
-              <w:rPr>
-                <w:b/>
-                <w:sz w:val="20"/>
-                <w:szCs w:val="20"/>
-                <w:lang w:val="en-US"/>
-              </w:rPr>
-            </w:pPr>
-          </w:p>
+          <w:p/>
         </w:tc>
         <w:tc>
           <w:tcPr>
             <w:tcW w:w="1230" w:type="dxa"/>
             <w:vAlign w:val="center"/>
           </w:tcPr>
-          <w:p>
-            <w:pPr>
-              <w:jc w:val="center"/>
-              <w:rPr>
-                <w:b/>
-                <w:sz w:val="20"/>
-                <w:szCs w:val="20"/>
-              </w:rPr>
-            </w:pPr>
-          </w:p>
+          <w:p/>
         </w:tc>
         <w:tc>
           <w:tcPr>
             <w:tcW w:w="925" w:type="dxa"/>
           </w:tcPr>
-          <w:p>
-            <w:pPr>
-              <w:jc w:val="center"/>
-              <w:rPr>
-                <w:b/>
-              </w:rPr>
-            </w:pPr>
-          </w:p>
+          <w:p/>
         </w:tc>
       </w:tr>
     </w:tbl>
@@ -1378,8 +1213,9 @@
                 <w:sz w:val="26"/>
                 <w:szCs w:val="26"/>
               </w:rPr>
-              <w:t>Thành phố Hồ Chí Minh</w:t>
+              <w:t xml:space="preserve">Thành </w:t>
             </w:r>
+            <w:proofErr w:type="spellStart"/>
             <w:r>
               <w:rPr>
                 <w:rFonts w:ascii="Times New Roman" w:eastAsia="Calibri" w:hAnsi="Times New Roman" w:cs="Times New Roman"/>
@@ -1387,8 +1223,9 @@
                 <w:sz w:val="26"/>
                 <w:szCs w:val="26"/>
               </w:rPr>
-              <w:t>, ngày</w:t>
+              <w:t>phố</w:t>
             </w:r>
+            <w:proofErr w:type="spellEnd"/>
             <w:r>
               <w:rPr>
                 <w:rFonts w:ascii="Times New Roman" w:eastAsia="Calibri" w:hAnsi="Times New Roman" w:cs="Times New Roman"/>
@@ -1398,6 +1235,7 @@
               </w:rPr>
               <w:t xml:space="preserve"> </w:t>
             </w:r>
+            <w:proofErr w:type="spellStart"/>
             <w:r>
               <w:rPr>
                 <w:rFonts w:ascii="Times New Roman" w:eastAsia="Calibri" w:hAnsi="Times New Roman" w:cs="Times New Roman"/>
@@ -1405,7 +1243,77 @@
                 <w:sz w:val="26"/>
                 <w:szCs w:val="26"/>
               </w:rPr>
-              <w:t>18 tháng 5 năm 2026</w:t>
+              <w:t>Hồ</w:t>
+            </w:r>
+            <w:proofErr w:type="spellEnd"/>
+            <w:r>
+              <w:rPr>
+                <w:rFonts w:ascii="Times New Roman" w:eastAsia="Calibri" w:hAnsi="Times New Roman" w:cs="Times New Roman"/>
+                <w:i/>
+                <w:sz w:val="26"/>
+                <w:szCs w:val="26"/>
+              </w:rPr>
+              <w:t xml:space="preserve"> Chí Minh, </w:t>
+            </w:r>
+            <w:proofErr w:type="spellStart"/>
+            <w:r>
+              <w:rPr>
+                <w:rFonts w:ascii="Times New Roman" w:eastAsia="Calibri" w:hAnsi="Times New Roman" w:cs="Times New Roman"/>
+                <w:i/>
+                <w:sz w:val="26"/>
+                <w:szCs w:val="26"/>
+              </w:rPr>
+              <w:t>ngày</w:t>
+            </w:r>
+            <w:proofErr w:type="spellEnd"/>
+            <w:r>
+              <w:rPr>
+                <w:rFonts w:ascii="Times New Roman" w:eastAsia="Calibri" w:hAnsi="Times New Roman" w:cs="Times New Roman"/>
+                <w:i/>
+                <w:sz w:val="26"/>
+                <w:szCs w:val="26"/>
+              </w:rPr>
+              <w:t xml:space="preserve"> 06 </w:t>
+            </w:r>
+            <w:proofErr w:type="spellStart"/>
+            <w:r>
+              <w:rPr>
+                <w:rFonts w:ascii="Times New Roman" w:eastAsia="Calibri" w:hAnsi="Times New Roman" w:cs="Times New Roman"/>
+                <w:i/>
+                <w:sz w:val="26"/>
+                <w:szCs w:val="26"/>
+              </w:rPr>
+              <w:t>tháng</w:t>
+            </w:r>
+            <w:proofErr w:type="spellEnd"/>
+            <w:r>
+              <w:rPr>
+                <w:rFonts w:ascii="Times New Roman" w:eastAsia="Calibri" w:hAnsi="Times New Roman" w:cs="Times New Roman"/>
+                <w:i/>
+                <w:sz w:val="26"/>
+                <w:szCs w:val="26"/>
+              </w:rPr>
+              <w:t xml:space="preserve"> 06 </w:t>
+            </w:r>
+            <w:proofErr w:type="spellStart"/>
+            <w:r>
+              <w:rPr>
+                <w:rFonts w:ascii="Times New Roman" w:eastAsia="Calibri" w:hAnsi="Times New Roman" w:cs="Times New Roman"/>
+                <w:i/>
+                <w:sz w:val="26"/>
+                <w:szCs w:val="26"/>
+              </w:rPr>
+              <w:t>năm</w:t>
+            </w:r>
+            <w:proofErr w:type="spellEnd"/>
+            <w:r>
+              <w:rPr>
+                <w:rFonts w:ascii="Times New Roman" w:eastAsia="Calibri" w:hAnsi="Times New Roman" w:cs="Times New Roman"/>
+                <w:i/>
+                <w:sz w:val="26"/>
+                <w:szCs w:val="26"/>
+              </w:rPr>
+              <w:t xml:space="preserve"> 2026</w:t>
             </w:r>
           </w:p>
           <w:p>
@@ -1493,7 +1401,107 @@
                 <w:sz w:val="26"/>
                 <w:szCs w:val="26"/>
               </w:rPr>
-              <w:t>(Ký và ghi họ tên)</w:t>
+              <w:t>(</w:t>
+            </w:r>
+            <w:proofErr w:type="spellStart"/>
+            <w:r>
+              <w:rPr>
+                <w:rFonts w:ascii="Times New Roman" w:eastAsia="Calibri" w:hAnsi="Times New Roman" w:cs="Times New Roman"/>
+                <w:i/>
+                <w:sz w:val="26"/>
+                <w:szCs w:val="26"/>
+              </w:rPr>
+              <w:t>Ký</w:t>
+            </w:r>
+            <w:proofErr w:type="spellEnd"/>
+            <w:r>
+              <w:rPr>
+                <w:rFonts w:ascii="Times New Roman" w:eastAsia="Calibri" w:hAnsi="Times New Roman" w:cs="Times New Roman"/>
+                <w:i/>
+                <w:sz w:val="26"/>
+                <w:szCs w:val="26"/>
+              </w:rPr>
+              <w:t xml:space="preserve"> </w:t>
+            </w:r>
+            <w:proofErr w:type="spellStart"/>
+            <w:r>
+              <w:rPr>
+                <w:rFonts w:ascii="Times New Roman" w:eastAsia="Calibri" w:hAnsi="Times New Roman" w:cs="Times New Roman"/>
+                <w:i/>
+                <w:sz w:val="26"/>
+                <w:szCs w:val="26"/>
+              </w:rPr>
+              <w:t>và</w:t>
+            </w:r>
+            <w:proofErr w:type="spellEnd"/>
+            <w:r>
+              <w:rPr>
+                <w:rFonts w:ascii="Times New Roman" w:eastAsia="Calibri" w:hAnsi="Times New Roman" w:cs="Times New Roman"/>
+                <w:i/>
+                <w:sz w:val="26"/>
+                <w:szCs w:val="26"/>
+              </w:rPr>
+              <w:t xml:space="preserve"> </w:t>
+            </w:r>
+            <w:proofErr w:type="spellStart"/>
+            <w:r>
+              <w:rPr>
+                <w:rFonts w:ascii="Times New Roman" w:eastAsia="Calibri" w:hAnsi="Times New Roman" w:cs="Times New Roman"/>
+                <w:i/>
+                <w:sz w:val="26"/>
+                <w:szCs w:val="26"/>
+              </w:rPr>
+              <w:t>ghi</w:t>
+            </w:r>
+            <w:proofErr w:type="spellEnd"/>
+            <w:r>
+              <w:rPr>
+                <w:rFonts w:ascii="Times New Roman" w:eastAsia="Calibri" w:hAnsi="Times New Roman" w:cs="Times New Roman"/>
+                <w:i/>
+                <w:sz w:val="26"/>
+                <w:szCs w:val="26"/>
+              </w:rPr>
+              <w:t xml:space="preserve"> </w:t>
+            </w:r>
+            <w:proofErr w:type="spellStart"/>
+            <w:r>
+              <w:rPr>
+                <w:rFonts w:ascii="Times New Roman" w:eastAsia="Calibri" w:hAnsi="Times New Roman" w:cs="Times New Roman"/>
+                <w:i/>
+                <w:sz w:val="26"/>
+                <w:szCs w:val="26"/>
+              </w:rPr>
+              <w:t>họ</w:t>
+            </w:r>
+            <w:proofErr w:type="spellEnd"/>
+            <w:r>
+              <w:rPr>
+                <w:rFonts w:ascii="Times New Roman" w:eastAsia="Calibri" w:hAnsi="Times New Roman" w:cs="Times New Roman"/>
+                <w:i/>
+                <w:sz w:val="26"/>
+                <w:szCs w:val="26"/>
+              </w:rPr>
+              <w:t xml:space="preserve"> </w:t>
+            </w:r>
+            <w:proofErr w:type="spellStart"/>
+            <w:r>
+              <w:rPr>
+                <w:rFonts w:ascii="Times New Roman" w:eastAsia="Calibri" w:hAnsi="Times New Roman" w:cs="Times New Roman"/>
+                <w:i/>
+                <w:sz w:val="26"/>
+                <w:szCs w:val="26"/>
+              </w:rPr>
+              <w:t>tên</w:t>
+            </w:r>
+            <w:proofErr w:type="spellEnd"/>
+            <w:r>
+              <w:rPr>
+                <w:rFonts w:ascii="Times New Roman" w:eastAsia="Calibri" w:hAnsi="Times New Roman" w:cs="Times New Roman"/>
+                <w:i/>
+                <w:sz w:val="26"/>
+                <w:szCs w:val="26"/>
+              </w:rPr>
+              <w:t>)</w:t>
             </w:r>
             <w:r>
               <w:rPr>
@@ -1584,18 +1592,7 @@
                 <w:sz w:val="26"/>
                 <w:szCs w:val="26"/>
               </w:rPr>
-              <w:t>ZHENG, RENDE</w:t>
-            </w:r>
-            <w:bookmarkStart w:id="0" w:name="_GoBack"/>
-            <w:bookmarkEnd w:id="0"/>
-            <w:r>
-              <w:rPr>
-                <w:rFonts w:ascii="Times New Roman" w:eastAsia="Calibri" w:hAnsi="Times New Roman" w:cs="Times New Roman"/>
-                <w:b/>
-                <w:sz w:val="26"/>
-                <w:szCs w:val="26"/>
-              </w:rPr>
-              <w:t xml:space="preserve"> </w:t>
+              <w:t xml:space="preserve">HUANG, SHENGHUAI </w:t>
             </w:r>
           </w:p>
           <w:p>
@@ -1638,7 +1635,7 @@
 </file>
 
 <file path=word/endnotes.xml><?xml version="1.0" encoding="utf-8"?>
-<w:endnotes xmlns:wpc="http://schemas.microsoft.com/office/word/2010/wordprocessingCanvas" xmlns:cx="http://schemas.microsoft.com/office/drawing/2014/chartex" xmlns:cx1="http://schemas.microsoft.com/office/drawing/2015/9/8/chartex" xmlns:mc="http://schemas.openxmlformats.org/markup-compatibility/2006" xmlns:o="urn:schemas-microsoft-com:office:office" xmlns:r="http://schemas.openxmlformats.org/officeDocument/2006/relationships" xmlns:m="http://schemas.openxmlformats.org/officeDocument/2006/math" xmlns:v="urn:schemas-microsoft-com:vml" xmlns:wp14="http://schemas.microsoft.com/office/word/2010/wordprocessingDrawing" xmlns:wp="http://schemas.openxmlformats.org/drawingml/2006/wordprocessingDrawing" xmlns:w10="urn:schemas-microsoft-com:office:word" xmlns:w="http://schemas.openxmlformats.org/wordprocessingml/2006/main" xmlns:w14="http://schemas.microsoft.com/office/word/2010/wordml" xmlns:w15="http://schemas.microsoft.com/office/word/2012/wordml" xmlns:w16se="http://schemas.microsoft.com/office/word/2015/wordml/symex" xmlns:wpg="http://schemas.microsoft.com/office/word/2010/wordprocessingGroup" xmlns:wpi="http://schemas.microsoft.com/office/word/2010/wordprocessingInk" xmlns:wne="http://schemas.microsoft.com/office/word/2006/wordml" xmlns:wps="http://schemas.microsoft.com/office/word/2010/wordprocessingShape" mc:Ignorable="w14 w15 w16se wp14">
+<w:endnotes xmlns:wpc="http://schemas.microsoft.com/office/word/2010/wordprocessingCanvas" xmlns:cx="http://schemas.microsoft.com/office/drawing/2014/chartex" xmlns:cx1="http://schemas.microsoft.com/office/drawing/2015/9/8/chartex" xmlns:cx2="http://schemas.microsoft.com/office/drawing/2015/10/21/chartex" xmlns:cx3="http://schemas.microsoft.com/office/drawing/2016/5/9/chartex" xmlns:cx4="http://schemas.microsoft.com/office/drawing/2016/5/10/chartex" xmlns:cx5="http://schemas.microsoft.com/office/drawing/2016/5/11/chartex" xmlns:cx6="http://schemas.microsoft.com/office/drawing/2016/5/12/chartex" xmlns:cx7="http://schemas.microsoft.com/office/drawing/2016/5/13/chartex" xmlns:cx8="http://schemas.microsoft.com/office/drawing/2016/5/14/chartex" xmlns:mc="http://schemas.openxmlformats.org/markup-compatibility/2006" xmlns:aink="http://schemas.microsoft.com/office/drawing/2016/ink" xmlns:am3d="http://schemas.microsoft.com/office/drawing/2017/model3d" xmlns:o="urn:schemas-microsoft-com:office:office" xmlns:oel="http://schemas.microsoft.com/office/2019/extlst" xmlns:r="http://schemas.openxmlformats.org/officeDocument/2006/relationships" xmlns:m="http://schemas.openxmlformats.org/officeDocument/2006/math" xmlns:v="urn:schemas-microsoft-com:vml" xmlns:wp14="http://schemas.microsoft.com/office/word/2010/wordprocessingDrawing" xmlns:wp="http://schemas.openxmlformats.org/drawingml/2006/wordprocessingDrawing" xmlns:w10="urn:schemas-microsoft-com:office:word" xmlns:w="http://schemas.openxmlformats.org/wordprocessingml/2006/main" xmlns:w14="http://schemas.microsoft.com/office/word/2010/wordml" xmlns:w15="http://schemas.microsoft.com/office/word/2012/wordml" xmlns:w16cex="http://schemas.microsoft.com/office/word/2018/wordml/cex" xmlns:w16cid="http://schemas.microsoft.com/office/word/2016/wordml/cid" xmlns:w16="http://schemas.microsoft.com/office/word/2018/wordml" xmlns:w16du="http://schemas.microsoft.com/office/word/2023/wordml/word16du" xmlns:w16sdtdh="http://schemas.microsoft.com/office/word/2020/wordml/sdtdatahash" xmlns:w16sdtfl="http://schemas.microsoft.com/office/word/2024/wordml/sdtformatlock" xmlns:w16se="http://schemas.microsoft.com/office/word/2015/wordml/symex" xmlns:wpg="http://schemas.microsoft.com/office/word/2010/wordprocessingGroup" xmlns:wpi="http://schemas.microsoft.com/office/word/2010/wordprocessingInk" xmlns:wne="http://schemas.microsoft.com/office/word/2006/wordml" xmlns:wps="http://schemas.microsoft.com/office/word/2010/wordprocessingShape" mc:Ignorable="w14 w15 w16se w16cid w16 w16cex w16sdtdh w16sdtfl w16du wp14">
   <w:endnote w:type="separator" w:id="-1">
     <w:p>
       <w:pPr>
@@ -1663,7 +1660,7 @@
 </file>
 
 <file path=word/footnotes.xml><?xml version="1.0" encoding="utf-8"?>
-<w:footnotes xmlns:wpc="http://schemas.microsoft.com/office/word/2010/wordprocessingCanvas" xmlns:cx="http://schemas.microsoft.com/office/drawing/2014/chartex" xmlns:cx1="http://schemas.microsoft.com/office/drawing/2015/9/8/chartex" xmlns:mc="http://schemas.openxmlformats.org/markup-compatibility/2006" xmlns:o="urn:schemas-microsoft-com:office:office" xmlns:r="http://schemas.openxmlformats.org/officeDocument/2006/relationships" xmlns:m="http://schemas.openxmlformats.org/officeDocument/2006/math" xmlns:v="urn:schemas-microsoft-com:vml" xmlns:wp14="http://schemas.microsoft.com/office/word/2010/wordprocessingDrawing" xmlns:wp="http://schemas.openxmlformats.org/drawingml/2006/wordprocessingDrawing" xmlns:w10="urn:schemas-microsoft-com:office:word" xmlns:w="http://schemas.openxmlformats.org/wordprocessingml/2006/main" xmlns:w14="http://schemas.microsoft.com/office/word/2010/wordml" xmlns:w15="http://schemas.microsoft.com/office/word/2012/wordml" xmlns:w16se="http://schemas.microsoft.com/office/word/2015/wordml/symex" xmlns:wpg="http://schemas.microsoft.com/office/word/2010/wordprocessingGroup" xmlns:wpi="http://schemas.microsoft.com/office/word/2010/wordprocessingInk" xmlns:wne="http://schemas.microsoft.com/office/word/2006/wordml" xmlns:wps="http://schemas.microsoft.com/office/word/2010/wordprocessingShape" mc:Ignorable="w14 w15 w16se wp14">
+<w:footnotes xmlns:wpc="http://schemas.microsoft.com/office/word/2010/wordprocessingCanvas" xmlns:cx="http://schemas.microsoft.com/office/drawing/2014/chartex" xmlns:cx1="http://schemas.microsoft.com/office/drawing/2015/9/8/chartex" xmlns:cx2="http://schemas.microsoft.com/office/drawing/2015/10/21/chartex" xmlns:cx3="http://schemas.microsoft.com/office/drawing/2016/5/9/chartex" xmlns:cx4="http://schemas.microsoft.com/office/drawing/2016/5/10/chartex" xmlns:cx5="http://schemas.microsoft.com/office/drawing/2016/5/11/chartex" xmlns:cx6="http://schemas.microsoft.com/office/drawing/2016/5/12/chartex" xmlns:cx7="http://schemas.microsoft.com/office/drawing/2016/5/13/chartex" xmlns:cx8="http://schemas.microsoft.com/office/drawing/2016/5/14/chartex" xmlns:mc="http://schemas.openxmlformats.org/markup-compatibility/2006" xmlns:aink="http://schemas.microsoft.com/office/drawing/2016/ink" xmlns:am3d="http://schemas.microsoft.com/office/drawing/2017/model3d" xmlns:o="urn:schemas-microsoft-com:office:office" xmlns:oel="http://schemas.microsoft.com/office/2019/extlst" xmlns:r="http://schemas.openxmlformats.org/officeDocument/2006/relationships" xmlns:m="http://schemas.openxmlformats.org/officeDocument/2006/math" xmlns:v="urn:schemas-microsoft-com:vml" xmlns:wp14="http://schemas.microsoft.com/office/word/2010/wordprocessingDrawing" xmlns:wp="http://schemas.openxmlformats.org/drawingml/2006/wordprocessingDrawing" xmlns:w10="urn:schemas-microsoft-com:office:word" xmlns:w="http://schemas.openxmlformats.org/wordprocessingml/2006/main" xmlns:w14="http://schemas.microsoft.com/office/word/2010/wordml" xmlns:w15="http://schemas.microsoft.com/office/word/2012/wordml" xmlns:w16cex="http://schemas.microsoft.com/office/word/2018/wordml/cex" xmlns:w16cid="http://schemas.microsoft.com/office/word/2016/wordml/cid" xmlns:w16="http://schemas.microsoft.com/office/word/2018/wordml" xmlns:w16du="http://schemas.microsoft.com/office/word/2023/wordml/word16du" xmlns:w16sdtdh="http://schemas.microsoft.com/office/word/2020/wordml/sdtdatahash" xmlns:w16sdtfl="http://schemas.microsoft.com/office/word/2024/wordml/sdtformatlock" xmlns:w16se="http://schemas.microsoft.com/office/word/2015/wordml/symex" xmlns:wpg="http://schemas.microsoft.com/office/word/2010/wordprocessingGroup" xmlns:wpi="http://schemas.microsoft.com/office/word/2010/wordprocessingInk" xmlns:wne="http://schemas.microsoft.com/office/word/2006/wordml" xmlns:wps="http://schemas.microsoft.com/office/word/2010/wordprocessingShape" mc:Ignorable="w14 w15 w16se w16cid w16 w16cex w16sdtdh w16sdtfl w16du wp14">
   <w:footnote w:type="separator" w:id="-1">
     <w:p>
       <w:pPr>
@@ -1704,7 +1701,259 @@
         <w:rPr>
           <w:spacing w:val="-10"/>
         </w:rPr>
-        <w:t xml:space="preserve"> Nếu cột số 5 kê khai Số định danh cá nhân thì không phải kê khai các cột số 6, 7.</w:t>
+        <w:t xml:space="preserve"> </w:t>
+      </w:r>
+      <w:proofErr w:type="spellStart"/>
+      <w:r>
+        <w:rPr>
+          <w:spacing w:val="-10"/>
+        </w:rPr>
+        <w:t>Nếu</w:t>
+      </w:r>
+      <w:proofErr w:type="spellEnd"/>
+      <w:r>
+        <w:rPr>
+          <w:spacing w:val="-10"/>
+        </w:rPr>
+        <w:t xml:space="preserve"> </w:t>
+      </w:r>
+      <w:proofErr w:type="spellStart"/>
+      <w:r>
+        <w:rPr>
+          <w:spacing w:val="-10"/>
+        </w:rPr>
+        <w:t>cột</w:t>
+      </w:r>
+      <w:proofErr w:type="spellEnd"/>
+      <w:r>
+        <w:rPr>
+          <w:spacing w:val="-10"/>
+        </w:rPr>
+        <w:t xml:space="preserve"> </w:t>
+      </w:r>
+      <w:proofErr w:type="spellStart"/>
+      <w:r>
+        <w:rPr>
+          <w:spacing w:val="-10"/>
+        </w:rPr>
+        <w:t>số</w:t>
+      </w:r>
+      <w:proofErr w:type="spellEnd"/>
+      <w:r>
+        <w:rPr>
+          <w:spacing w:val="-10"/>
+        </w:rPr>
+        <w:t xml:space="preserve"> 5 </w:t>
+      </w:r>
+      <w:proofErr w:type="spellStart"/>
+      <w:r>
+        <w:rPr>
+          <w:spacing w:val="-10"/>
+        </w:rPr>
+        <w:t>kê</w:t>
+      </w:r>
+      <w:proofErr w:type="spellEnd"/>
+      <w:r>
+        <w:rPr>
+          <w:spacing w:val="-10"/>
+        </w:rPr>
+        <w:t xml:space="preserve"> </w:t>
+      </w:r>
+      <w:proofErr w:type="spellStart"/>
+      <w:r>
+        <w:rPr>
+          <w:spacing w:val="-10"/>
+        </w:rPr>
+        <w:t>khai</w:t>
+      </w:r>
+      <w:proofErr w:type="spellEnd"/>
+      <w:r>
+        <w:rPr>
+          <w:spacing w:val="-10"/>
+        </w:rPr>
+        <w:t xml:space="preserve"> </w:t>
+      </w:r>
+      <w:proofErr w:type="spellStart"/>
+      <w:r>
+        <w:rPr>
+          <w:spacing w:val="-10"/>
+        </w:rPr>
+        <w:t>Số</w:t>
+      </w:r>
+      <w:proofErr w:type="spellEnd"/>
+      <w:r>
+        <w:rPr>
+          <w:spacing w:val="-10"/>
+        </w:rPr>
+        <w:t xml:space="preserve"> </w:t>
+      </w:r>
+      <w:proofErr w:type="spellStart"/>
+      <w:r>
+        <w:rPr>
+          <w:spacing w:val="-10"/>
+        </w:rPr>
+        <w:t>định</w:t>
+      </w:r>
+      <w:proofErr w:type="spellEnd"/>
+      <w:r>
+        <w:rPr>
+          <w:spacing w:val="-10"/>
+        </w:rPr>
+        <w:t xml:space="preserve"> </w:t>
+      </w:r>
+      <w:proofErr w:type="spellStart"/>
+      <w:r>
+        <w:rPr>
+          <w:spacing w:val="-10"/>
+        </w:rPr>
+        <w:t>danh</w:t>
+      </w:r>
+      <w:proofErr w:type="spellEnd"/>
+      <w:r>
+        <w:rPr>
+          <w:spacing w:val="-10"/>
+        </w:rPr>
+        <w:t xml:space="preserve"> </w:t>
+      </w:r>
+      <w:proofErr w:type="spellStart"/>
+      <w:r>
+        <w:rPr>
+          <w:spacing w:val="-10"/>
+        </w:rPr>
+        <w:t>cá</w:t>
+      </w:r>
+      <w:proofErr w:type="spellEnd"/>
+      <w:r>
+        <w:rPr>
+          <w:spacing w:val="-10"/>
+        </w:rPr>
+        <w:t xml:space="preserve"> </w:t>
+      </w:r>
+      <w:proofErr w:type="spellStart"/>
+      <w:r>
+        <w:rPr>
+          <w:spacing w:val="-10"/>
+        </w:rPr>
+        <w:t>nhân</w:t>
+      </w:r>
+      <w:proofErr w:type="spellEnd"/>
+      <w:r>
+        <w:rPr>
+          <w:spacing w:val="-10"/>
+        </w:rPr>
+        <w:t xml:space="preserve"> </w:t>
+      </w:r>
+      <w:proofErr w:type="spellStart"/>
+      <w:r>
+        <w:rPr>
+          <w:spacing w:val="-10"/>
+        </w:rPr>
+        <w:t>thì</w:t>
+      </w:r>
+      <w:proofErr w:type="spellEnd"/>
+      <w:r>
+        <w:rPr>
+          <w:spacing w:val="-10"/>
+        </w:rPr>
+        <w:t xml:space="preserve"> </w:t>
+      </w:r>
+      <w:proofErr w:type="spellStart"/>
+      <w:r>
+        <w:rPr>
+          <w:spacing w:val="-10"/>
+        </w:rPr>
+        <w:t>không</w:t>
+      </w:r>
+      <w:proofErr w:type="spellEnd"/>
+      <w:r>
+        <w:rPr>
+          <w:spacing w:val="-10"/>
+        </w:rPr>
+        <w:t xml:space="preserve"> </w:t>
+      </w:r>
+      <w:proofErr w:type="spellStart"/>
+      <w:r>
+        <w:rPr>
+          <w:spacing w:val="-10"/>
+        </w:rPr>
+        <w:t>phải</w:t>
+      </w:r>
+      <w:proofErr w:type="spellEnd"/>
+      <w:r>
+        <w:rPr>
+          <w:spacing w:val="-10"/>
+        </w:rPr>
+        <w:t xml:space="preserve"> </w:t>
+      </w:r>
+      <w:proofErr w:type="spellStart"/>
+      <w:r>
+        <w:rPr>
+          <w:spacing w:val="-10"/>
+        </w:rPr>
+        <w:t>kê</w:t>
+      </w:r>
+      <w:proofErr w:type="spellEnd"/>
+      <w:r>
+        <w:rPr>
+          <w:spacing w:val="-10"/>
+        </w:rPr>
+        <w:t xml:space="preserve"> </w:t>
+      </w:r>
+      <w:proofErr w:type="spellStart"/>
+      <w:r>
+        <w:rPr>
+          <w:spacing w:val="-10"/>
+        </w:rPr>
+        <w:t>khai</w:t>
+      </w:r>
+      <w:proofErr w:type="spellEnd"/>
+      <w:r>
+        <w:rPr>
+          <w:spacing w:val="-10"/>
+        </w:rPr>
+        <w:t xml:space="preserve"> </w:t>
+      </w:r>
+      <w:proofErr w:type="spellStart"/>
+      <w:r>
+        <w:rPr>
+          <w:spacing w:val="-10"/>
+        </w:rPr>
+        <w:t>các</w:t>
+      </w:r>
+      <w:proofErr w:type="spellEnd"/>
+      <w:r>
+        <w:rPr>
+          <w:spacing w:val="-10"/>
+        </w:rPr>
+        <w:t xml:space="preserve"> </w:t>
+      </w:r>
+      <w:proofErr w:type="spellStart"/>
+      <w:r>
+        <w:rPr>
+          <w:spacing w:val="-10"/>
+        </w:rPr>
+        <w:t>cột</w:t>
+      </w:r>
+      <w:proofErr w:type="spellEnd"/>
+      <w:r>
+        <w:rPr>
+          <w:spacing w:val="-10"/>
+        </w:rPr>
+        <w:t xml:space="preserve"> </w:t>
+      </w:r>
+      <w:proofErr w:type="spellStart"/>
+      <w:r>
+        <w:rPr>
+          <w:spacing w:val="-10"/>
+        </w:rPr>
+        <w:t>số</w:t>
+      </w:r>
+      <w:proofErr w:type="spellEnd"/>
+      <w:r>
+        <w:rPr>
+          <w:spacing w:val="-10"/>
+        </w:rPr>
+        <w:t xml:space="preserve"> 6, 7.</w:t>
       </w:r>
     </w:p>
   </w:footnote>
@@ -1730,7 +1979,301 @@
         <w:rPr>
           <w:spacing w:val="-10"/>
         </w:rPr>
-        <w:t>Trường hợp CSHHL thông qua sở hữu vốn điều lệ hoặc tổng số cổ phần có quyền biểu quyết được xác định như sau:</w:t>
+        <w:t xml:space="preserve">Trường </w:t>
+      </w:r>
+      <w:proofErr w:type="spellStart"/>
+      <w:r>
+        <w:rPr>
+          <w:spacing w:val="-10"/>
+        </w:rPr>
+        <w:t>hợp</w:t>
+      </w:r>
+      <w:proofErr w:type="spellEnd"/>
+      <w:r>
+        <w:rPr>
+          <w:spacing w:val="-10"/>
+        </w:rPr>
+        <w:t xml:space="preserve"> CSHHL </w:t>
+      </w:r>
+      <w:proofErr w:type="spellStart"/>
+      <w:r>
+        <w:rPr>
+          <w:spacing w:val="-10"/>
+        </w:rPr>
+        <w:t>thông</w:t>
+      </w:r>
+      <w:proofErr w:type="spellEnd"/>
+      <w:r>
+        <w:rPr>
+          <w:spacing w:val="-10"/>
+        </w:rPr>
+        <w:t xml:space="preserve"> qua </w:t>
+      </w:r>
+      <w:proofErr w:type="spellStart"/>
+      <w:r>
+        <w:rPr>
+          <w:spacing w:val="-10"/>
+        </w:rPr>
+        <w:t>sở</w:t>
+      </w:r>
+      <w:proofErr w:type="spellEnd"/>
+      <w:r>
+        <w:rPr>
+          <w:spacing w:val="-10"/>
+        </w:rPr>
+        <w:t xml:space="preserve"> </w:t>
+      </w:r>
+      <w:proofErr w:type="spellStart"/>
+      <w:r>
+        <w:rPr>
+          <w:spacing w:val="-10"/>
+        </w:rPr>
+        <w:t>hữu</w:t>
+      </w:r>
+      <w:proofErr w:type="spellEnd"/>
+      <w:r>
+        <w:rPr>
+          <w:spacing w:val="-10"/>
+        </w:rPr>
+        <w:t xml:space="preserve"> </w:t>
+      </w:r>
+      <w:proofErr w:type="spellStart"/>
+      <w:r>
+        <w:rPr>
+          <w:spacing w:val="-10"/>
+        </w:rPr>
+        <w:t>vốn</w:t>
+      </w:r>
+      <w:proofErr w:type="spellEnd"/>
+      <w:r>
+        <w:rPr>
+          <w:spacing w:val="-10"/>
+        </w:rPr>
+        <w:t xml:space="preserve"> </w:t>
+      </w:r>
+      <w:proofErr w:type="spellStart"/>
+      <w:r>
+        <w:rPr>
+          <w:spacing w:val="-10"/>
+        </w:rPr>
+        <w:t>điều</w:t>
+      </w:r>
+      <w:proofErr w:type="spellEnd"/>
+      <w:r>
+        <w:rPr>
+          <w:spacing w:val="-10"/>
+        </w:rPr>
+        <w:t xml:space="preserve"> </w:t>
+      </w:r>
+      <w:proofErr w:type="spellStart"/>
+      <w:r>
+        <w:rPr>
+          <w:spacing w:val="-10"/>
+        </w:rPr>
+        <w:t>lệ</w:t>
+      </w:r>
+      <w:proofErr w:type="spellEnd"/>
+      <w:r>
+        <w:rPr>
+          <w:spacing w:val="-10"/>
+        </w:rPr>
+        <w:t xml:space="preserve"> </w:t>
+      </w:r>
+      <w:proofErr w:type="spellStart"/>
+      <w:r>
+        <w:rPr>
+          <w:spacing w:val="-10"/>
+        </w:rPr>
+        <w:t>hoặc</w:t>
+      </w:r>
+      <w:proofErr w:type="spellEnd"/>
+      <w:r>
+        <w:rPr>
+          <w:spacing w:val="-10"/>
+        </w:rPr>
+        <w:t xml:space="preserve"> </w:t>
+      </w:r>
+      <w:proofErr w:type="spellStart"/>
+      <w:r>
+        <w:rPr>
+          <w:spacing w:val="-10"/>
+        </w:rPr>
+        <w:t>tổng</w:t>
+      </w:r>
+      <w:proofErr w:type="spellEnd"/>
+      <w:r>
+        <w:rPr>
+          <w:spacing w:val="-10"/>
+        </w:rPr>
+        <w:t xml:space="preserve"> </w:t>
+      </w:r>
+      <w:proofErr w:type="spellStart"/>
+      <w:r>
+        <w:rPr>
+          <w:spacing w:val="-10"/>
+        </w:rPr>
+        <w:t>số</w:t>
+      </w:r>
+      <w:proofErr w:type="spellEnd"/>
+      <w:r>
+        <w:rPr>
+          <w:spacing w:val="-10"/>
+        </w:rPr>
+        <w:t xml:space="preserve"> </w:t>
+      </w:r>
+      <w:proofErr w:type="spellStart"/>
+      <w:r>
+        <w:rPr>
+          <w:spacing w:val="-10"/>
+        </w:rPr>
+        <w:t>cổ</w:t>
+      </w:r>
+      <w:proofErr w:type="spellEnd"/>
+      <w:r>
+        <w:rPr>
+          <w:spacing w:val="-10"/>
+        </w:rPr>
+        <w:t xml:space="preserve"> </w:t>
+      </w:r>
+      <w:proofErr w:type="spellStart"/>
+      <w:r>
+        <w:rPr>
+          <w:spacing w:val="-10"/>
+        </w:rPr>
+        <w:t>phần</w:t>
+      </w:r>
+      <w:proofErr w:type="spellEnd"/>
+      <w:r>
+        <w:rPr>
+          <w:spacing w:val="-10"/>
+        </w:rPr>
+        <w:t xml:space="preserve"> </w:t>
+      </w:r>
+      <w:proofErr w:type="spellStart"/>
+      <w:r>
+        <w:rPr>
+          <w:spacing w:val="-10"/>
+        </w:rPr>
+        <w:t>có</w:t>
+      </w:r>
+      <w:proofErr w:type="spellEnd"/>
+      <w:r>
+        <w:rPr>
+          <w:spacing w:val="-10"/>
+        </w:rPr>
+        <w:t xml:space="preserve"> </w:t>
+      </w:r>
+      <w:proofErr w:type="spellStart"/>
+      <w:r>
+        <w:rPr>
+          <w:spacing w:val="-10"/>
+        </w:rPr>
+        <w:t>quyền</w:t>
+      </w:r>
+      <w:proofErr w:type="spellEnd"/>
+      <w:r>
+        <w:rPr>
+          <w:spacing w:val="-10"/>
+        </w:rPr>
+        <w:t xml:space="preserve"> </w:t>
+      </w:r>
+      <w:proofErr w:type="spellStart"/>
+      <w:r>
+        <w:rPr>
+          <w:spacing w:val="-10"/>
+        </w:rPr>
+        <w:t>biểu</w:t>
+      </w:r>
+      <w:proofErr w:type="spellEnd"/>
+      <w:r>
+        <w:rPr>
+          <w:spacing w:val="-10"/>
+        </w:rPr>
+        <w:t xml:space="preserve"> </w:t>
+      </w:r>
+      <w:proofErr w:type="spellStart"/>
+      <w:r>
+        <w:rPr>
+          <w:spacing w:val="-10"/>
+        </w:rPr>
+        <w:t>quyết</w:t>
+      </w:r>
+      <w:proofErr w:type="spellEnd"/>
+      <w:r>
+        <w:rPr>
+          <w:spacing w:val="-10"/>
+        </w:rPr>
+        <w:t xml:space="preserve"> </w:t>
+      </w:r>
+      <w:proofErr w:type="spellStart"/>
+      <w:r>
+        <w:rPr>
+          <w:spacing w:val="-10"/>
+        </w:rPr>
+        <w:t>được</w:t>
+      </w:r>
+      <w:proofErr w:type="spellEnd"/>
+      <w:r>
+        <w:rPr>
+          <w:spacing w:val="-10"/>
+        </w:rPr>
+        <w:t xml:space="preserve"> </w:t>
+      </w:r>
+      <w:proofErr w:type="spellStart"/>
+      <w:r>
+        <w:rPr>
+          <w:spacing w:val="-10"/>
+        </w:rPr>
+        <w:t>xác</w:t>
+      </w:r>
+      <w:proofErr w:type="spellEnd"/>
+      <w:r>
+        <w:rPr>
+          <w:spacing w:val="-10"/>
+        </w:rPr>
+        <w:t xml:space="preserve"> </w:t>
+      </w:r>
+      <w:proofErr w:type="spellStart"/>
+      <w:r>
+        <w:rPr>
+          <w:spacing w:val="-10"/>
+        </w:rPr>
+        <w:t>định</w:t>
+      </w:r>
+      <w:proofErr w:type="spellEnd"/>
+      <w:r>
+        <w:rPr>
+          <w:spacing w:val="-10"/>
+        </w:rPr>
+        <w:t xml:space="preserve"> </w:t>
+      </w:r>
+      <w:proofErr w:type="spellStart"/>
+      <w:r>
+        <w:rPr>
+          <w:spacing w:val="-10"/>
+        </w:rPr>
+        <w:t>như</w:t>
+      </w:r>
+      <w:proofErr w:type="spellEnd"/>
+      <w:r>
+        <w:rPr>
+          <w:spacing w:val="-10"/>
+        </w:rPr>
+        <w:t xml:space="preserve"> </w:t>
+      </w:r>
+      <w:proofErr w:type="spellStart"/>
+      <w:r>
+        <w:rPr>
+          <w:spacing w:val="-10"/>
+        </w:rPr>
+        <w:t>sau</w:t>
+      </w:r>
+      <w:proofErr w:type="spellEnd"/>
+      <w:r>
+        <w:rPr>
+          <w:spacing w:val="-10"/>
+        </w:rPr>
+        <w:t>:</w:t>
       </w:r>
     </w:p>
     <w:p>
@@ -1745,7 +2288,231 @@
         <w:rPr>
           <w:spacing w:val="-10"/>
         </w:rPr>
-        <w:t>- Cá nhân là cổ đông sở hữu từ 25% tổng số cổ phần có quyền biểu quyết trở lên;</w:t>
+        <w:t xml:space="preserve">- Cá </w:t>
+      </w:r>
+      <w:proofErr w:type="spellStart"/>
+      <w:r>
+        <w:rPr>
+          <w:spacing w:val="-10"/>
+        </w:rPr>
+        <w:t>nhân</w:t>
+      </w:r>
+      <w:proofErr w:type="spellEnd"/>
+      <w:r>
+        <w:rPr>
+          <w:spacing w:val="-10"/>
+        </w:rPr>
+        <w:t xml:space="preserve"> là </w:t>
+      </w:r>
+      <w:proofErr w:type="spellStart"/>
+      <w:r>
+        <w:rPr>
+          <w:spacing w:val="-10"/>
+        </w:rPr>
+        <w:t>cô</w:t>
+      </w:r>
+      <w:proofErr w:type="spellEnd"/>
+      <w:r>
+        <w:rPr>
+          <w:spacing w:val="-10"/>
+        </w:rPr>
+        <w:t xml:space="preserve">̉ </w:t>
+      </w:r>
+      <w:proofErr w:type="spellStart"/>
+      <w:r>
+        <w:rPr>
+          <w:spacing w:val="-10"/>
+        </w:rPr>
+        <w:t>đông</w:t>
+      </w:r>
+      <w:proofErr w:type="spellEnd"/>
+      <w:r>
+        <w:rPr>
+          <w:spacing w:val="-10"/>
+        </w:rPr>
+        <w:t xml:space="preserve"> </w:t>
+      </w:r>
+      <w:proofErr w:type="spellStart"/>
+      <w:r>
+        <w:rPr>
+          <w:spacing w:val="-10"/>
+        </w:rPr>
+        <w:t>sơ</w:t>
+      </w:r>
+      <w:proofErr w:type="spellEnd"/>
+      <w:r>
+        <w:rPr>
+          <w:spacing w:val="-10"/>
+        </w:rPr>
+        <w:t xml:space="preserve">̉ </w:t>
+      </w:r>
+      <w:proofErr w:type="spellStart"/>
+      <w:r>
+        <w:rPr>
+          <w:spacing w:val="-10"/>
+        </w:rPr>
+        <w:t>hữu</w:t>
+      </w:r>
+      <w:proofErr w:type="spellEnd"/>
+      <w:r>
+        <w:rPr>
+          <w:spacing w:val="-10"/>
+        </w:rPr>
+        <w:t xml:space="preserve"> </w:t>
+      </w:r>
+      <w:proofErr w:type="spellStart"/>
+      <w:r>
+        <w:rPr>
+          <w:spacing w:val="-10"/>
+        </w:rPr>
+        <w:t>tư</w:t>
+      </w:r>
+      <w:proofErr w:type="spellEnd"/>
+      <w:r>
+        <w:rPr>
+          <w:spacing w:val="-10"/>
+        </w:rPr>
+        <w:t xml:space="preserve">̀ 25% </w:t>
+      </w:r>
+      <w:proofErr w:type="spellStart"/>
+      <w:r>
+        <w:rPr>
+          <w:spacing w:val="-10"/>
+        </w:rPr>
+        <w:t>tổng</w:t>
+      </w:r>
+      <w:proofErr w:type="spellEnd"/>
+      <w:r>
+        <w:rPr>
+          <w:spacing w:val="-10"/>
+        </w:rPr>
+        <w:t xml:space="preserve"> </w:t>
+      </w:r>
+      <w:proofErr w:type="spellStart"/>
+      <w:r>
+        <w:rPr>
+          <w:spacing w:val="-10"/>
+        </w:rPr>
+        <w:t>số</w:t>
+      </w:r>
+      <w:proofErr w:type="spellEnd"/>
+      <w:r>
+        <w:rPr>
+          <w:spacing w:val="-10"/>
+        </w:rPr>
+        <w:t xml:space="preserve"> </w:t>
+      </w:r>
+      <w:proofErr w:type="spellStart"/>
+      <w:r>
+        <w:rPr>
+          <w:spacing w:val="-10"/>
+        </w:rPr>
+        <w:t>cổ</w:t>
+      </w:r>
+      <w:proofErr w:type="spellEnd"/>
+      <w:r>
+        <w:rPr>
+          <w:spacing w:val="-10"/>
+        </w:rPr>
+        <w:t xml:space="preserve"> </w:t>
+      </w:r>
+      <w:proofErr w:type="spellStart"/>
+      <w:r>
+        <w:rPr>
+          <w:spacing w:val="-10"/>
+        </w:rPr>
+        <w:t>phần</w:t>
+      </w:r>
+      <w:proofErr w:type="spellEnd"/>
+      <w:r>
+        <w:rPr>
+          <w:spacing w:val="-10"/>
+        </w:rPr>
+        <w:t xml:space="preserve"> </w:t>
+      </w:r>
+      <w:proofErr w:type="spellStart"/>
+      <w:r>
+        <w:rPr>
+          <w:spacing w:val="-10"/>
+        </w:rPr>
+        <w:t>có</w:t>
+      </w:r>
+      <w:proofErr w:type="spellEnd"/>
+      <w:r>
+        <w:rPr>
+          <w:spacing w:val="-10"/>
+        </w:rPr>
+        <w:t xml:space="preserve"> </w:t>
+      </w:r>
+      <w:proofErr w:type="spellStart"/>
+      <w:r>
+        <w:rPr>
+          <w:spacing w:val="-10"/>
+        </w:rPr>
+        <w:t>quyền</w:t>
+      </w:r>
+      <w:proofErr w:type="spellEnd"/>
+      <w:r>
+        <w:rPr>
+          <w:spacing w:val="-10"/>
+        </w:rPr>
+        <w:t xml:space="preserve"> </w:t>
+      </w:r>
+      <w:proofErr w:type="spellStart"/>
+      <w:r>
+        <w:rPr>
+          <w:spacing w:val="-10"/>
+        </w:rPr>
+        <w:t>biểu</w:t>
+      </w:r>
+      <w:proofErr w:type="spellEnd"/>
+      <w:r>
+        <w:rPr>
+          <w:spacing w:val="-10"/>
+        </w:rPr>
+        <w:t xml:space="preserve"> </w:t>
+      </w:r>
+      <w:proofErr w:type="spellStart"/>
+      <w:r>
+        <w:rPr>
+          <w:spacing w:val="-10"/>
+        </w:rPr>
+        <w:t>quyết</w:t>
+      </w:r>
+      <w:proofErr w:type="spellEnd"/>
+      <w:r>
+        <w:rPr>
+          <w:spacing w:val="-10"/>
+        </w:rPr>
+        <w:t xml:space="preserve"> </w:t>
+      </w:r>
+      <w:proofErr w:type="spellStart"/>
+      <w:r>
+        <w:rPr>
+          <w:spacing w:val="-10"/>
+        </w:rPr>
+        <w:t>trơ</w:t>
+      </w:r>
+      <w:proofErr w:type="spellEnd"/>
+      <w:r>
+        <w:rPr>
+          <w:spacing w:val="-10"/>
+        </w:rPr>
+        <w:t xml:space="preserve">̉ </w:t>
+      </w:r>
+      <w:proofErr w:type="spellStart"/>
+      <w:r>
+        <w:rPr>
+          <w:spacing w:val="-10"/>
+        </w:rPr>
+        <w:t>lên</w:t>
+      </w:r>
+      <w:proofErr w:type="spellEnd"/>
+      <w:r>
+        <w:rPr>
+          <w:spacing w:val="-10"/>
+        </w:rPr>
+        <w:t>;</w:t>
       </w:r>
     </w:p>
     <w:p>
@@ -1760,7 +2527,315 @@
         <w:rPr>
           <w:spacing w:val="-10"/>
         </w:rPr>
-        <w:t>- Cá nhân là thành viên sở hữu từ 25% vốn điều lệ trở lên của công ty trách nhiệm hữu hạn hai thành viên trở lên;</w:t>
+        <w:t xml:space="preserve">- Cá </w:t>
+      </w:r>
+      <w:proofErr w:type="spellStart"/>
+      <w:r>
+        <w:rPr>
+          <w:spacing w:val="-10"/>
+        </w:rPr>
+        <w:t>nhân</w:t>
+      </w:r>
+      <w:proofErr w:type="spellEnd"/>
+      <w:r>
+        <w:rPr>
+          <w:spacing w:val="-10"/>
+        </w:rPr>
+        <w:t xml:space="preserve"> là </w:t>
+      </w:r>
+      <w:proofErr w:type="spellStart"/>
+      <w:r>
+        <w:rPr>
+          <w:spacing w:val="-10"/>
+        </w:rPr>
+        <w:t>thành</w:t>
+      </w:r>
+      <w:proofErr w:type="spellEnd"/>
+      <w:r>
+        <w:rPr>
+          <w:spacing w:val="-10"/>
+        </w:rPr>
+        <w:t xml:space="preserve"> </w:t>
+      </w:r>
+      <w:proofErr w:type="spellStart"/>
+      <w:r>
+        <w:rPr>
+          <w:spacing w:val="-10"/>
+        </w:rPr>
+        <w:t>viên</w:t>
+      </w:r>
+      <w:proofErr w:type="spellEnd"/>
+      <w:r>
+        <w:rPr>
+          <w:spacing w:val="-10"/>
+        </w:rPr>
+        <w:t xml:space="preserve"> </w:t>
+      </w:r>
+      <w:proofErr w:type="spellStart"/>
+      <w:r>
+        <w:rPr>
+          <w:spacing w:val="-10"/>
+        </w:rPr>
+        <w:t>sơ</w:t>
+      </w:r>
+      <w:proofErr w:type="spellEnd"/>
+      <w:r>
+        <w:rPr>
+          <w:spacing w:val="-10"/>
+        </w:rPr>
+        <w:t xml:space="preserve">̉ </w:t>
+      </w:r>
+      <w:proofErr w:type="spellStart"/>
+      <w:r>
+        <w:rPr>
+          <w:spacing w:val="-10"/>
+        </w:rPr>
+        <w:t>hữu</w:t>
+      </w:r>
+      <w:proofErr w:type="spellEnd"/>
+      <w:r>
+        <w:rPr>
+          <w:spacing w:val="-10"/>
+        </w:rPr>
+        <w:t xml:space="preserve"> </w:t>
+      </w:r>
+      <w:proofErr w:type="spellStart"/>
+      <w:r>
+        <w:rPr>
+          <w:spacing w:val="-10"/>
+        </w:rPr>
+        <w:t>tư</w:t>
+      </w:r>
+      <w:proofErr w:type="spellEnd"/>
+      <w:r>
+        <w:rPr>
+          <w:spacing w:val="-10"/>
+        </w:rPr>
+        <w:t xml:space="preserve">̀ 25% </w:t>
+      </w:r>
+      <w:proofErr w:type="spellStart"/>
+      <w:r>
+        <w:rPr>
+          <w:spacing w:val="-10"/>
+        </w:rPr>
+        <w:t>vốn</w:t>
+      </w:r>
+      <w:proofErr w:type="spellEnd"/>
+      <w:r>
+        <w:rPr>
+          <w:spacing w:val="-10"/>
+        </w:rPr>
+        <w:t xml:space="preserve"> </w:t>
+      </w:r>
+      <w:proofErr w:type="spellStart"/>
+      <w:r>
+        <w:rPr>
+          <w:spacing w:val="-10"/>
+        </w:rPr>
+        <w:t>điều</w:t>
+      </w:r>
+      <w:proofErr w:type="spellEnd"/>
+      <w:r>
+        <w:rPr>
+          <w:spacing w:val="-10"/>
+        </w:rPr>
+        <w:t xml:space="preserve"> </w:t>
+      </w:r>
+      <w:proofErr w:type="spellStart"/>
+      <w:r>
+        <w:rPr>
+          <w:spacing w:val="-10"/>
+        </w:rPr>
+        <w:t>lê</w:t>
+      </w:r>
+      <w:proofErr w:type="spellEnd"/>
+      <w:r>
+        <w:rPr>
+          <w:spacing w:val="-10"/>
+        </w:rPr>
+        <w:t xml:space="preserve">̣ </w:t>
+      </w:r>
+      <w:proofErr w:type="spellStart"/>
+      <w:r>
+        <w:rPr>
+          <w:spacing w:val="-10"/>
+        </w:rPr>
+        <w:t>trơ</w:t>
+      </w:r>
+      <w:proofErr w:type="spellEnd"/>
+      <w:r>
+        <w:rPr>
+          <w:spacing w:val="-10"/>
+        </w:rPr>
+        <w:t xml:space="preserve">̉ </w:t>
+      </w:r>
+      <w:proofErr w:type="spellStart"/>
+      <w:r>
+        <w:rPr>
+          <w:spacing w:val="-10"/>
+        </w:rPr>
+        <w:t>lên</w:t>
+      </w:r>
+      <w:proofErr w:type="spellEnd"/>
+      <w:r>
+        <w:rPr>
+          <w:spacing w:val="-10"/>
+        </w:rPr>
+        <w:t xml:space="preserve"> </w:t>
+      </w:r>
+      <w:proofErr w:type="spellStart"/>
+      <w:r>
+        <w:rPr>
+          <w:spacing w:val="-10"/>
+        </w:rPr>
+        <w:t>của</w:t>
+      </w:r>
+      <w:proofErr w:type="spellEnd"/>
+      <w:r>
+        <w:rPr>
+          <w:spacing w:val="-10"/>
+        </w:rPr>
+        <w:t xml:space="preserve"> </w:t>
+      </w:r>
+      <w:proofErr w:type="spellStart"/>
+      <w:r>
+        <w:rPr>
+          <w:spacing w:val="-10"/>
+        </w:rPr>
+        <w:t>công</w:t>
+      </w:r>
+      <w:proofErr w:type="spellEnd"/>
+      <w:r>
+        <w:rPr>
+          <w:spacing w:val="-10"/>
+        </w:rPr>
+        <w:t xml:space="preserve"> ty </w:t>
+      </w:r>
+      <w:proofErr w:type="spellStart"/>
+      <w:r>
+        <w:rPr>
+          <w:spacing w:val="-10"/>
+        </w:rPr>
+        <w:t>trách</w:t>
+      </w:r>
+      <w:proofErr w:type="spellEnd"/>
+      <w:r>
+        <w:rPr>
+          <w:spacing w:val="-10"/>
+        </w:rPr>
+        <w:t xml:space="preserve"> </w:t>
+      </w:r>
+      <w:proofErr w:type="spellStart"/>
+      <w:r>
+        <w:rPr>
+          <w:spacing w:val="-10"/>
+        </w:rPr>
+        <w:t>nhiệm</w:t>
+      </w:r>
+      <w:proofErr w:type="spellEnd"/>
+      <w:r>
+        <w:rPr>
+          <w:spacing w:val="-10"/>
+        </w:rPr>
+        <w:t xml:space="preserve"> </w:t>
+      </w:r>
+      <w:proofErr w:type="spellStart"/>
+      <w:r>
+        <w:rPr>
+          <w:spacing w:val="-10"/>
+        </w:rPr>
+        <w:t>hữu</w:t>
+      </w:r>
+      <w:proofErr w:type="spellEnd"/>
+      <w:r>
+        <w:rPr>
+          <w:spacing w:val="-10"/>
+        </w:rPr>
+        <w:t xml:space="preserve"> </w:t>
+      </w:r>
+      <w:proofErr w:type="spellStart"/>
+      <w:r>
+        <w:rPr>
+          <w:spacing w:val="-10"/>
+        </w:rPr>
+        <w:t>hạn</w:t>
+      </w:r>
+      <w:proofErr w:type="spellEnd"/>
+      <w:r>
+        <w:rPr>
+          <w:spacing w:val="-10"/>
+        </w:rPr>
+        <w:t xml:space="preserve"> </w:t>
+      </w:r>
+      <w:proofErr w:type="spellStart"/>
+      <w:r>
+        <w:rPr>
+          <w:spacing w:val="-10"/>
+        </w:rPr>
+        <w:t>hai</w:t>
+      </w:r>
+      <w:proofErr w:type="spellEnd"/>
+      <w:r>
+        <w:rPr>
+          <w:spacing w:val="-10"/>
+        </w:rPr>
+        <w:t xml:space="preserve"> </w:t>
+      </w:r>
+      <w:proofErr w:type="spellStart"/>
+      <w:r>
+        <w:rPr>
+          <w:spacing w:val="-10"/>
+        </w:rPr>
+        <w:t>thành</w:t>
+      </w:r>
+      <w:proofErr w:type="spellEnd"/>
+      <w:r>
+        <w:rPr>
+          <w:spacing w:val="-10"/>
+        </w:rPr>
+        <w:t xml:space="preserve"> </w:t>
+      </w:r>
+      <w:proofErr w:type="spellStart"/>
+      <w:r>
+        <w:rPr>
+          <w:spacing w:val="-10"/>
+        </w:rPr>
+        <w:t>viên</w:t>
+      </w:r>
+      <w:proofErr w:type="spellEnd"/>
+      <w:r>
+        <w:rPr>
+          <w:spacing w:val="-10"/>
+        </w:rPr>
+        <w:t xml:space="preserve"> </w:t>
+      </w:r>
+      <w:proofErr w:type="spellStart"/>
+      <w:r>
+        <w:rPr>
+          <w:spacing w:val="-10"/>
+        </w:rPr>
+        <w:t>trơ</w:t>
+      </w:r>
+      <w:proofErr w:type="spellEnd"/>
+      <w:r>
+        <w:rPr>
+          <w:spacing w:val="-10"/>
+        </w:rPr>
+        <w:t xml:space="preserve">̉ </w:t>
+      </w:r>
+      <w:proofErr w:type="spellStart"/>
+      <w:r>
+        <w:rPr>
+          <w:spacing w:val="-10"/>
+        </w:rPr>
+        <w:t>lên</w:t>
+      </w:r>
+      <w:proofErr w:type="spellEnd"/>
+      <w:r>
+        <w:rPr>
+          <w:spacing w:val="-10"/>
+        </w:rPr>
+        <w:t>;</w:t>
       </w:r>
     </w:p>
     <w:p>
@@ -1775,7 +2850,161 @@
         <w:rPr>
           <w:spacing w:val="-10"/>
         </w:rPr>
-        <w:t>- Cá nhân là chủ sở hữu công ty trách nhiệm hữu hạn một thành viên;</w:t>
+        <w:t xml:space="preserve">- Cá </w:t>
+      </w:r>
+      <w:proofErr w:type="spellStart"/>
+      <w:r>
+        <w:rPr>
+          <w:spacing w:val="-10"/>
+        </w:rPr>
+        <w:t>nhân</w:t>
+      </w:r>
+      <w:proofErr w:type="spellEnd"/>
+      <w:r>
+        <w:rPr>
+          <w:spacing w:val="-10"/>
+        </w:rPr>
+        <w:t xml:space="preserve"> là chủ </w:t>
+      </w:r>
+      <w:proofErr w:type="spellStart"/>
+      <w:r>
+        <w:rPr>
+          <w:spacing w:val="-10"/>
+        </w:rPr>
+        <w:t>sơ</w:t>
+      </w:r>
+      <w:proofErr w:type="spellEnd"/>
+      <w:r>
+        <w:rPr>
+          <w:spacing w:val="-10"/>
+        </w:rPr>
+        <w:t xml:space="preserve">̉ </w:t>
+      </w:r>
+      <w:proofErr w:type="spellStart"/>
+      <w:r>
+        <w:rPr>
+          <w:spacing w:val="-10"/>
+        </w:rPr>
+        <w:t>hữu</w:t>
+      </w:r>
+      <w:proofErr w:type="spellEnd"/>
+      <w:r>
+        <w:rPr>
+          <w:spacing w:val="-10"/>
+        </w:rPr>
+        <w:t xml:space="preserve"> </w:t>
+      </w:r>
+      <w:proofErr w:type="spellStart"/>
+      <w:r>
+        <w:rPr>
+          <w:spacing w:val="-10"/>
+        </w:rPr>
+        <w:t>công</w:t>
+      </w:r>
+      <w:proofErr w:type="spellEnd"/>
+      <w:r>
+        <w:rPr>
+          <w:spacing w:val="-10"/>
+        </w:rPr>
+        <w:t xml:space="preserve"> ty </w:t>
+      </w:r>
+      <w:proofErr w:type="spellStart"/>
+      <w:r>
+        <w:rPr>
+          <w:spacing w:val="-10"/>
+        </w:rPr>
+        <w:t>trách</w:t>
+      </w:r>
+      <w:proofErr w:type="spellEnd"/>
+      <w:r>
+        <w:rPr>
+          <w:spacing w:val="-10"/>
+        </w:rPr>
+        <w:t xml:space="preserve"> </w:t>
+      </w:r>
+      <w:proofErr w:type="spellStart"/>
+      <w:r>
+        <w:rPr>
+          <w:spacing w:val="-10"/>
+        </w:rPr>
+        <w:t>nhiệm</w:t>
+      </w:r>
+      <w:proofErr w:type="spellEnd"/>
+      <w:r>
+        <w:rPr>
+          <w:spacing w:val="-10"/>
+        </w:rPr>
+        <w:t xml:space="preserve"> </w:t>
+      </w:r>
+      <w:proofErr w:type="spellStart"/>
+      <w:r>
+        <w:rPr>
+          <w:spacing w:val="-10"/>
+        </w:rPr>
+        <w:t>hữu</w:t>
+      </w:r>
+      <w:proofErr w:type="spellEnd"/>
+      <w:r>
+        <w:rPr>
+          <w:spacing w:val="-10"/>
+        </w:rPr>
+        <w:t xml:space="preserve"> </w:t>
+      </w:r>
+      <w:proofErr w:type="spellStart"/>
+      <w:r>
+        <w:rPr>
+          <w:spacing w:val="-10"/>
+        </w:rPr>
+        <w:t>hạn</w:t>
+      </w:r>
+      <w:proofErr w:type="spellEnd"/>
+      <w:r>
+        <w:rPr>
+          <w:spacing w:val="-10"/>
+        </w:rPr>
+        <w:t xml:space="preserve"> </w:t>
+      </w:r>
+      <w:proofErr w:type="spellStart"/>
+      <w:r>
+        <w:rPr>
+          <w:spacing w:val="-10"/>
+        </w:rPr>
+        <w:t>một</w:t>
+      </w:r>
+      <w:proofErr w:type="spellEnd"/>
+      <w:r>
+        <w:rPr>
+          <w:spacing w:val="-10"/>
+        </w:rPr>
+        <w:t xml:space="preserve"> </w:t>
+      </w:r>
+      <w:proofErr w:type="spellStart"/>
+      <w:r>
+        <w:rPr>
+          <w:spacing w:val="-10"/>
+        </w:rPr>
+        <w:t>thành</w:t>
+      </w:r>
+      <w:proofErr w:type="spellEnd"/>
+      <w:r>
+        <w:rPr>
+          <w:spacing w:val="-10"/>
+        </w:rPr>
+        <w:t xml:space="preserve"> </w:t>
+      </w:r>
+      <w:proofErr w:type="spellStart"/>
+      <w:r>
+        <w:rPr>
+          <w:spacing w:val="-10"/>
+        </w:rPr>
+        <w:t>viên</w:t>
+      </w:r>
+      <w:proofErr w:type="spellEnd"/>
+      <w:r>
+        <w:rPr>
+          <w:spacing w:val="-10"/>
+        </w:rPr>
+        <w:t>;</w:t>
       </w:r>
     </w:p>
     <w:p>
@@ -1786,7 +3015,147 @@
         <w:rPr>
           <w:spacing w:val="-10"/>
         </w:rPr>
-        <w:t>- Cá nhân là thành viên hợp danh công ty hợp danh.</w:t>
+        <w:t xml:space="preserve">- </w:t>
+      </w:r>
+      <w:proofErr w:type="spellStart"/>
+      <w:r>
+        <w:rPr>
+          <w:spacing w:val="-10"/>
+        </w:rPr>
+        <w:t>Cá</w:t>
+      </w:r>
+      <w:proofErr w:type="spellEnd"/>
+      <w:r>
+        <w:rPr>
+          <w:spacing w:val="-10"/>
+        </w:rPr>
+        <w:t xml:space="preserve"> </w:t>
+      </w:r>
+      <w:proofErr w:type="spellStart"/>
+      <w:r>
+        <w:rPr>
+          <w:spacing w:val="-10"/>
+        </w:rPr>
+        <w:t>nhân</w:t>
+      </w:r>
+      <w:proofErr w:type="spellEnd"/>
+      <w:r>
+        <w:rPr>
+          <w:spacing w:val="-10"/>
+        </w:rPr>
+        <w:t xml:space="preserve"> </w:t>
+      </w:r>
+      <w:proofErr w:type="spellStart"/>
+      <w:r>
+        <w:rPr>
+          <w:spacing w:val="-10"/>
+        </w:rPr>
+        <w:t>là</w:t>
+      </w:r>
+      <w:proofErr w:type="spellEnd"/>
+      <w:r>
+        <w:rPr>
+          <w:spacing w:val="-10"/>
+        </w:rPr>
+        <w:t xml:space="preserve"> </w:t>
+      </w:r>
+      <w:proofErr w:type="spellStart"/>
+      <w:r>
+        <w:rPr>
+          <w:spacing w:val="-10"/>
+        </w:rPr>
+        <w:t>thành</w:t>
+      </w:r>
+      <w:proofErr w:type="spellEnd"/>
+      <w:r>
+        <w:rPr>
+          <w:spacing w:val="-10"/>
+        </w:rPr>
+        <w:t xml:space="preserve"> </w:t>
+      </w:r>
+      <w:proofErr w:type="spellStart"/>
+      <w:r>
+        <w:rPr>
+          <w:spacing w:val="-10"/>
+        </w:rPr>
+        <w:t>viên</w:t>
+      </w:r>
+      <w:proofErr w:type="spellEnd"/>
+      <w:r>
+        <w:rPr>
+          <w:spacing w:val="-10"/>
+        </w:rPr>
+        <w:t xml:space="preserve"> </w:t>
+      </w:r>
+      <w:proofErr w:type="spellStart"/>
+      <w:r>
+        <w:rPr>
+          <w:spacing w:val="-10"/>
+        </w:rPr>
+        <w:t>hợp</w:t>
+      </w:r>
+      <w:proofErr w:type="spellEnd"/>
+      <w:r>
+        <w:rPr>
+          <w:spacing w:val="-10"/>
+        </w:rPr>
+        <w:t xml:space="preserve"> </w:t>
+      </w:r>
+      <w:proofErr w:type="spellStart"/>
+      <w:r>
+        <w:rPr>
+          <w:spacing w:val="-10"/>
+        </w:rPr>
+        <w:t>danh</w:t>
+      </w:r>
+      <w:proofErr w:type="spellEnd"/>
+      <w:r>
+        <w:rPr>
+          <w:spacing w:val="-10"/>
+        </w:rPr>
+        <w:t xml:space="preserve"> </w:t>
+      </w:r>
+      <w:proofErr w:type="spellStart"/>
+      <w:r>
+        <w:rPr>
+          <w:spacing w:val="-10"/>
+        </w:rPr>
+        <w:t>công</w:t>
+      </w:r>
+      <w:proofErr w:type="spellEnd"/>
+      <w:r>
+        <w:rPr>
+          <w:spacing w:val="-10"/>
+        </w:rPr>
+        <w:t xml:space="preserve"> ty </w:t>
+      </w:r>
+      <w:proofErr w:type="spellStart"/>
+      <w:r>
+        <w:rPr>
+          <w:spacing w:val="-10"/>
+        </w:rPr>
+        <w:t>hợp</w:t>
+      </w:r>
+      <w:proofErr w:type="spellEnd"/>
+      <w:r>
+        <w:rPr>
+          <w:spacing w:val="-10"/>
+        </w:rPr>
+        <w:t xml:space="preserve"> </w:t>
+      </w:r>
+      <w:proofErr w:type="spellStart"/>
+      <w:r>
+        <w:rPr>
+          <w:spacing w:val="-10"/>
+        </w:rPr>
+        <w:t>danh</w:t>
+      </w:r>
+      <w:proofErr w:type="spellEnd"/>
+      <w:r>
+        <w:rPr>
+          <w:spacing w:val="-10"/>
+        </w:rPr>
+        <w:t>.</w:t>
       </w:r>
     </w:p>
   </w:footnote>
@@ -1810,7 +3179,497 @@
         <w:rPr>
           <w:spacing w:val="-10"/>
         </w:rPr>
-        <w:t xml:space="preserve"> Tỷ lệ sở hữu cổ phần có quyền biểu quyết = Số cổ phần có quyền biểu quyết của chủ sở hữu hưởng lợi/tổng số cổ phần có quyền biểu quyết của công ty cổ phần.</w:t>
+        <w:t xml:space="preserve"> </w:t>
+      </w:r>
+      <w:proofErr w:type="spellStart"/>
+      <w:r>
+        <w:rPr>
+          <w:spacing w:val="-10"/>
+        </w:rPr>
+        <w:t>Tỷ</w:t>
+      </w:r>
+      <w:proofErr w:type="spellEnd"/>
+      <w:r>
+        <w:rPr>
+          <w:spacing w:val="-10"/>
+        </w:rPr>
+        <w:t xml:space="preserve"> </w:t>
+      </w:r>
+      <w:proofErr w:type="spellStart"/>
+      <w:r>
+        <w:rPr>
+          <w:spacing w:val="-10"/>
+        </w:rPr>
+        <w:t>lệ</w:t>
+      </w:r>
+      <w:proofErr w:type="spellEnd"/>
+      <w:r>
+        <w:rPr>
+          <w:spacing w:val="-10"/>
+        </w:rPr>
+        <w:t xml:space="preserve"> </w:t>
+      </w:r>
+      <w:proofErr w:type="spellStart"/>
+      <w:r>
+        <w:rPr>
+          <w:spacing w:val="-10"/>
+        </w:rPr>
+        <w:t>sở</w:t>
+      </w:r>
+      <w:proofErr w:type="spellEnd"/>
+      <w:r>
+        <w:rPr>
+          <w:spacing w:val="-10"/>
+        </w:rPr>
+        <w:t xml:space="preserve"> </w:t>
+      </w:r>
+      <w:proofErr w:type="spellStart"/>
+      <w:r>
+        <w:rPr>
+          <w:spacing w:val="-10"/>
+        </w:rPr>
+        <w:t>hữu</w:t>
+      </w:r>
+      <w:proofErr w:type="spellEnd"/>
+      <w:r>
+        <w:rPr>
+          <w:spacing w:val="-10"/>
+        </w:rPr>
+        <w:t xml:space="preserve"> </w:t>
+      </w:r>
+      <w:proofErr w:type="spellStart"/>
+      <w:r>
+        <w:rPr>
+          <w:spacing w:val="-10"/>
+        </w:rPr>
+        <w:t>cổ</w:t>
+      </w:r>
+      <w:proofErr w:type="spellEnd"/>
+      <w:r>
+        <w:rPr>
+          <w:spacing w:val="-10"/>
+        </w:rPr>
+        <w:t xml:space="preserve"> </w:t>
+      </w:r>
+      <w:proofErr w:type="spellStart"/>
+      <w:r>
+        <w:rPr>
+          <w:spacing w:val="-10"/>
+        </w:rPr>
+        <w:t>phần</w:t>
+      </w:r>
+      <w:proofErr w:type="spellEnd"/>
+      <w:r>
+        <w:rPr>
+          <w:spacing w:val="-10"/>
+        </w:rPr>
+        <w:t xml:space="preserve"> </w:t>
+      </w:r>
+      <w:proofErr w:type="spellStart"/>
+      <w:r>
+        <w:rPr>
+          <w:spacing w:val="-10"/>
+        </w:rPr>
+        <w:t>có</w:t>
+      </w:r>
+      <w:proofErr w:type="spellEnd"/>
+      <w:r>
+        <w:rPr>
+          <w:spacing w:val="-10"/>
+        </w:rPr>
+        <w:t xml:space="preserve"> </w:t>
+      </w:r>
+      <w:proofErr w:type="spellStart"/>
+      <w:r>
+        <w:rPr>
+          <w:spacing w:val="-10"/>
+        </w:rPr>
+        <w:t>quyền</w:t>
+      </w:r>
+      <w:proofErr w:type="spellEnd"/>
+      <w:r>
+        <w:rPr>
+          <w:spacing w:val="-10"/>
+        </w:rPr>
+        <w:t xml:space="preserve"> </w:t>
+      </w:r>
+      <w:proofErr w:type="spellStart"/>
+      <w:r>
+        <w:rPr>
+          <w:spacing w:val="-10"/>
+        </w:rPr>
+        <w:t>biểu</w:t>
+      </w:r>
+      <w:proofErr w:type="spellEnd"/>
+      <w:r>
+        <w:rPr>
+          <w:spacing w:val="-10"/>
+        </w:rPr>
+        <w:t xml:space="preserve"> </w:t>
+      </w:r>
+      <w:proofErr w:type="spellStart"/>
+      <w:r>
+        <w:rPr>
+          <w:spacing w:val="-10"/>
+        </w:rPr>
+        <w:t>quyết</w:t>
+      </w:r>
+      <w:proofErr w:type="spellEnd"/>
+      <w:r>
+        <w:rPr>
+          <w:spacing w:val="-10"/>
+        </w:rPr>
+        <w:t xml:space="preserve"> = </w:t>
+      </w:r>
+      <w:proofErr w:type="spellStart"/>
+      <w:r>
+        <w:rPr>
+          <w:spacing w:val="-10"/>
+        </w:rPr>
+        <w:t>Số</w:t>
+      </w:r>
+      <w:proofErr w:type="spellEnd"/>
+      <w:r>
+        <w:rPr>
+          <w:spacing w:val="-10"/>
+        </w:rPr>
+        <w:t xml:space="preserve"> </w:t>
+      </w:r>
+      <w:proofErr w:type="spellStart"/>
+      <w:r>
+        <w:rPr>
+          <w:spacing w:val="-10"/>
+        </w:rPr>
+        <w:t>cổ</w:t>
+      </w:r>
+      <w:proofErr w:type="spellEnd"/>
+      <w:r>
+        <w:rPr>
+          <w:spacing w:val="-10"/>
+        </w:rPr>
+        <w:t xml:space="preserve"> </w:t>
+      </w:r>
+      <w:proofErr w:type="spellStart"/>
+      <w:r>
+        <w:rPr>
+          <w:spacing w:val="-10"/>
+        </w:rPr>
+        <w:t>phần</w:t>
+      </w:r>
+      <w:proofErr w:type="spellEnd"/>
+      <w:r>
+        <w:rPr>
+          <w:spacing w:val="-10"/>
+        </w:rPr>
+        <w:t xml:space="preserve"> </w:t>
+      </w:r>
+      <w:proofErr w:type="spellStart"/>
+      <w:r>
+        <w:rPr>
+          <w:spacing w:val="-10"/>
+        </w:rPr>
+        <w:t>có</w:t>
+      </w:r>
+      <w:proofErr w:type="spellEnd"/>
+      <w:r>
+        <w:rPr>
+          <w:spacing w:val="-10"/>
+        </w:rPr>
+        <w:t xml:space="preserve"> </w:t>
+      </w:r>
+      <w:proofErr w:type="spellStart"/>
+      <w:r>
+        <w:rPr>
+          <w:spacing w:val="-10"/>
+        </w:rPr>
+        <w:t>quyền</w:t>
+      </w:r>
+      <w:proofErr w:type="spellEnd"/>
+      <w:r>
+        <w:rPr>
+          <w:spacing w:val="-10"/>
+        </w:rPr>
+        <w:t xml:space="preserve"> </w:t>
+      </w:r>
+      <w:proofErr w:type="spellStart"/>
+      <w:r>
+        <w:rPr>
+          <w:spacing w:val="-10"/>
+        </w:rPr>
+        <w:t>biểu</w:t>
+      </w:r>
+      <w:proofErr w:type="spellEnd"/>
+      <w:r>
+        <w:rPr>
+          <w:spacing w:val="-10"/>
+        </w:rPr>
+        <w:t xml:space="preserve"> </w:t>
+      </w:r>
+      <w:proofErr w:type="spellStart"/>
+      <w:r>
+        <w:rPr>
+          <w:spacing w:val="-10"/>
+        </w:rPr>
+        <w:t>quyết</w:t>
+      </w:r>
+      <w:proofErr w:type="spellEnd"/>
+      <w:r>
+        <w:rPr>
+          <w:spacing w:val="-10"/>
+        </w:rPr>
+        <w:t xml:space="preserve"> </w:t>
+      </w:r>
+      <w:proofErr w:type="spellStart"/>
+      <w:r>
+        <w:rPr>
+          <w:spacing w:val="-10"/>
+        </w:rPr>
+        <w:t>của</w:t>
+      </w:r>
+      <w:proofErr w:type="spellEnd"/>
+      <w:r>
+        <w:rPr>
+          <w:spacing w:val="-10"/>
+        </w:rPr>
+        <w:t xml:space="preserve"> </w:t>
+      </w:r>
+      <w:proofErr w:type="spellStart"/>
+      <w:r>
+        <w:rPr>
+          <w:spacing w:val="-10"/>
+        </w:rPr>
+        <w:t>chủ</w:t>
+      </w:r>
+      <w:proofErr w:type="spellEnd"/>
+      <w:r>
+        <w:rPr>
+          <w:spacing w:val="-10"/>
+        </w:rPr>
+        <w:t xml:space="preserve"> </w:t>
+      </w:r>
+      <w:proofErr w:type="spellStart"/>
+      <w:r>
+        <w:rPr>
+          <w:spacing w:val="-10"/>
+        </w:rPr>
+        <w:t>sở</w:t>
+      </w:r>
+      <w:proofErr w:type="spellEnd"/>
+      <w:r>
+        <w:rPr>
+          <w:spacing w:val="-10"/>
+        </w:rPr>
+        <w:t xml:space="preserve"> </w:t>
+      </w:r>
+      <w:proofErr w:type="spellStart"/>
+      <w:r>
+        <w:rPr>
+          <w:spacing w:val="-10"/>
+        </w:rPr>
+        <w:t>hữu</w:t>
+      </w:r>
+      <w:proofErr w:type="spellEnd"/>
+      <w:r>
+        <w:rPr>
+          <w:spacing w:val="-10"/>
+        </w:rPr>
+        <w:t xml:space="preserve"> </w:t>
+      </w:r>
+      <w:proofErr w:type="spellStart"/>
+      <w:r>
+        <w:rPr>
+          <w:spacing w:val="-10"/>
+        </w:rPr>
+        <w:t>hưởng</w:t>
+      </w:r>
+      <w:proofErr w:type="spellEnd"/>
+      <w:r>
+        <w:rPr>
+          <w:spacing w:val="-10"/>
+        </w:rPr>
+        <w:t xml:space="preserve"> </w:t>
+      </w:r>
+      <w:proofErr w:type="spellStart"/>
+      <w:r>
+        <w:rPr>
+          <w:spacing w:val="-10"/>
+        </w:rPr>
+        <w:t>lợi</w:t>
+      </w:r>
+      <w:proofErr w:type="spellEnd"/>
+      <w:r>
+        <w:rPr>
+          <w:spacing w:val="-10"/>
+        </w:rPr>
+        <w:t>/</w:t>
+      </w:r>
+      <w:proofErr w:type="spellStart"/>
+      <w:r>
+        <w:rPr>
+          <w:spacing w:val="-10"/>
+        </w:rPr>
+        <w:t>tổng</w:t>
+      </w:r>
+      <w:proofErr w:type="spellEnd"/>
+      <w:r>
+        <w:rPr>
+          <w:spacing w:val="-10"/>
+        </w:rPr>
+        <w:t xml:space="preserve"> </w:t>
+      </w:r>
+      <w:proofErr w:type="spellStart"/>
+      <w:r>
+        <w:rPr>
+          <w:spacing w:val="-10"/>
+        </w:rPr>
+        <w:t>số</w:t>
+      </w:r>
+      <w:proofErr w:type="spellEnd"/>
+      <w:r>
+        <w:rPr>
+          <w:spacing w:val="-10"/>
+        </w:rPr>
+        <w:t xml:space="preserve"> </w:t>
+      </w:r>
+      <w:proofErr w:type="spellStart"/>
+      <w:r>
+        <w:rPr>
+          <w:spacing w:val="-10"/>
+        </w:rPr>
+        <w:t>cổ</w:t>
+      </w:r>
+      <w:proofErr w:type="spellEnd"/>
+      <w:r>
+        <w:rPr>
+          <w:spacing w:val="-10"/>
+        </w:rPr>
+        <w:t xml:space="preserve"> </w:t>
+      </w:r>
+      <w:proofErr w:type="spellStart"/>
+      <w:r>
+        <w:rPr>
+          <w:spacing w:val="-10"/>
+        </w:rPr>
+        <w:t>phần</w:t>
+      </w:r>
+      <w:proofErr w:type="spellEnd"/>
+      <w:r>
+        <w:rPr>
+          <w:spacing w:val="-10"/>
+        </w:rPr>
+        <w:t xml:space="preserve"> </w:t>
+      </w:r>
+      <w:proofErr w:type="spellStart"/>
+      <w:r>
+        <w:rPr>
+          <w:spacing w:val="-10"/>
+        </w:rPr>
+        <w:t>có</w:t>
+      </w:r>
+      <w:proofErr w:type="spellEnd"/>
+      <w:r>
+        <w:rPr>
+          <w:spacing w:val="-10"/>
+        </w:rPr>
+        <w:t xml:space="preserve"> </w:t>
+      </w:r>
+      <w:proofErr w:type="spellStart"/>
+      <w:r>
+        <w:rPr>
+          <w:spacing w:val="-10"/>
+        </w:rPr>
+        <w:t>quyền</w:t>
+      </w:r>
+      <w:proofErr w:type="spellEnd"/>
+      <w:r>
+        <w:rPr>
+          <w:spacing w:val="-10"/>
+        </w:rPr>
+        <w:t xml:space="preserve"> </w:t>
+      </w:r>
+      <w:proofErr w:type="spellStart"/>
+      <w:r>
+        <w:rPr>
+          <w:spacing w:val="-10"/>
+        </w:rPr>
+        <w:t>biểu</w:t>
+      </w:r>
+      <w:proofErr w:type="spellEnd"/>
+      <w:r>
+        <w:rPr>
+          <w:spacing w:val="-10"/>
+        </w:rPr>
+        <w:t xml:space="preserve"> </w:t>
+      </w:r>
+      <w:proofErr w:type="spellStart"/>
+      <w:r>
+        <w:rPr>
+          <w:spacing w:val="-10"/>
+        </w:rPr>
+        <w:t>quyết</w:t>
+      </w:r>
+      <w:proofErr w:type="spellEnd"/>
+      <w:r>
+        <w:rPr>
+          <w:spacing w:val="-10"/>
+        </w:rPr>
+        <w:t xml:space="preserve"> </w:t>
+      </w:r>
+      <w:proofErr w:type="spellStart"/>
+      <w:r>
+        <w:rPr>
+          <w:spacing w:val="-10"/>
+        </w:rPr>
+        <w:t>của</w:t>
+      </w:r>
+      <w:proofErr w:type="spellEnd"/>
+      <w:r>
+        <w:rPr>
+          <w:spacing w:val="-10"/>
+        </w:rPr>
+        <w:t xml:space="preserve"> </w:t>
+      </w:r>
+      <w:proofErr w:type="spellStart"/>
+      <w:r>
+        <w:rPr>
+          <w:spacing w:val="-10"/>
+        </w:rPr>
+        <w:t>công</w:t>
+      </w:r>
+      <w:proofErr w:type="spellEnd"/>
+      <w:r>
+        <w:rPr>
+          <w:spacing w:val="-10"/>
+        </w:rPr>
+        <w:t xml:space="preserve"> ty </w:t>
+      </w:r>
+      <w:proofErr w:type="spellStart"/>
+      <w:r>
+        <w:rPr>
+          <w:spacing w:val="-10"/>
+        </w:rPr>
+        <w:t>cổ</w:t>
+      </w:r>
+      <w:proofErr w:type="spellEnd"/>
+      <w:r>
+        <w:rPr>
+          <w:spacing w:val="-10"/>
+        </w:rPr>
+        <w:t xml:space="preserve"> </w:t>
+      </w:r>
+      <w:proofErr w:type="spellStart"/>
+      <w:r>
+        <w:rPr>
+          <w:spacing w:val="-10"/>
+        </w:rPr>
+        <w:t>phần</w:t>
+      </w:r>
+      <w:proofErr w:type="spellEnd"/>
+      <w:r>
+        <w:rPr>
+          <w:spacing w:val="-10"/>
+        </w:rPr>
+        <w:t>.</w:t>
       </w:r>
     </w:p>
   </w:footnote>
@@ -1836,7 +3695,1655 @@
           <w:rFonts w:ascii="Times New Roman" w:hAnsi="Times New Roman" w:cs="Times New Roman"/>
           <w:spacing w:val="-10"/>
         </w:rPr>
-        <w:t xml:space="preserve"> Nếu doanh nghiệp xác định được chủ sở hữu hưởng lợi của doanh nghiệp theo quy định tại điểm b khoản 1 Điều 17 Nghị định số 168/2025/NĐ-CP thông qua quyền chi phối, doanh nghiệp ghi rõ một trong các quyền chi phối sau: bổ nhiệm, miễn nhiệm hoặc bãi nhiệm đa số hoặc tất cả thành viên hội đồng quản trị, chủ tịch hội đồng quản trị, chủ tịch hội đồng thành viên; người đại diện theo pháp luật, giám đốc hoặc tổng giám đốc của doanh nghiệp; sửa đổi, bổ sung điều lệ của doanh nghiệp; thay đổi cơ cấu tổ chức quản lý công ty; tổ chức lại, giải thể công ty.</w:t>
+        <w:t xml:space="preserve"> </w:t>
+      </w:r>
+      <w:proofErr w:type="spellStart"/>
+      <w:r>
+        <w:rPr>
+          <w:rFonts w:ascii="Times New Roman" w:hAnsi="Times New Roman" w:cs="Times New Roman"/>
+          <w:spacing w:val="-10"/>
+        </w:rPr>
+        <w:t>Nếu</w:t>
+      </w:r>
+      <w:proofErr w:type="spellEnd"/>
+      <w:r>
+        <w:rPr>
+          <w:rFonts w:ascii="Times New Roman" w:hAnsi="Times New Roman" w:cs="Times New Roman"/>
+          <w:spacing w:val="-10"/>
+        </w:rPr>
+        <w:t xml:space="preserve"> </w:t>
+      </w:r>
+      <w:proofErr w:type="spellStart"/>
+      <w:r>
+        <w:rPr>
+          <w:rFonts w:ascii="Times New Roman" w:hAnsi="Times New Roman" w:cs="Times New Roman"/>
+          <w:spacing w:val="-10"/>
+        </w:rPr>
+        <w:t>doanh</w:t>
+      </w:r>
+      <w:proofErr w:type="spellEnd"/>
+      <w:r>
+        <w:rPr>
+          <w:rFonts w:ascii="Times New Roman" w:hAnsi="Times New Roman" w:cs="Times New Roman"/>
+          <w:spacing w:val="-10"/>
+        </w:rPr>
+        <w:t xml:space="preserve"> </w:t>
+      </w:r>
+      <w:proofErr w:type="spellStart"/>
+      <w:r>
+        <w:rPr>
+          <w:rFonts w:ascii="Times New Roman" w:hAnsi="Times New Roman" w:cs="Times New Roman"/>
+          <w:spacing w:val="-10"/>
+        </w:rPr>
+        <w:t>nghiệp</w:t>
+      </w:r>
+      <w:proofErr w:type="spellEnd"/>
+      <w:r>
+        <w:rPr>
+          <w:rFonts w:ascii="Times New Roman" w:hAnsi="Times New Roman" w:cs="Times New Roman"/>
+          <w:spacing w:val="-10"/>
+        </w:rPr>
+        <w:t xml:space="preserve"> </w:t>
+      </w:r>
+      <w:proofErr w:type="spellStart"/>
+      <w:r>
+        <w:rPr>
+          <w:rFonts w:ascii="Times New Roman" w:hAnsi="Times New Roman" w:cs="Times New Roman"/>
+          <w:spacing w:val="-10"/>
+        </w:rPr>
+        <w:t>xác</w:t>
+      </w:r>
+      <w:proofErr w:type="spellEnd"/>
+      <w:r>
+        <w:rPr>
+          <w:rFonts w:ascii="Times New Roman" w:hAnsi="Times New Roman" w:cs="Times New Roman"/>
+          <w:spacing w:val="-10"/>
+        </w:rPr>
+        <w:t xml:space="preserve"> </w:t>
+      </w:r>
+      <w:proofErr w:type="spellStart"/>
+      <w:r>
+        <w:rPr>
+          <w:rFonts w:ascii="Times New Roman" w:hAnsi="Times New Roman" w:cs="Times New Roman"/>
+          <w:spacing w:val="-10"/>
+        </w:rPr>
+        <w:t>định</w:t>
+      </w:r>
+      <w:proofErr w:type="spellEnd"/>
+      <w:r>
+        <w:rPr>
+          <w:rFonts w:ascii="Times New Roman" w:hAnsi="Times New Roman" w:cs="Times New Roman"/>
+          <w:spacing w:val="-10"/>
+        </w:rPr>
+        <w:t xml:space="preserve"> </w:t>
+      </w:r>
+      <w:proofErr w:type="spellStart"/>
+      <w:r>
+        <w:rPr>
+          <w:rFonts w:ascii="Times New Roman" w:hAnsi="Times New Roman" w:cs="Times New Roman"/>
+          <w:spacing w:val="-10"/>
+        </w:rPr>
+        <w:t>được</w:t>
+      </w:r>
+      <w:proofErr w:type="spellEnd"/>
+      <w:r>
+        <w:rPr>
+          <w:rFonts w:ascii="Times New Roman" w:hAnsi="Times New Roman" w:cs="Times New Roman"/>
+          <w:spacing w:val="-10"/>
+        </w:rPr>
+        <w:t xml:space="preserve"> </w:t>
+      </w:r>
+      <w:proofErr w:type="spellStart"/>
+      <w:r>
+        <w:rPr>
+          <w:rFonts w:ascii="Times New Roman" w:hAnsi="Times New Roman" w:cs="Times New Roman"/>
+          <w:spacing w:val="-10"/>
+        </w:rPr>
+        <w:t>chủ</w:t>
+      </w:r>
+      <w:proofErr w:type="spellEnd"/>
+      <w:r>
+        <w:rPr>
+          <w:rFonts w:ascii="Times New Roman" w:hAnsi="Times New Roman" w:cs="Times New Roman"/>
+          <w:spacing w:val="-10"/>
+        </w:rPr>
+        <w:t xml:space="preserve"> </w:t>
+      </w:r>
+      <w:proofErr w:type="spellStart"/>
+      <w:r>
+        <w:rPr>
+          <w:rFonts w:ascii="Times New Roman" w:hAnsi="Times New Roman" w:cs="Times New Roman"/>
+          <w:spacing w:val="-10"/>
+        </w:rPr>
+        <w:t>sở</w:t>
+      </w:r>
+      <w:proofErr w:type="spellEnd"/>
+      <w:r>
+        <w:rPr>
+          <w:rFonts w:ascii="Times New Roman" w:hAnsi="Times New Roman" w:cs="Times New Roman"/>
+          <w:spacing w:val="-10"/>
+        </w:rPr>
+        <w:t xml:space="preserve"> </w:t>
+      </w:r>
+      <w:proofErr w:type="spellStart"/>
+      <w:r>
+        <w:rPr>
+          <w:rFonts w:ascii="Times New Roman" w:hAnsi="Times New Roman" w:cs="Times New Roman"/>
+          <w:spacing w:val="-10"/>
+        </w:rPr>
+        <w:t>hữu</w:t>
+      </w:r>
+      <w:proofErr w:type="spellEnd"/>
+      <w:r>
+        <w:rPr>
+          <w:rFonts w:ascii="Times New Roman" w:hAnsi="Times New Roman" w:cs="Times New Roman"/>
+          <w:spacing w:val="-10"/>
+        </w:rPr>
+        <w:t xml:space="preserve"> </w:t>
+      </w:r>
+      <w:proofErr w:type="spellStart"/>
+      <w:r>
+        <w:rPr>
+          <w:rFonts w:ascii="Times New Roman" w:hAnsi="Times New Roman" w:cs="Times New Roman"/>
+          <w:spacing w:val="-10"/>
+        </w:rPr>
+        <w:t>hưởng</w:t>
+      </w:r>
+      <w:proofErr w:type="spellEnd"/>
+      <w:r>
+        <w:rPr>
+          <w:rFonts w:ascii="Times New Roman" w:hAnsi="Times New Roman" w:cs="Times New Roman"/>
+          <w:spacing w:val="-10"/>
+        </w:rPr>
+        <w:t xml:space="preserve"> </w:t>
+      </w:r>
+      <w:proofErr w:type="spellStart"/>
+      <w:r>
+        <w:rPr>
+          <w:rFonts w:ascii="Times New Roman" w:hAnsi="Times New Roman" w:cs="Times New Roman"/>
+          <w:spacing w:val="-10"/>
+        </w:rPr>
+        <w:t>lợi</w:t>
+      </w:r>
+      <w:proofErr w:type="spellEnd"/>
+      <w:r>
+        <w:rPr>
+          <w:rFonts w:ascii="Times New Roman" w:hAnsi="Times New Roman" w:cs="Times New Roman"/>
+          <w:spacing w:val="-10"/>
+        </w:rPr>
+        <w:t xml:space="preserve"> </w:t>
+      </w:r>
+      <w:proofErr w:type="spellStart"/>
+      <w:r>
+        <w:rPr>
+          <w:rFonts w:ascii="Times New Roman" w:hAnsi="Times New Roman" w:cs="Times New Roman"/>
+          <w:spacing w:val="-10"/>
+        </w:rPr>
+        <w:t>của</w:t>
+      </w:r>
+      <w:proofErr w:type="spellEnd"/>
+      <w:r>
+        <w:rPr>
+          <w:rFonts w:ascii="Times New Roman" w:hAnsi="Times New Roman" w:cs="Times New Roman"/>
+          <w:spacing w:val="-10"/>
+        </w:rPr>
+        <w:t xml:space="preserve"> </w:t>
+      </w:r>
+      <w:proofErr w:type="spellStart"/>
+      <w:r>
+        <w:rPr>
+          <w:rFonts w:ascii="Times New Roman" w:hAnsi="Times New Roman" w:cs="Times New Roman"/>
+          <w:spacing w:val="-10"/>
+        </w:rPr>
+        <w:t>doanh</w:t>
+      </w:r>
+      <w:proofErr w:type="spellEnd"/>
+      <w:r>
+        <w:rPr>
+          <w:rFonts w:ascii="Times New Roman" w:hAnsi="Times New Roman" w:cs="Times New Roman"/>
+          <w:spacing w:val="-10"/>
+        </w:rPr>
+        <w:t xml:space="preserve"> </w:t>
+      </w:r>
+      <w:proofErr w:type="spellStart"/>
+      <w:r>
+        <w:rPr>
+          <w:rFonts w:ascii="Times New Roman" w:hAnsi="Times New Roman" w:cs="Times New Roman"/>
+          <w:spacing w:val="-10"/>
+        </w:rPr>
+        <w:t>nghiệp</w:t>
+      </w:r>
+      <w:proofErr w:type="spellEnd"/>
+      <w:r>
+        <w:rPr>
+          <w:rFonts w:ascii="Times New Roman" w:hAnsi="Times New Roman" w:cs="Times New Roman"/>
+          <w:spacing w:val="-10"/>
+        </w:rPr>
+        <w:t xml:space="preserve"> </w:t>
+      </w:r>
+      <w:proofErr w:type="spellStart"/>
+      <w:r>
+        <w:rPr>
+          <w:rFonts w:ascii="Times New Roman" w:hAnsi="Times New Roman" w:cs="Times New Roman"/>
+          <w:spacing w:val="-10"/>
+        </w:rPr>
+        <w:t>theo</w:t>
+      </w:r>
+      <w:proofErr w:type="spellEnd"/>
+      <w:r>
+        <w:rPr>
+          <w:rFonts w:ascii="Times New Roman" w:hAnsi="Times New Roman" w:cs="Times New Roman"/>
+          <w:spacing w:val="-10"/>
+        </w:rPr>
+        <w:t xml:space="preserve"> </w:t>
+      </w:r>
+      <w:proofErr w:type="spellStart"/>
+      <w:r>
+        <w:rPr>
+          <w:rFonts w:ascii="Times New Roman" w:hAnsi="Times New Roman" w:cs="Times New Roman"/>
+          <w:spacing w:val="-10"/>
+        </w:rPr>
+        <w:t>quy</w:t>
+      </w:r>
+      <w:proofErr w:type="spellEnd"/>
+      <w:r>
+        <w:rPr>
+          <w:rFonts w:ascii="Times New Roman" w:hAnsi="Times New Roman" w:cs="Times New Roman"/>
+          <w:spacing w:val="-10"/>
+        </w:rPr>
+        <w:t xml:space="preserve"> </w:t>
+      </w:r>
+      <w:proofErr w:type="spellStart"/>
+      <w:r>
+        <w:rPr>
+          <w:rFonts w:ascii="Times New Roman" w:hAnsi="Times New Roman" w:cs="Times New Roman"/>
+          <w:spacing w:val="-10"/>
+        </w:rPr>
+        <w:t>định</w:t>
+      </w:r>
+      <w:proofErr w:type="spellEnd"/>
+      <w:r>
+        <w:rPr>
+          <w:rFonts w:ascii="Times New Roman" w:hAnsi="Times New Roman" w:cs="Times New Roman"/>
+          <w:spacing w:val="-10"/>
+        </w:rPr>
+        <w:t xml:space="preserve"> </w:t>
+      </w:r>
+      <w:proofErr w:type="spellStart"/>
+      <w:r>
+        <w:rPr>
+          <w:rFonts w:ascii="Times New Roman" w:hAnsi="Times New Roman" w:cs="Times New Roman"/>
+          <w:spacing w:val="-10"/>
+        </w:rPr>
+        <w:t>tại</w:t>
+      </w:r>
+      <w:proofErr w:type="spellEnd"/>
+      <w:r>
+        <w:rPr>
+          <w:rFonts w:ascii="Times New Roman" w:hAnsi="Times New Roman" w:cs="Times New Roman"/>
+          <w:spacing w:val="-10"/>
+        </w:rPr>
+        <w:t xml:space="preserve"> </w:t>
+      </w:r>
+      <w:proofErr w:type="spellStart"/>
+      <w:r>
+        <w:rPr>
+          <w:rFonts w:ascii="Times New Roman" w:hAnsi="Times New Roman" w:cs="Times New Roman"/>
+          <w:spacing w:val="-10"/>
+        </w:rPr>
+        <w:t>điểm</w:t>
+      </w:r>
+      <w:proofErr w:type="spellEnd"/>
+      <w:r>
+        <w:rPr>
+          <w:rFonts w:ascii="Times New Roman" w:hAnsi="Times New Roman" w:cs="Times New Roman"/>
+          <w:spacing w:val="-10"/>
+        </w:rPr>
+        <w:t xml:space="preserve"> b </w:t>
+      </w:r>
+      <w:proofErr w:type="spellStart"/>
+      <w:r>
+        <w:rPr>
+          <w:rFonts w:ascii="Times New Roman" w:hAnsi="Times New Roman" w:cs="Times New Roman"/>
+          <w:spacing w:val="-10"/>
+        </w:rPr>
+        <w:t>khoản</w:t>
+      </w:r>
+      <w:proofErr w:type="spellEnd"/>
+      <w:r>
+        <w:rPr>
+          <w:rFonts w:ascii="Times New Roman" w:hAnsi="Times New Roman" w:cs="Times New Roman"/>
+          <w:spacing w:val="-10"/>
+        </w:rPr>
+        <w:t xml:space="preserve"> 1 </w:t>
+      </w:r>
+      <w:proofErr w:type="spellStart"/>
+      <w:r>
+        <w:rPr>
+          <w:rFonts w:ascii="Times New Roman" w:hAnsi="Times New Roman" w:cs="Times New Roman"/>
+          <w:spacing w:val="-10"/>
+        </w:rPr>
+        <w:t>Điều</w:t>
+      </w:r>
+      <w:proofErr w:type="spellEnd"/>
+      <w:r>
+        <w:rPr>
+          <w:rFonts w:ascii="Times New Roman" w:hAnsi="Times New Roman" w:cs="Times New Roman"/>
+          <w:spacing w:val="-10"/>
+        </w:rPr>
+        <w:t xml:space="preserve"> 17 Nghị </w:t>
+      </w:r>
+      <w:proofErr w:type="spellStart"/>
+      <w:r>
+        <w:rPr>
+          <w:rFonts w:ascii="Times New Roman" w:hAnsi="Times New Roman" w:cs="Times New Roman"/>
+          <w:spacing w:val="-10"/>
+        </w:rPr>
+        <w:t>định</w:t>
+      </w:r>
+      <w:proofErr w:type="spellEnd"/>
+      <w:r>
+        <w:rPr>
+          <w:rFonts w:ascii="Times New Roman" w:hAnsi="Times New Roman" w:cs="Times New Roman"/>
+          <w:spacing w:val="-10"/>
+        </w:rPr>
+        <w:t xml:space="preserve"> </w:t>
+      </w:r>
+      <w:proofErr w:type="spellStart"/>
+      <w:r>
+        <w:rPr>
+          <w:rFonts w:ascii="Times New Roman" w:hAnsi="Times New Roman" w:cs="Times New Roman"/>
+          <w:spacing w:val="-10"/>
+        </w:rPr>
+        <w:t>số</w:t>
+      </w:r>
+      <w:proofErr w:type="spellEnd"/>
+      <w:r>
+        <w:rPr>
+          <w:rFonts w:ascii="Times New Roman" w:hAnsi="Times New Roman" w:cs="Times New Roman"/>
+          <w:spacing w:val="-10"/>
+        </w:rPr>
+        <w:t xml:space="preserve"> 168/2025/NĐ-CP </w:t>
+      </w:r>
+      <w:proofErr w:type="spellStart"/>
+      <w:r>
+        <w:rPr>
+          <w:rFonts w:ascii="Times New Roman" w:hAnsi="Times New Roman" w:cs="Times New Roman"/>
+          <w:spacing w:val="-10"/>
+        </w:rPr>
+        <w:t>thông</w:t>
+      </w:r>
+      <w:proofErr w:type="spellEnd"/>
+      <w:r>
+        <w:rPr>
+          <w:rFonts w:ascii="Times New Roman" w:hAnsi="Times New Roman" w:cs="Times New Roman"/>
+          <w:spacing w:val="-10"/>
+        </w:rPr>
+        <w:t xml:space="preserve"> qua </w:t>
+      </w:r>
+      <w:proofErr w:type="spellStart"/>
+      <w:r>
+        <w:rPr>
+          <w:rFonts w:ascii="Times New Roman" w:hAnsi="Times New Roman" w:cs="Times New Roman"/>
+          <w:spacing w:val="-10"/>
+        </w:rPr>
+        <w:t>quyền</w:t>
+      </w:r>
+      <w:proofErr w:type="spellEnd"/>
+      <w:r>
+        <w:rPr>
+          <w:rFonts w:ascii="Times New Roman" w:hAnsi="Times New Roman" w:cs="Times New Roman"/>
+          <w:spacing w:val="-10"/>
+        </w:rPr>
+        <w:t xml:space="preserve"> chi </w:t>
+      </w:r>
+      <w:proofErr w:type="spellStart"/>
+      <w:r>
+        <w:rPr>
+          <w:rFonts w:ascii="Times New Roman" w:hAnsi="Times New Roman" w:cs="Times New Roman"/>
+          <w:spacing w:val="-10"/>
+        </w:rPr>
+        <w:t>phối</w:t>
+      </w:r>
+      <w:proofErr w:type="spellEnd"/>
+      <w:r>
+        <w:rPr>
+          <w:rFonts w:ascii="Times New Roman" w:hAnsi="Times New Roman" w:cs="Times New Roman"/>
+          <w:spacing w:val="-10"/>
+        </w:rPr>
+        <w:t xml:space="preserve">, </w:t>
+      </w:r>
+      <w:proofErr w:type="spellStart"/>
+      <w:r>
+        <w:rPr>
+          <w:rFonts w:ascii="Times New Roman" w:hAnsi="Times New Roman" w:cs="Times New Roman"/>
+          <w:spacing w:val="-10"/>
+        </w:rPr>
+        <w:t>doanh</w:t>
+      </w:r>
+      <w:proofErr w:type="spellEnd"/>
+      <w:r>
+        <w:rPr>
+          <w:rFonts w:ascii="Times New Roman" w:hAnsi="Times New Roman" w:cs="Times New Roman"/>
+          <w:spacing w:val="-10"/>
+        </w:rPr>
+        <w:t xml:space="preserve"> </w:t>
+      </w:r>
+      <w:proofErr w:type="spellStart"/>
+      <w:r>
+        <w:rPr>
+          <w:rFonts w:ascii="Times New Roman" w:hAnsi="Times New Roman" w:cs="Times New Roman"/>
+          <w:spacing w:val="-10"/>
+        </w:rPr>
+        <w:t>nghiệp</w:t>
+      </w:r>
+      <w:proofErr w:type="spellEnd"/>
+      <w:r>
+        <w:rPr>
+          <w:rFonts w:ascii="Times New Roman" w:hAnsi="Times New Roman" w:cs="Times New Roman"/>
+          <w:spacing w:val="-10"/>
+        </w:rPr>
+        <w:t xml:space="preserve"> </w:t>
+      </w:r>
+      <w:proofErr w:type="spellStart"/>
+      <w:r>
+        <w:rPr>
+          <w:rFonts w:ascii="Times New Roman" w:hAnsi="Times New Roman" w:cs="Times New Roman"/>
+          <w:spacing w:val="-10"/>
+        </w:rPr>
+        <w:t>ghi</w:t>
+      </w:r>
+      <w:proofErr w:type="spellEnd"/>
+      <w:r>
+        <w:rPr>
+          <w:rFonts w:ascii="Times New Roman" w:hAnsi="Times New Roman" w:cs="Times New Roman"/>
+          <w:spacing w:val="-10"/>
+        </w:rPr>
+        <w:t xml:space="preserve"> </w:t>
+      </w:r>
+      <w:proofErr w:type="spellStart"/>
+      <w:r>
+        <w:rPr>
+          <w:rFonts w:ascii="Times New Roman" w:hAnsi="Times New Roman" w:cs="Times New Roman"/>
+          <w:spacing w:val="-10"/>
+        </w:rPr>
+        <w:t>ro</w:t>
+      </w:r>
+      <w:proofErr w:type="spellEnd"/>
+      <w:r>
+        <w:rPr>
+          <w:rFonts w:ascii="Times New Roman" w:hAnsi="Times New Roman" w:cs="Times New Roman"/>
+          <w:spacing w:val="-10"/>
+        </w:rPr>
+        <w:t xml:space="preserve">̃ </w:t>
+      </w:r>
+      <w:proofErr w:type="spellStart"/>
+      <w:r>
+        <w:rPr>
+          <w:rFonts w:ascii="Times New Roman" w:hAnsi="Times New Roman" w:cs="Times New Roman"/>
+          <w:spacing w:val="-10"/>
+        </w:rPr>
+        <w:t>một</w:t>
+      </w:r>
+      <w:proofErr w:type="spellEnd"/>
+      <w:r>
+        <w:rPr>
+          <w:rFonts w:ascii="Times New Roman" w:hAnsi="Times New Roman" w:cs="Times New Roman"/>
+          <w:spacing w:val="-10"/>
+        </w:rPr>
+        <w:t xml:space="preserve"> </w:t>
+      </w:r>
+      <w:proofErr w:type="spellStart"/>
+      <w:r>
+        <w:rPr>
+          <w:rFonts w:ascii="Times New Roman" w:hAnsi="Times New Roman" w:cs="Times New Roman"/>
+          <w:spacing w:val="-10"/>
+        </w:rPr>
+        <w:t>trong</w:t>
+      </w:r>
+      <w:proofErr w:type="spellEnd"/>
+      <w:r>
+        <w:rPr>
+          <w:rFonts w:ascii="Times New Roman" w:hAnsi="Times New Roman" w:cs="Times New Roman"/>
+          <w:spacing w:val="-10"/>
+        </w:rPr>
+        <w:t xml:space="preserve"> </w:t>
+      </w:r>
+      <w:proofErr w:type="spellStart"/>
+      <w:r>
+        <w:rPr>
+          <w:rFonts w:ascii="Times New Roman" w:hAnsi="Times New Roman" w:cs="Times New Roman"/>
+          <w:spacing w:val="-10"/>
+        </w:rPr>
+        <w:t>các</w:t>
+      </w:r>
+      <w:proofErr w:type="spellEnd"/>
+      <w:r>
+        <w:rPr>
+          <w:rFonts w:ascii="Times New Roman" w:hAnsi="Times New Roman" w:cs="Times New Roman"/>
+          <w:spacing w:val="-10"/>
+        </w:rPr>
+        <w:t xml:space="preserve"> </w:t>
+      </w:r>
+      <w:proofErr w:type="spellStart"/>
+      <w:r>
+        <w:rPr>
+          <w:rFonts w:ascii="Times New Roman" w:hAnsi="Times New Roman" w:cs="Times New Roman"/>
+          <w:spacing w:val="-10"/>
+        </w:rPr>
+        <w:t>quyền</w:t>
+      </w:r>
+      <w:proofErr w:type="spellEnd"/>
+      <w:r>
+        <w:rPr>
+          <w:rFonts w:ascii="Times New Roman" w:hAnsi="Times New Roman" w:cs="Times New Roman"/>
+          <w:spacing w:val="-10"/>
+        </w:rPr>
+        <w:t xml:space="preserve"> chi </w:t>
+      </w:r>
+      <w:proofErr w:type="spellStart"/>
+      <w:r>
+        <w:rPr>
+          <w:rFonts w:ascii="Times New Roman" w:hAnsi="Times New Roman" w:cs="Times New Roman"/>
+          <w:spacing w:val="-10"/>
+        </w:rPr>
+        <w:t>phối</w:t>
+      </w:r>
+      <w:proofErr w:type="spellEnd"/>
+      <w:r>
+        <w:rPr>
+          <w:rFonts w:ascii="Times New Roman" w:hAnsi="Times New Roman" w:cs="Times New Roman"/>
+          <w:spacing w:val="-10"/>
+        </w:rPr>
+        <w:t xml:space="preserve"> </w:t>
+      </w:r>
+      <w:proofErr w:type="spellStart"/>
+      <w:r>
+        <w:rPr>
+          <w:rFonts w:ascii="Times New Roman" w:hAnsi="Times New Roman" w:cs="Times New Roman"/>
+          <w:spacing w:val="-10"/>
+        </w:rPr>
+        <w:t>sau</w:t>
+      </w:r>
+      <w:proofErr w:type="spellEnd"/>
+      <w:r>
+        <w:rPr>
+          <w:rFonts w:ascii="Times New Roman" w:hAnsi="Times New Roman" w:cs="Times New Roman"/>
+          <w:spacing w:val="-10"/>
+        </w:rPr>
+        <w:t xml:space="preserve">: </w:t>
+      </w:r>
+      <w:proofErr w:type="spellStart"/>
+      <w:r>
+        <w:rPr>
+          <w:rFonts w:ascii="Times New Roman" w:hAnsi="Times New Roman" w:cs="Times New Roman"/>
+          <w:spacing w:val="-10"/>
+        </w:rPr>
+        <w:t>bổ</w:t>
+      </w:r>
+      <w:proofErr w:type="spellEnd"/>
+      <w:r>
+        <w:rPr>
+          <w:rFonts w:ascii="Times New Roman" w:hAnsi="Times New Roman" w:cs="Times New Roman"/>
+          <w:spacing w:val="-10"/>
+        </w:rPr>
+        <w:t xml:space="preserve"> </w:t>
+      </w:r>
+      <w:proofErr w:type="spellStart"/>
+      <w:r>
+        <w:rPr>
+          <w:rFonts w:ascii="Times New Roman" w:hAnsi="Times New Roman" w:cs="Times New Roman"/>
+          <w:spacing w:val="-10"/>
+        </w:rPr>
+        <w:t>nhiệm</w:t>
+      </w:r>
+      <w:proofErr w:type="spellEnd"/>
+      <w:r>
+        <w:rPr>
+          <w:rFonts w:ascii="Times New Roman" w:hAnsi="Times New Roman" w:cs="Times New Roman"/>
+          <w:spacing w:val="-10"/>
+        </w:rPr>
+        <w:t xml:space="preserve">, </w:t>
+      </w:r>
+      <w:proofErr w:type="spellStart"/>
+      <w:r>
+        <w:rPr>
+          <w:rFonts w:ascii="Times New Roman" w:hAnsi="Times New Roman" w:cs="Times New Roman"/>
+          <w:spacing w:val="-10"/>
+        </w:rPr>
+        <w:t>miễn</w:t>
+      </w:r>
+      <w:proofErr w:type="spellEnd"/>
+      <w:r>
+        <w:rPr>
+          <w:rFonts w:ascii="Times New Roman" w:hAnsi="Times New Roman" w:cs="Times New Roman"/>
+          <w:spacing w:val="-10"/>
+        </w:rPr>
+        <w:t xml:space="preserve"> </w:t>
+      </w:r>
+      <w:proofErr w:type="spellStart"/>
+      <w:r>
+        <w:rPr>
+          <w:rFonts w:ascii="Times New Roman" w:hAnsi="Times New Roman" w:cs="Times New Roman"/>
+          <w:spacing w:val="-10"/>
+        </w:rPr>
+        <w:t>nhiệm</w:t>
+      </w:r>
+      <w:proofErr w:type="spellEnd"/>
+      <w:r>
+        <w:rPr>
+          <w:rFonts w:ascii="Times New Roman" w:hAnsi="Times New Roman" w:cs="Times New Roman"/>
+          <w:spacing w:val="-10"/>
+        </w:rPr>
+        <w:t xml:space="preserve"> </w:t>
+      </w:r>
+      <w:proofErr w:type="spellStart"/>
+      <w:r>
+        <w:rPr>
+          <w:rFonts w:ascii="Times New Roman" w:hAnsi="Times New Roman" w:cs="Times New Roman"/>
+          <w:spacing w:val="-10"/>
+        </w:rPr>
+        <w:t>hoặc</w:t>
+      </w:r>
+      <w:proofErr w:type="spellEnd"/>
+      <w:r>
+        <w:rPr>
+          <w:rFonts w:ascii="Times New Roman" w:hAnsi="Times New Roman" w:cs="Times New Roman"/>
+          <w:spacing w:val="-10"/>
+        </w:rPr>
+        <w:t xml:space="preserve"> </w:t>
+      </w:r>
+      <w:proofErr w:type="spellStart"/>
+      <w:r>
+        <w:rPr>
+          <w:rFonts w:ascii="Times New Roman" w:hAnsi="Times New Roman" w:cs="Times New Roman"/>
+          <w:spacing w:val="-10"/>
+        </w:rPr>
+        <w:t>bãi</w:t>
+      </w:r>
+      <w:proofErr w:type="spellEnd"/>
+      <w:r>
+        <w:rPr>
+          <w:rFonts w:ascii="Times New Roman" w:hAnsi="Times New Roman" w:cs="Times New Roman"/>
+          <w:spacing w:val="-10"/>
+        </w:rPr>
+        <w:t xml:space="preserve"> </w:t>
+      </w:r>
+      <w:proofErr w:type="spellStart"/>
+      <w:r>
+        <w:rPr>
+          <w:rFonts w:ascii="Times New Roman" w:hAnsi="Times New Roman" w:cs="Times New Roman"/>
+          <w:spacing w:val="-10"/>
+        </w:rPr>
+        <w:t>nhiệm</w:t>
+      </w:r>
+      <w:proofErr w:type="spellEnd"/>
+      <w:r>
+        <w:rPr>
+          <w:rFonts w:ascii="Times New Roman" w:hAnsi="Times New Roman" w:cs="Times New Roman"/>
+          <w:spacing w:val="-10"/>
+        </w:rPr>
+        <w:t xml:space="preserve"> </w:t>
+      </w:r>
+      <w:proofErr w:type="spellStart"/>
+      <w:r>
+        <w:rPr>
+          <w:rFonts w:ascii="Times New Roman" w:hAnsi="Times New Roman" w:cs="Times New Roman"/>
+          <w:spacing w:val="-10"/>
+        </w:rPr>
+        <w:t>đa</w:t>
+      </w:r>
+      <w:proofErr w:type="spellEnd"/>
+      <w:r>
+        <w:rPr>
+          <w:rFonts w:ascii="Times New Roman" w:hAnsi="Times New Roman" w:cs="Times New Roman"/>
+          <w:spacing w:val="-10"/>
+        </w:rPr>
+        <w:t xml:space="preserve"> </w:t>
+      </w:r>
+      <w:proofErr w:type="spellStart"/>
+      <w:r>
+        <w:rPr>
+          <w:rFonts w:ascii="Times New Roman" w:hAnsi="Times New Roman" w:cs="Times New Roman"/>
+          <w:spacing w:val="-10"/>
+        </w:rPr>
+        <w:t>số</w:t>
+      </w:r>
+      <w:proofErr w:type="spellEnd"/>
+      <w:r>
+        <w:rPr>
+          <w:rFonts w:ascii="Times New Roman" w:hAnsi="Times New Roman" w:cs="Times New Roman"/>
+          <w:spacing w:val="-10"/>
+        </w:rPr>
+        <w:t xml:space="preserve"> </w:t>
+      </w:r>
+      <w:proofErr w:type="spellStart"/>
+      <w:r>
+        <w:rPr>
+          <w:rFonts w:ascii="Times New Roman" w:hAnsi="Times New Roman" w:cs="Times New Roman"/>
+          <w:spacing w:val="-10"/>
+        </w:rPr>
+        <w:t>hoặc</w:t>
+      </w:r>
+      <w:proofErr w:type="spellEnd"/>
+      <w:r>
+        <w:rPr>
+          <w:rFonts w:ascii="Times New Roman" w:hAnsi="Times New Roman" w:cs="Times New Roman"/>
+          <w:spacing w:val="-10"/>
+        </w:rPr>
+        <w:t xml:space="preserve"> </w:t>
+      </w:r>
+      <w:proofErr w:type="spellStart"/>
+      <w:r>
+        <w:rPr>
+          <w:rFonts w:ascii="Times New Roman" w:hAnsi="Times New Roman" w:cs="Times New Roman"/>
+          <w:spacing w:val="-10"/>
+        </w:rPr>
+        <w:t>tất</w:t>
+      </w:r>
+      <w:proofErr w:type="spellEnd"/>
+      <w:r>
+        <w:rPr>
+          <w:rFonts w:ascii="Times New Roman" w:hAnsi="Times New Roman" w:cs="Times New Roman"/>
+          <w:spacing w:val="-10"/>
+        </w:rPr>
+        <w:t xml:space="preserve"> </w:t>
+      </w:r>
+      <w:proofErr w:type="spellStart"/>
+      <w:r>
+        <w:rPr>
+          <w:rFonts w:ascii="Times New Roman" w:hAnsi="Times New Roman" w:cs="Times New Roman"/>
+          <w:spacing w:val="-10"/>
+        </w:rPr>
+        <w:t>cả</w:t>
+      </w:r>
+      <w:proofErr w:type="spellEnd"/>
+      <w:r>
+        <w:rPr>
+          <w:rFonts w:ascii="Times New Roman" w:hAnsi="Times New Roman" w:cs="Times New Roman"/>
+          <w:spacing w:val="-10"/>
+        </w:rPr>
+        <w:t xml:space="preserve"> </w:t>
+      </w:r>
+      <w:proofErr w:type="spellStart"/>
+      <w:r>
+        <w:rPr>
+          <w:rFonts w:ascii="Times New Roman" w:hAnsi="Times New Roman" w:cs="Times New Roman"/>
+          <w:spacing w:val="-10"/>
+        </w:rPr>
+        <w:t>thành</w:t>
+      </w:r>
+      <w:proofErr w:type="spellEnd"/>
+      <w:r>
+        <w:rPr>
+          <w:rFonts w:ascii="Times New Roman" w:hAnsi="Times New Roman" w:cs="Times New Roman"/>
+          <w:spacing w:val="-10"/>
+        </w:rPr>
+        <w:t xml:space="preserve"> </w:t>
+      </w:r>
+      <w:proofErr w:type="spellStart"/>
+      <w:r>
+        <w:rPr>
+          <w:rFonts w:ascii="Times New Roman" w:hAnsi="Times New Roman" w:cs="Times New Roman"/>
+          <w:spacing w:val="-10"/>
+        </w:rPr>
+        <w:t>viên</w:t>
+      </w:r>
+      <w:proofErr w:type="spellEnd"/>
+      <w:r>
+        <w:rPr>
+          <w:rFonts w:ascii="Times New Roman" w:hAnsi="Times New Roman" w:cs="Times New Roman"/>
+          <w:spacing w:val="-10"/>
+        </w:rPr>
+        <w:t xml:space="preserve"> </w:t>
+      </w:r>
+      <w:proofErr w:type="spellStart"/>
+      <w:r>
+        <w:rPr>
+          <w:rFonts w:ascii="Times New Roman" w:hAnsi="Times New Roman" w:cs="Times New Roman"/>
+          <w:spacing w:val="-10"/>
+        </w:rPr>
+        <w:t>hội</w:t>
+      </w:r>
+      <w:proofErr w:type="spellEnd"/>
+      <w:r>
+        <w:rPr>
+          <w:rFonts w:ascii="Times New Roman" w:hAnsi="Times New Roman" w:cs="Times New Roman"/>
+          <w:spacing w:val="-10"/>
+        </w:rPr>
+        <w:t xml:space="preserve"> </w:t>
+      </w:r>
+      <w:proofErr w:type="spellStart"/>
+      <w:r>
+        <w:rPr>
+          <w:rFonts w:ascii="Times New Roman" w:hAnsi="Times New Roman" w:cs="Times New Roman"/>
+          <w:spacing w:val="-10"/>
+        </w:rPr>
+        <w:t>đồng</w:t>
+      </w:r>
+      <w:proofErr w:type="spellEnd"/>
+      <w:r>
+        <w:rPr>
+          <w:rFonts w:ascii="Times New Roman" w:hAnsi="Times New Roman" w:cs="Times New Roman"/>
+          <w:spacing w:val="-10"/>
+        </w:rPr>
+        <w:t xml:space="preserve"> </w:t>
+      </w:r>
+      <w:proofErr w:type="spellStart"/>
+      <w:r>
+        <w:rPr>
+          <w:rFonts w:ascii="Times New Roman" w:hAnsi="Times New Roman" w:cs="Times New Roman"/>
+          <w:spacing w:val="-10"/>
+        </w:rPr>
+        <w:t>quản</w:t>
+      </w:r>
+      <w:proofErr w:type="spellEnd"/>
+      <w:r>
+        <w:rPr>
+          <w:rFonts w:ascii="Times New Roman" w:hAnsi="Times New Roman" w:cs="Times New Roman"/>
+          <w:spacing w:val="-10"/>
+        </w:rPr>
+        <w:t xml:space="preserve"> </w:t>
+      </w:r>
+      <w:proofErr w:type="spellStart"/>
+      <w:r>
+        <w:rPr>
+          <w:rFonts w:ascii="Times New Roman" w:hAnsi="Times New Roman" w:cs="Times New Roman"/>
+          <w:spacing w:val="-10"/>
+        </w:rPr>
+        <w:t>trị</w:t>
+      </w:r>
+      <w:proofErr w:type="spellEnd"/>
+      <w:r>
+        <w:rPr>
+          <w:rFonts w:ascii="Times New Roman" w:hAnsi="Times New Roman" w:cs="Times New Roman"/>
+          <w:spacing w:val="-10"/>
+        </w:rPr>
+        <w:t xml:space="preserve">, </w:t>
+      </w:r>
+      <w:proofErr w:type="spellStart"/>
+      <w:r>
+        <w:rPr>
+          <w:rFonts w:ascii="Times New Roman" w:hAnsi="Times New Roman" w:cs="Times New Roman"/>
+          <w:spacing w:val="-10"/>
+        </w:rPr>
+        <w:t>chủ</w:t>
+      </w:r>
+      <w:proofErr w:type="spellEnd"/>
+      <w:r>
+        <w:rPr>
+          <w:rFonts w:ascii="Times New Roman" w:hAnsi="Times New Roman" w:cs="Times New Roman"/>
+          <w:spacing w:val="-10"/>
+        </w:rPr>
+        <w:t xml:space="preserve"> </w:t>
+      </w:r>
+      <w:proofErr w:type="spellStart"/>
+      <w:r>
+        <w:rPr>
+          <w:rFonts w:ascii="Times New Roman" w:hAnsi="Times New Roman" w:cs="Times New Roman"/>
+          <w:spacing w:val="-10"/>
+        </w:rPr>
+        <w:t>tịch</w:t>
+      </w:r>
+      <w:proofErr w:type="spellEnd"/>
+      <w:r>
+        <w:rPr>
+          <w:rFonts w:ascii="Times New Roman" w:hAnsi="Times New Roman" w:cs="Times New Roman"/>
+          <w:spacing w:val="-10"/>
+        </w:rPr>
+        <w:t xml:space="preserve"> </w:t>
+      </w:r>
+      <w:proofErr w:type="spellStart"/>
+      <w:r>
+        <w:rPr>
+          <w:rFonts w:ascii="Times New Roman" w:hAnsi="Times New Roman" w:cs="Times New Roman"/>
+          <w:spacing w:val="-10"/>
+        </w:rPr>
+        <w:t>hội</w:t>
+      </w:r>
+      <w:proofErr w:type="spellEnd"/>
+      <w:r>
+        <w:rPr>
+          <w:rFonts w:ascii="Times New Roman" w:hAnsi="Times New Roman" w:cs="Times New Roman"/>
+          <w:spacing w:val="-10"/>
+        </w:rPr>
+        <w:t xml:space="preserve"> </w:t>
+      </w:r>
+      <w:proofErr w:type="spellStart"/>
+      <w:r>
+        <w:rPr>
+          <w:rFonts w:ascii="Times New Roman" w:hAnsi="Times New Roman" w:cs="Times New Roman"/>
+          <w:spacing w:val="-10"/>
+        </w:rPr>
+        <w:t>đồng</w:t>
+      </w:r>
+      <w:proofErr w:type="spellEnd"/>
+      <w:r>
+        <w:rPr>
+          <w:rFonts w:ascii="Times New Roman" w:hAnsi="Times New Roman" w:cs="Times New Roman"/>
+          <w:spacing w:val="-10"/>
+        </w:rPr>
+        <w:t xml:space="preserve"> </w:t>
+      </w:r>
+      <w:proofErr w:type="spellStart"/>
+      <w:r>
+        <w:rPr>
+          <w:rFonts w:ascii="Times New Roman" w:hAnsi="Times New Roman" w:cs="Times New Roman"/>
+          <w:spacing w:val="-10"/>
+        </w:rPr>
+        <w:t>quản</w:t>
+      </w:r>
+      <w:proofErr w:type="spellEnd"/>
+      <w:r>
+        <w:rPr>
+          <w:rFonts w:ascii="Times New Roman" w:hAnsi="Times New Roman" w:cs="Times New Roman"/>
+          <w:spacing w:val="-10"/>
+        </w:rPr>
+        <w:t xml:space="preserve"> </w:t>
+      </w:r>
+      <w:proofErr w:type="spellStart"/>
+      <w:r>
+        <w:rPr>
+          <w:rFonts w:ascii="Times New Roman" w:hAnsi="Times New Roman" w:cs="Times New Roman"/>
+          <w:spacing w:val="-10"/>
+        </w:rPr>
+        <w:t>trị</w:t>
+      </w:r>
+      <w:proofErr w:type="spellEnd"/>
+      <w:r>
+        <w:rPr>
+          <w:rFonts w:ascii="Times New Roman" w:hAnsi="Times New Roman" w:cs="Times New Roman"/>
+          <w:spacing w:val="-10"/>
+        </w:rPr>
+        <w:t xml:space="preserve">, chủ </w:t>
+      </w:r>
+      <w:proofErr w:type="spellStart"/>
+      <w:r>
+        <w:rPr>
+          <w:rFonts w:ascii="Times New Roman" w:hAnsi="Times New Roman" w:cs="Times New Roman"/>
+          <w:spacing w:val="-10"/>
+        </w:rPr>
+        <w:t>tịch</w:t>
+      </w:r>
+      <w:proofErr w:type="spellEnd"/>
+      <w:r>
+        <w:rPr>
+          <w:rFonts w:ascii="Times New Roman" w:hAnsi="Times New Roman" w:cs="Times New Roman"/>
+          <w:spacing w:val="-10"/>
+        </w:rPr>
+        <w:t xml:space="preserve"> </w:t>
+      </w:r>
+      <w:proofErr w:type="spellStart"/>
+      <w:r>
+        <w:rPr>
+          <w:rFonts w:ascii="Times New Roman" w:hAnsi="Times New Roman" w:cs="Times New Roman"/>
+          <w:spacing w:val="-10"/>
+        </w:rPr>
+        <w:t>hội</w:t>
+      </w:r>
+      <w:proofErr w:type="spellEnd"/>
+      <w:r>
+        <w:rPr>
+          <w:rFonts w:ascii="Times New Roman" w:hAnsi="Times New Roman" w:cs="Times New Roman"/>
+          <w:spacing w:val="-10"/>
+        </w:rPr>
+        <w:t xml:space="preserve"> </w:t>
+      </w:r>
+      <w:proofErr w:type="spellStart"/>
+      <w:r>
+        <w:rPr>
+          <w:rFonts w:ascii="Times New Roman" w:hAnsi="Times New Roman" w:cs="Times New Roman"/>
+          <w:spacing w:val="-10"/>
+        </w:rPr>
+        <w:t>đồng</w:t>
+      </w:r>
+      <w:proofErr w:type="spellEnd"/>
+      <w:r>
+        <w:rPr>
+          <w:rFonts w:ascii="Times New Roman" w:hAnsi="Times New Roman" w:cs="Times New Roman"/>
+          <w:spacing w:val="-10"/>
+        </w:rPr>
+        <w:t xml:space="preserve"> </w:t>
+      </w:r>
+      <w:proofErr w:type="spellStart"/>
+      <w:r>
+        <w:rPr>
+          <w:rFonts w:ascii="Times New Roman" w:hAnsi="Times New Roman" w:cs="Times New Roman"/>
+          <w:spacing w:val="-10"/>
+        </w:rPr>
+        <w:t>thành</w:t>
+      </w:r>
+      <w:proofErr w:type="spellEnd"/>
+      <w:r>
+        <w:rPr>
+          <w:rFonts w:ascii="Times New Roman" w:hAnsi="Times New Roman" w:cs="Times New Roman"/>
+          <w:spacing w:val="-10"/>
+        </w:rPr>
+        <w:t xml:space="preserve"> </w:t>
+      </w:r>
+      <w:proofErr w:type="spellStart"/>
+      <w:r>
+        <w:rPr>
+          <w:rFonts w:ascii="Times New Roman" w:hAnsi="Times New Roman" w:cs="Times New Roman"/>
+          <w:spacing w:val="-10"/>
+        </w:rPr>
+        <w:t>viên</w:t>
+      </w:r>
+      <w:proofErr w:type="spellEnd"/>
+      <w:r>
+        <w:rPr>
+          <w:rFonts w:ascii="Times New Roman" w:hAnsi="Times New Roman" w:cs="Times New Roman"/>
+          <w:spacing w:val="-10"/>
+        </w:rPr>
+        <w:t xml:space="preserve">; </w:t>
+      </w:r>
+      <w:proofErr w:type="spellStart"/>
+      <w:r>
+        <w:rPr>
+          <w:rFonts w:ascii="Times New Roman" w:hAnsi="Times New Roman" w:cs="Times New Roman"/>
+          <w:spacing w:val="-10"/>
+        </w:rPr>
+        <w:t>người</w:t>
+      </w:r>
+      <w:proofErr w:type="spellEnd"/>
+      <w:r>
+        <w:rPr>
+          <w:rFonts w:ascii="Times New Roman" w:hAnsi="Times New Roman" w:cs="Times New Roman"/>
+          <w:spacing w:val="-10"/>
+        </w:rPr>
+        <w:t xml:space="preserve"> </w:t>
+      </w:r>
+      <w:proofErr w:type="spellStart"/>
+      <w:r>
+        <w:rPr>
+          <w:rFonts w:ascii="Times New Roman" w:hAnsi="Times New Roman" w:cs="Times New Roman"/>
+          <w:spacing w:val="-10"/>
+        </w:rPr>
+        <w:t>đại</w:t>
+      </w:r>
+      <w:proofErr w:type="spellEnd"/>
+      <w:r>
+        <w:rPr>
+          <w:rFonts w:ascii="Times New Roman" w:hAnsi="Times New Roman" w:cs="Times New Roman"/>
+          <w:spacing w:val="-10"/>
+        </w:rPr>
+        <w:t xml:space="preserve"> </w:t>
+      </w:r>
+      <w:proofErr w:type="spellStart"/>
+      <w:r>
+        <w:rPr>
+          <w:rFonts w:ascii="Times New Roman" w:hAnsi="Times New Roman" w:cs="Times New Roman"/>
+          <w:spacing w:val="-10"/>
+        </w:rPr>
+        <w:t>diện</w:t>
+      </w:r>
+      <w:proofErr w:type="spellEnd"/>
+      <w:r>
+        <w:rPr>
+          <w:rFonts w:ascii="Times New Roman" w:hAnsi="Times New Roman" w:cs="Times New Roman"/>
+          <w:spacing w:val="-10"/>
+        </w:rPr>
+        <w:t xml:space="preserve"> </w:t>
+      </w:r>
+      <w:proofErr w:type="spellStart"/>
+      <w:r>
+        <w:rPr>
+          <w:rFonts w:ascii="Times New Roman" w:hAnsi="Times New Roman" w:cs="Times New Roman"/>
+          <w:spacing w:val="-10"/>
+        </w:rPr>
+        <w:t>theo</w:t>
+      </w:r>
+      <w:proofErr w:type="spellEnd"/>
+      <w:r>
+        <w:rPr>
+          <w:rFonts w:ascii="Times New Roman" w:hAnsi="Times New Roman" w:cs="Times New Roman"/>
+          <w:spacing w:val="-10"/>
+        </w:rPr>
+        <w:t xml:space="preserve"> </w:t>
+      </w:r>
+      <w:proofErr w:type="spellStart"/>
+      <w:r>
+        <w:rPr>
+          <w:rFonts w:ascii="Times New Roman" w:hAnsi="Times New Roman" w:cs="Times New Roman"/>
+          <w:spacing w:val="-10"/>
+        </w:rPr>
+        <w:t>pháp</w:t>
+      </w:r>
+      <w:proofErr w:type="spellEnd"/>
+      <w:r>
+        <w:rPr>
+          <w:rFonts w:ascii="Times New Roman" w:hAnsi="Times New Roman" w:cs="Times New Roman"/>
+          <w:spacing w:val="-10"/>
+        </w:rPr>
+        <w:t xml:space="preserve"> </w:t>
+      </w:r>
+      <w:proofErr w:type="spellStart"/>
+      <w:r>
+        <w:rPr>
+          <w:rFonts w:ascii="Times New Roman" w:hAnsi="Times New Roman" w:cs="Times New Roman"/>
+          <w:spacing w:val="-10"/>
+        </w:rPr>
+        <w:t>luật</w:t>
+      </w:r>
+      <w:proofErr w:type="spellEnd"/>
+      <w:r>
+        <w:rPr>
+          <w:rFonts w:ascii="Times New Roman" w:hAnsi="Times New Roman" w:cs="Times New Roman"/>
+          <w:spacing w:val="-10"/>
+        </w:rPr>
+        <w:t xml:space="preserve">, </w:t>
+      </w:r>
+      <w:proofErr w:type="spellStart"/>
+      <w:r>
+        <w:rPr>
+          <w:rFonts w:ascii="Times New Roman" w:hAnsi="Times New Roman" w:cs="Times New Roman"/>
+          <w:spacing w:val="-10"/>
+        </w:rPr>
+        <w:t>giám</w:t>
+      </w:r>
+      <w:proofErr w:type="spellEnd"/>
+      <w:r>
+        <w:rPr>
+          <w:rFonts w:ascii="Times New Roman" w:hAnsi="Times New Roman" w:cs="Times New Roman"/>
+          <w:spacing w:val="-10"/>
+        </w:rPr>
+        <w:t xml:space="preserve"> </w:t>
+      </w:r>
+      <w:proofErr w:type="spellStart"/>
+      <w:r>
+        <w:rPr>
+          <w:rFonts w:ascii="Times New Roman" w:hAnsi="Times New Roman" w:cs="Times New Roman"/>
+          <w:spacing w:val="-10"/>
+        </w:rPr>
+        <w:t>đốc</w:t>
+      </w:r>
+      <w:proofErr w:type="spellEnd"/>
+      <w:r>
+        <w:rPr>
+          <w:rFonts w:ascii="Times New Roman" w:hAnsi="Times New Roman" w:cs="Times New Roman"/>
+          <w:spacing w:val="-10"/>
+        </w:rPr>
+        <w:t xml:space="preserve"> </w:t>
+      </w:r>
+      <w:proofErr w:type="spellStart"/>
+      <w:r>
+        <w:rPr>
+          <w:rFonts w:ascii="Times New Roman" w:hAnsi="Times New Roman" w:cs="Times New Roman"/>
+          <w:spacing w:val="-10"/>
+        </w:rPr>
+        <w:t>hoặc</w:t>
+      </w:r>
+      <w:proofErr w:type="spellEnd"/>
+      <w:r>
+        <w:rPr>
+          <w:rFonts w:ascii="Times New Roman" w:hAnsi="Times New Roman" w:cs="Times New Roman"/>
+          <w:spacing w:val="-10"/>
+        </w:rPr>
+        <w:t xml:space="preserve"> </w:t>
+      </w:r>
+      <w:proofErr w:type="spellStart"/>
+      <w:r>
+        <w:rPr>
+          <w:rFonts w:ascii="Times New Roman" w:hAnsi="Times New Roman" w:cs="Times New Roman"/>
+          <w:spacing w:val="-10"/>
+        </w:rPr>
+        <w:t>tổng</w:t>
+      </w:r>
+      <w:proofErr w:type="spellEnd"/>
+      <w:r>
+        <w:rPr>
+          <w:rFonts w:ascii="Times New Roman" w:hAnsi="Times New Roman" w:cs="Times New Roman"/>
+          <w:spacing w:val="-10"/>
+        </w:rPr>
+        <w:t xml:space="preserve"> </w:t>
+      </w:r>
+      <w:proofErr w:type="spellStart"/>
+      <w:r>
+        <w:rPr>
+          <w:rFonts w:ascii="Times New Roman" w:hAnsi="Times New Roman" w:cs="Times New Roman"/>
+          <w:spacing w:val="-10"/>
+        </w:rPr>
+        <w:t>giám</w:t>
+      </w:r>
+      <w:proofErr w:type="spellEnd"/>
+      <w:r>
+        <w:rPr>
+          <w:rFonts w:ascii="Times New Roman" w:hAnsi="Times New Roman" w:cs="Times New Roman"/>
+          <w:spacing w:val="-10"/>
+        </w:rPr>
+        <w:t xml:space="preserve"> </w:t>
+      </w:r>
+      <w:proofErr w:type="spellStart"/>
+      <w:r>
+        <w:rPr>
+          <w:rFonts w:ascii="Times New Roman" w:hAnsi="Times New Roman" w:cs="Times New Roman"/>
+          <w:spacing w:val="-10"/>
+        </w:rPr>
+        <w:t>đốc</w:t>
+      </w:r>
+      <w:proofErr w:type="spellEnd"/>
+      <w:r>
+        <w:rPr>
+          <w:rFonts w:ascii="Times New Roman" w:hAnsi="Times New Roman" w:cs="Times New Roman"/>
+          <w:spacing w:val="-10"/>
+        </w:rPr>
+        <w:t xml:space="preserve"> </w:t>
+      </w:r>
+      <w:proofErr w:type="spellStart"/>
+      <w:r>
+        <w:rPr>
+          <w:rFonts w:ascii="Times New Roman" w:hAnsi="Times New Roman" w:cs="Times New Roman"/>
+          <w:spacing w:val="-10"/>
+        </w:rPr>
+        <w:t>của</w:t>
+      </w:r>
+      <w:proofErr w:type="spellEnd"/>
+      <w:r>
+        <w:rPr>
+          <w:rFonts w:ascii="Times New Roman" w:hAnsi="Times New Roman" w:cs="Times New Roman"/>
+          <w:spacing w:val="-10"/>
+        </w:rPr>
+        <w:t xml:space="preserve"> </w:t>
+      </w:r>
+      <w:proofErr w:type="spellStart"/>
+      <w:r>
+        <w:rPr>
+          <w:rFonts w:ascii="Times New Roman" w:hAnsi="Times New Roman" w:cs="Times New Roman"/>
+          <w:spacing w:val="-10"/>
+        </w:rPr>
+        <w:t>doanh</w:t>
+      </w:r>
+      <w:proofErr w:type="spellEnd"/>
+      <w:r>
+        <w:rPr>
+          <w:rFonts w:ascii="Times New Roman" w:hAnsi="Times New Roman" w:cs="Times New Roman"/>
+          <w:spacing w:val="-10"/>
+        </w:rPr>
+        <w:t xml:space="preserve"> </w:t>
+      </w:r>
+      <w:proofErr w:type="spellStart"/>
+      <w:r>
+        <w:rPr>
+          <w:rFonts w:ascii="Times New Roman" w:hAnsi="Times New Roman" w:cs="Times New Roman"/>
+          <w:spacing w:val="-10"/>
+        </w:rPr>
+        <w:t>nghiệp</w:t>
+      </w:r>
+      <w:proofErr w:type="spellEnd"/>
+      <w:r>
+        <w:rPr>
+          <w:rFonts w:ascii="Times New Roman" w:hAnsi="Times New Roman" w:cs="Times New Roman"/>
+          <w:spacing w:val="-10"/>
+        </w:rPr>
+        <w:t xml:space="preserve">; </w:t>
+      </w:r>
+      <w:proofErr w:type="spellStart"/>
+      <w:r>
+        <w:rPr>
+          <w:rFonts w:ascii="Times New Roman" w:hAnsi="Times New Roman" w:cs="Times New Roman"/>
+          <w:spacing w:val="-10"/>
+        </w:rPr>
+        <w:t>sửa</w:t>
+      </w:r>
+      <w:proofErr w:type="spellEnd"/>
+      <w:r>
+        <w:rPr>
+          <w:rFonts w:ascii="Times New Roman" w:hAnsi="Times New Roman" w:cs="Times New Roman"/>
+          <w:spacing w:val="-10"/>
+        </w:rPr>
+        <w:t xml:space="preserve"> </w:t>
+      </w:r>
+      <w:proofErr w:type="spellStart"/>
+      <w:r>
+        <w:rPr>
+          <w:rFonts w:ascii="Times New Roman" w:hAnsi="Times New Roman" w:cs="Times New Roman"/>
+          <w:spacing w:val="-10"/>
+        </w:rPr>
+        <w:t>đổi</w:t>
+      </w:r>
+      <w:proofErr w:type="spellEnd"/>
+      <w:r>
+        <w:rPr>
+          <w:rFonts w:ascii="Times New Roman" w:hAnsi="Times New Roman" w:cs="Times New Roman"/>
+          <w:spacing w:val="-10"/>
+        </w:rPr>
+        <w:t xml:space="preserve">, </w:t>
+      </w:r>
+      <w:proofErr w:type="spellStart"/>
+      <w:r>
+        <w:rPr>
+          <w:rFonts w:ascii="Times New Roman" w:hAnsi="Times New Roman" w:cs="Times New Roman"/>
+          <w:spacing w:val="-10"/>
+        </w:rPr>
+        <w:t>bổ</w:t>
+      </w:r>
+      <w:proofErr w:type="spellEnd"/>
+      <w:r>
+        <w:rPr>
+          <w:rFonts w:ascii="Times New Roman" w:hAnsi="Times New Roman" w:cs="Times New Roman"/>
+          <w:spacing w:val="-10"/>
+        </w:rPr>
+        <w:t xml:space="preserve"> sung </w:t>
+      </w:r>
+      <w:proofErr w:type="spellStart"/>
+      <w:r>
+        <w:rPr>
+          <w:rFonts w:ascii="Times New Roman" w:hAnsi="Times New Roman" w:cs="Times New Roman"/>
+          <w:spacing w:val="-10"/>
+        </w:rPr>
+        <w:t>điều</w:t>
+      </w:r>
+      <w:proofErr w:type="spellEnd"/>
+      <w:r>
+        <w:rPr>
+          <w:rFonts w:ascii="Times New Roman" w:hAnsi="Times New Roman" w:cs="Times New Roman"/>
+          <w:spacing w:val="-10"/>
+        </w:rPr>
+        <w:t xml:space="preserve"> </w:t>
+      </w:r>
+      <w:proofErr w:type="spellStart"/>
+      <w:r>
+        <w:rPr>
+          <w:rFonts w:ascii="Times New Roman" w:hAnsi="Times New Roman" w:cs="Times New Roman"/>
+          <w:spacing w:val="-10"/>
+        </w:rPr>
+        <w:t>lệ</w:t>
+      </w:r>
+      <w:proofErr w:type="spellEnd"/>
+      <w:r>
+        <w:rPr>
+          <w:rFonts w:ascii="Times New Roman" w:hAnsi="Times New Roman" w:cs="Times New Roman"/>
+          <w:spacing w:val="-10"/>
+        </w:rPr>
+        <w:t xml:space="preserve"> </w:t>
+      </w:r>
+      <w:proofErr w:type="spellStart"/>
+      <w:r>
+        <w:rPr>
+          <w:rFonts w:ascii="Times New Roman" w:hAnsi="Times New Roman" w:cs="Times New Roman"/>
+          <w:spacing w:val="-10"/>
+        </w:rPr>
+        <w:t>của</w:t>
+      </w:r>
+      <w:proofErr w:type="spellEnd"/>
+      <w:r>
+        <w:rPr>
+          <w:rFonts w:ascii="Times New Roman" w:hAnsi="Times New Roman" w:cs="Times New Roman"/>
+          <w:spacing w:val="-10"/>
+        </w:rPr>
+        <w:t xml:space="preserve"> </w:t>
+      </w:r>
+      <w:proofErr w:type="spellStart"/>
+      <w:r>
+        <w:rPr>
+          <w:rFonts w:ascii="Times New Roman" w:hAnsi="Times New Roman" w:cs="Times New Roman"/>
+          <w:spacing w:val="-10"/>
+        </w:rPr>
+        <w:t>doanh</w:t>
+      </w:r>
+      <w:proofErr w:type="spellEnd"/>
+      <w:r>
+        <w:rPr>
+          <w:rFonts w:ascii="Times New Roman" w:hAnsi="Times New Roman" w:cs="Times New Roman"/>
+          <w:spacing w:val="-10"/>
+        </w:rPr>
+        <w:t xml:space="preserve"> </w:t>
+      </w:r>
+      <w:proofErr w:type="spellStart"/>
+      <w:r>
+        <w:rPr>
+          <w:rFonts w:ascii="Times New Roman" w:hAnsi="Times New Roman" w:cs="Times New Roman"/>
+          <w:spacing w:val="-10"/>
+        </w:rPr>
+        <w:t>nghiệp</w:t>
+      </w:r>
+      <w:proofErr w:type="spellEnd"/>
+      <w:r>
+        <w:rPr>
+          <w:rFonts w:ascii="Times New Roman" w:hAnsi="Times New Roman" w:cs="Times New Roman"/>
+          <w:spacing w:val="-10"/>
+        </w:rPr>
+        <w:t xml:space="preserve">; </w:t>
+      </w:r>
+      <w:proofErr w:type="spellStart"/>
+      <w:r>
+        <w:rPr>
+          <w:rFonts w:ascii="Times New Roman" w:hAnsi="Times New Roman" w:cs="Times New Roman"/>
+          <w:spacing w:val="-10"/>
+        </w:rPr>
+        <w:t>thay</w:t>
+      </w:r>
+      <w:proofErr w:type="spellEnd"/>
+      <w:r>
+        <w:rPr>
+          <w:rFonts w:ascii="Times New Roman" w:hAnsi="Times New Roman" w:cs="Times New Roman"/>
+          <w:spacing w:val="-10"/>
+        </w:rPr>
+        <w:t xml:space="preserve"> </w:t>
+      </w:r>
+      <w:proofErr w:type="spellStart"/>
+      <w:r>
+        <w:rPr>
+          <w:rFonts w:ascii="Times New Roman" w:hAnsi="Times New Roman" w:cs="Times New Roman"/>
+          <w:spacing w:val="-10"/>
+        </w:rPr>
+        <w:t>đổi</w:t>
+      </w:r>
+      <w:proofErr w:type="spellEnd"/>
+      <w:r>
+        <w:rPr>
+          <w:rFonts w:ascii="Times New Roman" w:hAnsi="Times New Roman" w:cs="Times New Roman"/>
+          <w:spacing w:val="-10"/>
+        </w:rPr>
+        <w:t xml:space="preserve"> </w:t>
+      </w:r>
+      <w:proofErr w:type="spellStart"/>
+      <w:r>
+        <w:rPr>
+          <w:rFonts w:ascii="Times New Roman" w:hAnsi="Times New Roman" w:cs="Times New Roman"/>
+          <w:spacing w:val="-10"/>
+        </w:rPr>
+        <w:t>cơ</w:t>
+      </w:r>
+      <w:proofErr w:type="spellEnd"/>
+      <w:r>
+        <w:rPr>
+          <w:rFonts w:ascii="Times New Roman" w:hAnsi="Times New Roman" w:cs="Times New Roman"/>
+          <w:spacing w:val="-10"/>
+        </w:rPr>
+        <w:t xml:space="preserve"> </w:t>
+      </w:r>
+      <w:proofErr w:type="spellStart"/>
+      <w:r>
+        <w:rPr>
+          <w:rFonts w:ascii="Times New Roman" w:hAnsi="Times New Roman" w:cs="Times New Roman"/>
+          <w:spacing w:val="-10"/>
+        </w:rPr>
+        <w:t>cấu</w:t>
+      </w:r>
+      <w:proofErr w:type="spellEnd"/>
+      <w:r>
+        <w:rPr>
+          <w:rFonts w:ascii="Times New Roman" w:hAnsi="Times New Roman" w:cs="Times New Roman"/>
+          <w:spacing w:val="-10"/>
+        </w:rPr>
+        <w:t xml:space="preserve"> </w:t>
+      </w:r>
+      <w:proofErr w:type="spellStart"/>
+      <w:r>
+        <w:rPr>
+          <w:rFonts w:ascii="Times New Roman" w:hAnsi="Times New Roman" w:cs="Times New Roman"/>
+          <w:spacing w:val="-10"/>
+        </w:rPr>
+        <w:t>tổ</w:t>
+      </w:r>
+      <w:proofErr w:type="spellEnd"/>
+      <w:r>
+        <w:rPr>
+          <w:rFonts w:ascii="Times New Roman" w:hAnsi="Times New Roman" w:cs="Times New Roman"/>
+          <w:spacing w:val="-10"/>
+        </w:rPr>
+        <w:t xml:space="preserve"> </w:t>
+      </w:r>
+      <w:proofErr w:type="spellStart"/>
+      <w:r>
+        <w:rPr>
+          <w:rFonts w:ascii="Times New Roman" w:hAnsi="Times New Roman" w:cs="Times New Roman"/>
+          <w:spacing w:val="-10"/>
+        </w:rPr>
+        <w:t>chức</w:t>
+      </w:r>
+      <w:proofErr w:type="spellEnd"/>
+      <w:r>
+        <w:rPr>
+          <w:rFonts w:ascii="Times New Roman" w:hAnsi="Times New Roman" w:cs="Times New Roman"/>
+          <w:spacing w:val="-10"/>
+        </w:rPr>
+        <w:t xml:space="preserve"> </w:t>
+      </w:r>
+      <w:proofErr w:type="spellStart"/>
+      <w:r>
+        <w:rPr>
+          <w:rFonts w:ascii="Times New Roman" w:hAnsi="Times New Roman" w:cs="Times New Roman"/>
+          <w:spacing w:val="-10"/>
+        </w:rPr>
+        <w:t>quản</w:t>
+      </w:r>
+      <w:proofErr w:type="spellEnd"/>
+      <w:r>
+        <w:rPr>
+          <w:rFonts w:ascii="Times New Roman" w:hAnsi="Times New Roman" w:cs="Times New Roman"/>
+          <w:spacing w:val="-10"/>
+        </w:rPr>
+        <w:t xml:space="preserve"> </w:t>
+      </w:r>
+      <w:proofErr w:type="spellStart"/>
+      <w:r>
+        <w:rPr>
+          <w:rFonts w:ascii="Times New Roman" w:hAnsi="Times New Roman" w:cs="Times New Roman"/>
+          <w:spacing w:val="-10"/>
+        </w:rPr>
+        <w:t>lý</w:t>
+      </w:r>
+      <w:proofErr w:type="spellEnd"/>
+      <w:r>
+        <w:rPr>
+          <w:rFonts w:ascii="Times New Roman" w:hAnsi="Times New Roman" w:cs="Times New Roman"/>
+          <w:spacing w:val="-10"/>
+        </w:rPr>
+        <w:t xml:space="preserve"> </w:t>
+      </w:r>
+      <w:proofErr w:type="spellStart"/>
+      <w:r>
+        <w:rPr>
+          <w:rFonts w:ascii="Times New Roman" w:hAnsi="Times New Roman" w:cs="Times New Roman"/>
+          <w:spacing w:val="-10"/>
+        </w:rPr>
+        <w:t>công</w:t>
+      </w:r>
+      <w:proofErr w:type="spellEnd"/>
+      <w:r>
+        <w:rPr>
+          <w:rFonts w:ascii="Times New Roman" w:hAnsi="Times New Roman" w:cs="Times New Roman"/>
+          <w:spacing w:val="-10"/>
+        </w:rPr>
+        <w:t xml:space="preserve"> ty; </w:t>
+      </w:r>
+      <w:proofErr w:type="spellStart"/>
+      <w:r>
+        <w:rPr>
+          <w:rFonts w:ascii="Times New Roman" w:hAnsi="Times New Roman" w:cs="Times New Roman"/>
+          <w:spacing w:val="-10"/>
+        </w:rPr>
+        <w:t>tổ</w:t>
+      </w:r>
+      <w:proofErr w:type="spellEnd"/>
+      <w:r>
+        <w:rPr>
+          <w:rFonts w:ascii="Times New Roman" w:hAnsi="Times New Roman" w:cs="Times New Roman"/>
+          <w:spacing w:val="-10"/>
+        </w:rPr>
+        <w:t xml:space="preserve"> </w:t>
+      </w:r>
+      <w:proofErr w:type="spellStart"/>
+      <w:r>
+        <w:rPr>
+          <w:rFonts w:ascii="Times New Roman" w:hAnsi="Times New Roman" w:cs="Times New Roman"/>
+          <w:spacing w:val="-10"/>
+        </w:rPr>
+        <w:t>chức</w:t>
+      </w:r>
+      <w:proofErr w:type="spellEnd"/>
+      <w:r>
+        <w:rPr>
+          <w:rFonts w:ascii="Times New Roman" w:hAnsi="Times New Roman" w:cs="Times New Roman"/>
+          <w:spacing w:val="-10"/>
+        </w:rPr>
+        <w:t xml:space="preserve"> </w:t>
+      </w:r>
+      <w:proofErr w:type="spellStart"/>
+      <w:r>
+        <w:rPr>
+          <w:rFonts w:ascii="Times New Roman" w:hAnsi="Times New Roman" w:cs="Times New Roman"/>
+          <w:spacing w:val="-10"/>
+        </w:rPr>
+        <w:t>lại</w:t>
+      </w:r>
+      <w:proofErr w:type="spellEnd"/>
+      <w:r>
+        <w:rPr>
+          <w:rFonts w:ascii="Times New Roman" w:hAnsi="Times New Roman" w:cs="Times New Roman"/>
+          <w:spacing w:val="-10"/>
+        </w:rPr>
+        <w:t xml:space="preserve">, </w:t>
+      </w:r>
+      <w:proofErr w:type="spellStart"/>
+      <w:r>
+        <w:rPr>
+          <w:rFonts w:ascii="Times New Roman" w:hAnsi="Times New Roman" w:cs="Times New Roman"/>
+          <w:spacing w:val="-10"/>
+        </w:rPr>
+        <w:t>giải</w:t>
+      </w:r>
+      <w:proofErr w:type="spellEnd"/>
+      <w:r>
+        <w:rPr>
+          <w:rFonts w:ascii="Times New Roman" w:hAnsi="Times New Roman" w:cs="Times New Roman"/>
+          <w:spacing w:val="-10"/>
+        </w:rPr>
+        <w:t xml:space="preserve"> </w:t>
+      </w:r>
+      <w:proofErr w:type="spellStart"/>
+      <w:r>
+        <w:rPr>
+          <w:rFonts w:ascii="Times New Roman" w:hAnsi="Times New Roman" w:cs="Times New Roman"/>
+          <w:spacing w:val="-10"/>
+        </w:rPr>
+        <w:t>thể</w:t>
+      </w:r>
+      <w:proofErr w:type="spellEnd"/>
+      <w:r>
+        <w:rPr>
+          <w:rFonts w:ascii="Times New Roman" w:hAnsi="Times New Roman" w:cs="Times New Roman"/>
+          <w:spacing w:val="-10"/>
+        </w:rPr>
+        <w:t xml:space="preserve"> </w:t>
+      </w:r>
+      <w:proofErr w:type="spellStart"/>
+      <w:r>
+        <w:rPr>
+          <w:rFonts w:ascii="Times New Roman" w:hAnsi="Times New Roman" w:cs="Times New Roman"/>
+          <w:spacing w:val="-10"/>
+        </w:rPr>
+        <w:t>công</w:t>
+      </w:r>
+      <w:proofErr w:type="spellEnd"/>
+      <w:r>
+        <w:rPr>
+          <w:rFonts w:ascii="Times New Roman" w:hAnsi="Times New Roman" w:cs="Times New Roman"/>
+          <w:spacing w:val="-10"/>
+        </w:rPr>
+        <w:t xml:space="preserve"> ty.</w:t>
       </w:r>
     </w:p>
   </w:footnote>
@@ -1860,7 +5367,217 @@
         <w:rPr>
           <w:spacing w:val="-10"/>
         </w:rPr>
-        <w:t xml:space="preserve"> - Người đại diện theo pháp luật của doanh nghiệp ký trực tiếp vào phần này. </w:t>
+        <w:t xml:space="preserve"> - </w:t>
+      </w:r>
+      <w:proofErr w:type="spellStart"/>
+      <w:r>
+        <w:rPr>
+          <w:spacing w:val="-10"/>
+        </w:rPr>
+        <w:t>Người</w:t>
+      </w:r>
+      <w:proofErr w:type="spellEnd"/>
+      <w:r>
+        <w:rPr>
+          <w:spacing w:val="-10"/>
+        </w:rPr>
+        <w:t xml:space="preserve"> </w:t>
+      </w:r>
+      <w:proofErr w:type="spellStart"/>
+      <w:r>
+        <w:rPr>
+          <w:spacing w:val="-10"/>
+        </w:rPr>
+        <w:t>đại</w:t>
+      </w:r>
+      <w:proofErr w:type="spellEnd"/>
+      <w:r>
+        <w:rPr>
+          <w:spacing w:val="-10"/>
+        </w:rPr>
+        <w:t xml:space="preserve"> </w:t>
+      </w:r>
+      <w:proofErr w:type="spellStart"/>
+      <w:r>
+        <w:rPr>
+          <w:spacing w:val="-10"/>
+        </w:rPr>
+        <w:t>diện</w:t>
+      </w:r>
+      <w:proofErr w:type="spellEnd"/>
+      <w:r>
+        <w:rPr>
+          <w:spacing w:val="-10"/>
+        </w:rPr>
+        <w:t xml:space="preserve"> </w:t>
+      </w:r>
+      <w:proofErr w:type="spellStart"/>
+      <w:r>
+        <w:rPr>
+          <w:spacing w:val="-10"/>
+        </w:rPr>
+        <w:t>theo</w:t>
+      </w:r>
+      <w:proofErr w:type="spellEnd"/>
+      <w:r>
+        <w:rPr>
+          <w:spacing w:val="-10"/>
+        </w:rPr>
+        <w:t xml:space="preserve"> </w:t>
+      </w:r>
+      <w:proofErr w:type="spellStart"/>
+      <w:r>
+        <w:rPr>
+          <w:spacing w:val="-10"/>
+        </w:rPr>
+        <w:t>pháp</w:t>
+      </w:r>
+      <w:proofErr w:type="spellEnd"/>
+      <w:r>
+        <w:rPr>
+          <w:spacing w:val="-10"/>
+        </w:rPr>
+        <w:t xml:space="preserve"> </w:t>
+      </w:r>
+      <w:proofErr w:type="spellStart"/>
+      <w:r>
+        <w:rPr>
+          <w:spacing w:val="-10"/>
+        </w:rPr>
+        <w:t>luật</w:t>
+      </w:r>
+      <w:proofErr w:type="spellEnd"/>
+      <w:r>
+        <w:rPr>
+          <w:spacing w:val="-10"/>
+        </w:rPr>
+        <w:t xml:space="preserve"> </w:t>
+      </w:r>
+      <w:proofErr w:type="spellStart"/>
+      <w:r>
+        <w:rPr>
+          <w:spacing w:val="-10"/>
+        </w:rPr>
+        <w:t>của</w:t>
+      </w:r>
+      <w:proofErr w:type="spellEnd"/>
+      <w:r>
+        <w:rPr>
+          <w:spacing w:val="-10"/>
+        </w:rPr>
+        <w:t xml:space="preserve"> </w:t>
+      </w:r>
+      <w:proofErr w:type="spellStart"/>
+      <w:r>
+        <w:rPr>
+          <w:spacing w:val="-10"/>
+        </w:rPr>
+        <w:t>doanh</w:t>
+      </w:r>
+      <w:proofErr w:type="spellEnd"/>
+      <w:r>
+        <w:rPr>
+          <w:spacing w:val="-10"/>
+        </w:rPr>
+        <w:t xml:space="preserve"> </w:t>
+      </w:r>
+      <w:proofErr w:type="spellStart"/>
+      <w:r>
+        <w:rPr>
+          <w:spacing w:val="-10"/>
+        </w:rPr>
+        <w:t>nghiệp</w:t>
+      </w:r>
+      <w:proofErr w:type="spellEnd"/>
+      <w:r>
+        <w:rPr>
+          <w:spacing w:val="-10"/>
+        </w:rPr>
+        <w:t xml:space="preserve"> </w:t>
+      </w:r>
+      <w:proofErr w:type="spellStart"/>
+      <w:r>
+        <w:rPr>
+          <w:spacing w:val="-10"/>
+        </w:rPr>
+        <w:t>ký</w:t>
+      </w:r>
+      <w:proofErr w:type="spellEnd"/>
+      <w:r>
+        <w:rPr>
+          <w:spacing w:val="-10"/>
+        </w:rPr>
+        <w:t xml:space="preserve"> </w:t>
+      </w:r>
+      <w:proofErr w:type="spellStart"/>
+      <w:r>
+        <w:rPr>
+          <w:spacing w:val="-10"/>
+        </w:rPr>
+        <w:t>trực</w:t>
+      </w:r>
+      <w:proofErr w:type="spellEnd"/>
+      <w:r>
+        <w:rPr>
+          <w:spacing w:val="-10"/>
+        </w:rPr>
+        <w:t xml:space="preserve"> </w:t>
+      </w:r>
+      <w:proofErr w:type="spellStart"/>
+      <w:r>
+        <w:rPr>
+          <w:spacing w:val="-10"/>
+        </w:rPr>
+        <w:t>tiếp</w:t>
+      </w:r>
+      <w:proofErr w:type="spellEnd"/>
+      <w:r>
+        <w:rPr>
+          <w:spacing w:val="-10"/>
+        </w:rPr>
+        <w:t xml:space="preserve"> </w:t>
+      </w:r>
+      <w:proofErr w:type="spellStart"/>
+      <w:r>
+        <w:rPr>
+          <w:spacing w:val="-10"/>
+        </w:rPr>
+        <w:t>vào</w:t>
+      </w:r>
+      <w:proofErr w:type="spellEnd"/>
+      <w:r>
+        <w:rPr>
+          <w:spacing w:val="-10"/>
+        </w:rPr>
+        <w:t xml:space="preserve"> </w:t>
+      </w:r>
+      <w:proofErr w:type="spellStart"/>
+      <w:r>
+        <w:rPr>
+          <w:spacing w:val="-10"/>
+        </w:rPr>
+        <w:t>phần</w:t>
+      </w:r>
+      <w:proofErr w:type="spellEnd"/>
+      <w:r>
+        <w:rPr>
+          <w:spacing w:val="-10"/>
+        </w:rPr>
+        <w:t xml:space="preserve"> </w:t>
+      </w:r>
+      <w:proofErr w:type="spellStart"/>
+      <w:r>
+        <w:rPr>
+          <w:spacing w:val="-10"/>
+        </w:rPr>
+        <w:t>này</w:t>
+      </w:r>
+      <w:proofErr w:type="spellEnd"/>
+      <w:r>
+        <w:rPr>
+          <w:spacing w:val="-10"/>
+        </w:rPr>
+        <w:t xml:space="preserve">. </w:t>
       </w:r>
     </w:p>
     <w:p>
@@ -1875,7 +5592,553 @@
         <w:rPr>
           <w:spacing w:val="-10"/>
         </w:rPr>
-        <w:t xml:space="preserve">- Trường hợp đăng ký chuyển đổi loại hình doanh nghiệp đồng thời đăng ký thay đổi người đại diện theo pháp luật thì Chủ tịch Hội đồng quản trị của công ty sau chuyển đổi ký trực tiếp vào phần này. </w:t>
+        <w:t xml:space="preserve">- Trường </w:t>
+      </w:r>
+      <w:proofErr w:type="spellStart"/>
+      <w:r>
+        <w:rPr>
+          <w:spacing w:val="-10"/>
+        </w:rPr>
+        <w:t>hợp</w:t>
+      </w:r>
+      <w:proofErr w:type="spellEnd"/>
+      <w:r>
+        <w:rPr>
+          <w:spacing w:val="-10"/>
+        </w:rPr>
+        <w:t xml:space="preserve"> </w:t>
+      </w:r>
+      <w:proofErr w:type="spellStart"/>
+      <w:r>
+        <w:rPr>
+          <w:spacing w:val="-10"/>
+        </w:rPr>
+        <w:t>đăng</w:t>
+      </w:r>
+      <w:proofErr w:type="spellEnd"/>
+      <w:r>
+        <w:rPr>
+          <w:spacing w:val="-10"/>
+        </w:rPr>
+        <w:t xml:space="preserve"> </w:t>
+      </w:r>
+      <w:proofErr w:type="spellStart"/>
+      <w:r>
+        <w:rPr>
+          <w:spacing w:val="-10"/>
+        </w:rPr>
+        <w:t>ký</w:t>
+      </w:r>
+      <w:proofErr w:type="spellEnd"/>
+      <w:r>
+        <w:rPr>
+          <w:spacing w:val="-10"/>
+        </w:rPr>
+        <w:t xml:space="preserve"> </w:t>
+      </w:r>
+      <w:proofErr w:type="spellStart"/>
+      <w:r>
+        <w:rPr>
+          <w:spacing w:val="-10"/>
+        </w:rPr>
+        <w:t>chuyển</w:t>
+      </w:r>
+      <w:proofErr w:type="spellEnd"/>
+      <w:r>
+        <w:rPr>
+          <w:spacing w:val="-10"/>
+        </w:rPr>
+        <w:t xml:space="preserve"> </w:t>
+      </w:r>
+      <w:proofErr w:type="spellStart"/>
+      <w:r>
+        <w:rPr>
+          <w:spacing w:val="-10"/>
+        </w:rPr>
+        <w:t>đổi</w:t>
+      </w:r>
+      <w:proofErr w:type="spellEnd"/>
+      <w:r>
+        <w:rPr>
+          <w:spacing w:val="-10"/>
+        </w:rPr>
+        <w:t xml:space="preserve"> </w:t>
+      </w:r>
+      <w:proofErr w:type="spellStart"/>
+      <w:r>
+        <w:rPr>
+          <w:spacing w:val="-10"/>
+        </w:rPr>
+        <w:t>loại</w:t>
+      </w:r>
+      <w:proofErr w:type="spellEnd"/>
+      <w:r>
+        <w:rPr>
+          <w:spacing w:val="-10"/>
+        </w:rPr>
+        <w:t xml:space="preserve"> </w:t>
+      </w:r>
+      <w:proofErr w:type="spellStart"/>
+      <w:r>
+        <w:rPr>
+          <w:spacing w:val="-10"/>
+        </w:rPr>
+        <w:t>hình</w:t>
+      </w:r>
+      <w:proofErr w:type="spellEnd"/>
+      <w:r>
+        <w:rPr>
+          <w:spacing w:val="-10"/>
+        </w:rPr>
+        <w:t xml:space="preserve"> </w:t>
+      </w:r>
+      <w:proofErr w:type="spellStart"/>
+      <w:r>
+        <w:rPr>
+          <w:spacing w:val="-10"/>
+        </w:rPr>
+        <w:t>doanh</w:t>
+      </w:r>
+      <w:proofErr w:type="spellEnd"/>
+      <w:r>
+        <w:rPr>
+          <w:spacing w:val="-10"/>
+        </w:rPr>
+        <w:t xml:space="preserve"> </w:t>
+      </w:r>
+      <w:proofErr w:type="spellStart"/>
+      <w:r>
+        <w:rPr>
+          <w:spacing w:val="-10"/>
+        </w:rPr>
+        <w:t>nghiệp</w:t>
+      </w:r>
+      <w:proofErr w:type="spellEnd"/>
+      <w:r>
+        <w:rPr>
+          <w:spacing w:val="-10"/>
+        </w:rPr>
+        <w:t xml:space="preserve"> </w:t>
+      </w:r>
+      <w:proofErr w:type="spellStart"/>
+      <w:r>
+        <w:rPr>
+          <w:spacing w:val="-10"/>
+        </w:rPr>
+        <w:t>đồng</w:t>
+      </w:r>
+      <w:proofErr w:type="spellEnd"/>
+      <w:r>
+        <w:rPr>
+          <w:spacing w:val="-10"/>
+        </w:rPr>
+        <w:t xml:space="preserve"> </w:t>
+      </w:r>
+      <w:proofErr w:type="spellStart"/>
+      <w:r>
+        <w:rPr>
+          <w:spacing w:val="-10"/>
+        </w:rPr>
+        <w:t>thời</w:t>
+      </w:r>
+      <w:proofErr w:type="spellEnd"/>
+      <w:r>
+        <w:rPr>
+          <w:spacing w:val="-10"/>
+        </w:rPr>
+        <w:t xml:space="preserve"> </w:t>
+      </w:r>
+      <w:proofErr w:type="spellStart"/>
+      <w:r>
+        <w:rPr>
+          <w:spacing w:val="-10"/>
+        </w:rPr>
+        <w:t>đăng</w:t>
+      </w:r>
+      <w:proofErr w:type="spellEnd"/>
+      <w:r>
+        <w:rPr>
+          <w:spacing w:val="-10"/>
+        </w:rPr>
+        <w:t xml:space="preserve"> </w:t>
+      </w:r>
+      <w:proofErr w:type="spellStart"/>
+      <w:r>
+        <w:rPr>
+          <w:spacing w:val="-10"/>
+        </w:rPr>
+        <w:t>ký</w:t>
+      </w:r>
+      <w:proofErr w:type="spellEnd"/>
+      <w:r>
+        <w:rPr>
+          <w:spacing w:val="-10"/>
+        </w:rPr>
+        <w:t xml:space="preserve"> </w:t>
+      </w:r>
+      <w:proofErr w:type="spellStart"/>
+      <w:r>
+        <w:rPr>
+          <w:spacing w:val="-10"/>
+        </w:rPr>
+        <w:t>thay</w:t>
+      </w:r>
+      <w:proofErr w:type="spellEnd"/>
+      <w:r>
+        <w:rPr>
+          <w:spacing w:val="-10"/>
+        </w:rPr>
+        <w:t xml:space="preserve"> </w:t>
+      </w:r>
+      <w:proofErr w:type="spellStart"/>
+      <w:r>
+        <w:rPr>
+          <w:spacing w:val="-10"/>
+        </w:rPr>
+        <w:t>đổi</w:t>
+      </w:r>
+      <w:proofErr w:type="spellEnd"/>
+      <w:r>
+        <w:rPr>
+          <w:spacing w:val="-10"/>
+        </w:rPr>
+        <w:t xml:space="preserve"> </w:t>
+      </w:r>
+      <w:proofErr w:type="spellStart"/>
+      <w:r>
+        <w:rPr>
+          <w:spacing w:val="-10"/>
+        </w:rPr>
+        <w:t>người</w:t>
+      </w:r>
+      <w:proofErr w:type="spellEnd"/>
+      <w:r>
+        <w:rPr>
+          <w:spacing w:val="-10"/>
+        </w:rPr>
+        <w:t xml:space="preserve"> </w:t>
+      </w:r>
+      <w:proofErr w:type="spellStart"/>
+      <w:r>
+        <w:rPr>
+          <w:spacing w:val="-10"/>
+        </w:rPr>
+        <w:t>đại</w:t>
+      </w:r>
+      <w:proofErr w:type="spellEnd"/>
+      <w:r>
+        <w:rPr>
+          <w:spacing w:val="-10"/>
+        </w:rPr>
+        <w:t xml:space="preserve"> </w:t>
+      </w:r>
+      <w:proofErr w:type="spellStart"/>
+      <w:r>
+        <w:rPr>
+          <w:spacing w:val="-10"/>
+        </w:rPr>
+        <w:t>diện</w:t>
+      </w:r>
+      <w:proofErr w:type="spellEnd"/>
+      <w:r>
+        <w:rPr>
+          <w:spacing w:val="-10"/>
+        </w:rPr>
+        <w:t xml:space="preserve"> </w:t>
+      </w:r>
+      <w:proofErr w:type="spellStart"/>
+      <w:r>
+        <w:rPr>
+          <w:spacing w:val="-10"/>
+        </w:rPr>
+        <w:t>theo</w:t>
+      </w:r>
+      <w:proofErr w:type="spellEnd"/>
+      <w:r>
+        <w:rPr>
+          <w:spacing w:val="-10"/>
+        </w:rPr>
+        <w:t xml:space="preserve"> </w:t>
+      </w:r>
+      <w:proofErr w:type="spellStart"/>
+      <w:r>
+        <w:rPr>
+          <w:spacing w:val="-10"/>
+        </w:rPr>
+        <w:t>pháp</w:t>
+      </w:r>
+      <w:proofErr w:type="spellEnd"/>
+      <w:r>
+        <w:rPr>
+          <w:spacing w:val="-10"/>
+        </w:rPr>
+        <w:t xml:space="preserve"> </w:t>
+      </w:r>
+      <w:proofErr w:type="spellStart"/>
+      <w:r>
+        <w:rPr>
+          <w:spacing w:val="-10"/>
+        </w:rPr>
+        <w:t>luật</w:t>
+      </w:r>
+      <w:proofErr w:type="spellEnd"/>
+      <w:r>
+        <w:rPr>
+          <w:spacing w:val="-10"/>
+        </w:rPr>
+        <w:t xml:space="preserve"> </w:t>
+      </w:r>
+      <w:proofErr w:type="spellStart"/>
+      <w:r>
+        <w:rPr>
+          <w:spacing w:val="-10"/>
+        </w:rPr>
+        <w:t>thì</w:t>
+      </w:r>
+      <w:proofErr w:type="spellEnd"/>
+      <w:r>
+        <w:rPr>
+          <w:spacing w:val="-10"/>
+        </w:rPr>
+        <w:t xml:space="preserve"> </w:t>
+      </w:r>
+      <w:proofErr w:type="spellStart"/>
+      <w:r>
+        <w:rPr>
+          <w:spacing w:val="-10"/>
+        </w:rPr>
+        <w:t>Chủ</w:t>
+      </w:r>
+      <w:proofErr w:type="spellEnd"/>
+      <w:r>
+        <w:rPr>
+          <w:spacing w:val="-10"/>
+        </w:rPr>
+        <w:t xml:space="preserve"> </w:t>
+      </w:r>
+      <w:proofErr w:type="spellStart"/>
+      <w:r>
+        <w:rPr>
+          <w:spacing w:val="-10"/>
+        </w:rPr>
+        <w:t>tịch</w:t>
+      </w:r>
+      <w:proofErr w:type="spellEnd"/>
+      <w:r>
+        <w:rPr>
+          <w:spacing w:val="-10"/>
+        </w:rPr>
+        <w:t xml:space="preserve"> </w:t>
+      </w:r>
+      <w:proofErr w:type="spellStart"/>
+      <w:r>
+        <w:rPr>
+          <w:spacing w:val="-10"/>
+        </w:rPr>
+        <w:t>Hội</w:t>
+      </w:r>
+      <w:proofErr w:type="spellEnd"/>
+      <w:r>
+        <w:rPr>
+          <w:spacing w:val="-10"/>
+        </w:rPr>
+        <w:t xml:space="preserve"> </w:t>
+      </w:r>
+      <w:proofErr w:type="spellStart"/>
+      <w:r>
+        <w:rPr>
+          <w:spacing w:val="-10"/>
+        </w:rPr>
+        <w:t>đồng</w:t>
+      </w:r>
+      <w:proofErr w:type="spellEnd"/>
+      <w:r>
+        <w:rPr>
+          <w:spacing w:val="-10"/>
+        </w:rPr>
+        <w:t xml:space="preserve"> </w:t>
+      </w:r>
+      <w:proofErr w:type="spellStart"/>
+      <w:r>
+        <w:rPr>
+          <w:spacing w:val="-10"/>
+        </w:rPr>
+        <w:t>quản</w:t>
+      </w:r>
+      <w:proofErr w:type="spellEnd"/>
+      <w:r>
+        <w:rPr>
+          <w:spacing w:val="-10"/>
+        </w:rPr>
+        <w:t xml:space="preserve"> </w:t>
+      </w:r>
+      <w:proofErr w:type="spellStart"/>
+      <w:r>
+        <w:rPr>
+          <w:spacing w:val="-10"/>
+        </w:rPr>
+        <w:t>trị</w:t>
+      </w:r>
+      <w:proofErr w:type="spellEnd"/>
+      <w:r>
+        <w:rPr>
+          <w:spacing w:val="-10"/>
+        </w:rPr>
+        <w:t xml:space="preserve"> </w:t>
+      </w:r>
+      <w:proofErr w:type="spellStart"/>
+      <w:r>
+        <w:rPr>
+          <w:spacing w:val="-10"/>
+        </w:rPr>
+        <w:t>của</w:t>
+      </w:r>
+      <w:proofErr w:type="spellEnd"/>
+      <w:r>
+        <w:rPr>
+          <w:spacing w:val="-10"/>
+        </w:rPr>
+        <w:t xml:space="preserve"> </w:t>
+      </w:r>
+      <w:proofErr w:type="spellStart"/>
+      <w:r>
+        <w:rPr>
+          <w:spacing w:val="-10"/>
+        </w:rPr>
+        <w:t>công</w:t>
+      </w:r>
+      <w:proofErr w:type="spellEnd"/>
+      <w:r>
+        <w:rPr>
+          <w:spacing w:val="-10"/>
+        </w:rPr>
+        <w:t xml:space="preserve"> ty </w:t>
+      </w:r>
+      <w:proofErr w:type="spellStart"/>
+      <w:r>
+        <w:rPr>
+          <w:spacing w:val="-10"/>
+        </w:rPr>
+        <w:t>sau</w:t>
+      </w:r>
+      <w:proofErr w:type="spellEnd"/>
+      <w:r>
+        <w:rPr>
+          <w:spacing w:val="-10"/>
+        </w:rPr>
+        <w:t xml:space="preserve"> </w:t>
+      </w:r>
+      <w:proofErr w:type="spellStart"/>
+      <w:r>
+        <w:rPr>
+          <w:spacing w:val="-10"/>
+        </w:rPr>
+        <w:t>chuyển</w:t>
+      </w:r>
+      <w:proofErr w:type="spellEnd"/>
+      <w:r>
+        <w:rPr>
+          <w:spacing w:val="-10"/>
+        </w:rPr>
+        <w:t xml:space="preserve"> </w:t>
+      </w:r>
+      <w:proofErr w:type="spellStart"/>
+      <w:r>
+        <w:rPr>
+          <w:spacing w:val="-10"/>
+        </w:rPr>
+        <w:t>đổi</w:t>
+      </w:r>
+      <w:proofErr w:type="spellEnd"/>
+      <w:r>
+        <w:rPr>
+          <w:spacing w:val="-10"/>
+        </w:rPr>
+        <w:t xml:space="preserve"> </w:t>
+      </w:r>
+      <w:proofErr w:type="spellStart"/>
+      <w:r>
+        <w:rPr>
+          <w:spacing w:val="-10"/>
+        </w:rPr>
+        <w:t>ký</w:t>
+      </w:r>
+      <w:proofErr w:type="spellEnd"/>
+      <w:r>
+        <w:rPr>
+          <w:spacing w:val="-10"/>
+        </w:rPr>
+        <w:t xml:space="preserve"> </w:t>
+      </w:r>
+      <w:proofErr w:type="spellStart"/>
+      <w:r>
+        <w:rPr>
+          <w:spacing w:val="-10"/>
+        </w:rPr>
+        <w:t>trực</w:t>
+      </w:r>
+      <w:proofErr w:type="spellEnd"/>
+      <w:r>
+        <w:rPr>
+          <w:spacing w:val="-10"/>
+        </w:rPr>
+        <w:t xml:space="preserve"> </w:t>
+      </w:r>
+      <w:proofErr w:type="spellStart"/>
+      <w:r>
+        <w:rPr>
+          <w:spacing w:val="-10"/>
+        </w:rPr>
+        <w:t>tiếp</w:t>
+      </w:r>
+      <w:proofErr w:type="spellEnd"/>
+      <w:r>
+        <w:rPr>
+          <w:spacing w:val="-10"/>
+        </w:rPr>
+        <w:t xml:space="preserve"> </w:t>
+      </w:r>
+      <w:proofErr w:type="spellStart"/>
+      <w:r>
+        <w:rPr>
+          <w:spacing w:val="-10"/>
+        </w:rPr>
+        <w:t>vào</w:t>
+      </w:r>
+      <w:proofErr w:type="spellEnd"/>
+      <w:r>
+        <w:rPr>
+          <w:spacing w:val="-10"/>
+        </w:rPr>
+        <w:t xml:space="preserve"> </w:t>
+      </w:r>
+      <w:proofErr w:type="spellStart"/>
+      <w:r>
+        <w:rPr>
+          <w:spacing w:val="-10"/>
+        </w:rPr>
+        <w:t>phần</w:t>
+      </w:r>
+      <w:proofErr w:type="spellEnd"/>
+      <w:r>
+        <w:rPr>
+          <w:spacing w:val="-10"/>
+        </w:rPr>
+        <w:t xml:space="preserve"> </w:t>
+      </w:r>
+      <w:proofErr w:type="spellStart"/>
+      <w:r>
+        <w:rPr>
+          <w:spacing w:val="-10"/>
+        </w:rPr>
+        <w:t>này</w:t>
+      </w:r>
+      <w:proofErr w:type="spellEnd"/>
+      <w:r>
+        <w:rPr>
+          <w:spacing w:val="-10"/>
+        </w:rPr>
+        <w:t xml:space="preserve">. </w:t>
       </w:r>
     </w:p>
     <w:p>
@@ -1890,7 +6153,399 @@
         <w:rPr>
           <w:spacing w:val="-10"/>
         </w:rPr>
-        <w:t>- Trường hợp Tòa án hoặc Trọng tài chỉ định người thực hiện thủ tục đăng ký doanh nghiệp thì người được chỉ định ký trực tiếp vào phần này.</w:t>
+        <w:t xml:space="preserve">- Trường </w:t>
+      </w:r>
+      <w:proofErr w:type="spellStart"/>
+      <w:r>
+        <w:rPr>
+          <w:spacing w:val="-10"/>
+        </w:rPr>
+        <w:t>hợp</w:t>
+      </w:r>
+      <w:proofErr w:type="spellEnd"/>
+      <w:r>
+        <w:rPr>
+          <w:spacing w:val="-10"/>
+        </w:rPr>
+        <w:t xml:space="preserve"> </w:t>
+      </w:r>
+      <w:proofErr w:type="spellStart"/>
+      <w:r>
+        <w:rPr>
+          <w:spacing w:val="-10"/>
+        </w:rPr>
+        <w:t>Tòa</w:t>
+      </w:r>
+      <w:proofErr w:type="spellEnd"/>
+      <w:r>
+        <w:rPr>
+          <w:spacing w:val="-10"/>
+        </w:rPr>
+        <w:t xml:space="preserve"> </w:t>
+      </w:r>
+      <w:proofErr w:type="spellStart"/>
+      <w:r>
+        <w:rPr>
+          <w:spacing w:val="-10"/>
+        </w:rPr>
+        <w:t>án</w:t>
+      </w:r>
+      <w:proofErr w:type="spellEnd"/>
+      <w:r>
+        <w:rPr>
+          <w:spacing w:val="-10"/>
+        </w:rPr>
+        <w:t xml:space="preserve"> </w:t>
+      </w:r>
+      <w:proofErr w:type="spellStart"/>
+      <w:r>
+        <w:rPr>
+          <w:spacing w:val="-10"/>
+        </w:rPr>
+        <w:t>hoặc</w:t>
+      </w:r>
+      <w:proofErr w:type="spellEnd"/>
+      <w:r>
+        <w:rPr>
+          <w:spacing w:val="-10"/>
+        </w:rPr>
+        <w:t xml:space="preserve"> </w:t>
+      </w:r>
+      <w:proofErr w:type="spellStart"/>
+      <w:r>
+        <w:rPr>
+          <w:spacing w:val="-10"/>
+        </w:rPr>
+        <w:t>Trọng</w:t>
+      </w:r>
+      <w:proofErr w:type="spellEnd"/>
+      <w:r>
+        <w:rPr>
+          <w:spacing w:val="-10"/>
+        </w:rPr>
+        <w:t xml:space="preserve"> </w:t>
+      </w:r>
+      <w:proofErr w:type="spellStart"/>
+      <w:r>
+        <w:rPr>
+          <w:spacing w:val="-10"/>
+        </w:rPr>
+        <w:t>tài</w:t>
+      </w:r>
+      <w:proofErr w:type="spellEnd"/>
+      <w:r>
+        <w:rPr>
+          <w:spacing w:val="-10"/>
+        </w:rPr>
+        <w:t xml:space="preserve"> </w:t>
+      </w:r>
+      <w:proofErr w:type="spellStart"/>
+      <w:r>
+        <w:rPr>
+          <w:spacing w:val="-10"/>
+        </w:rPr>
+        <w:t>chỉ</w:t>
+      </w:r>
+      <w:proofErr w:type="spellEnd"/>
+      <w:r>
+        <w:rPr>
+          <w:spacing w:val="-10"/>
+        </w:rPr>
+        <w:t xml:space="preserve"> </w:t>
+      </w:r>
+      <w:proofErr w:type="spellStart"/>
+      <w:r>
+        <w:rPr>
+          <w:spacing w:val="-10"/>
+        </w:rPr>
+        <w:t>định</w:t>
+      </w:r>
+      <w:proofErr w:type="spellEnd"/>
+      <w:r>
+        <w:rPr>
+          <w:spacing w:val="-10"/>
+        </w:rPr>
+        <w:t xml:space="preserve"> </w:t>
+      </w:r>
+      <w:proofErr w:type="spellStart"/>
+      <w:r>
+        <w:rPr>
+          <w:spacing w:val="-10"/>
+        </w:rPr>
+        <w:t>người</w:t>
+      </w:r>
+      <w:proofErr w:type="spellEnd"/>
+      <w:r>
+        <w:rPr>
+          <w:spacing w:val="-10"/>
+        </w:rPr>
+        <w:t xml:space="preserve"> </w:t>
+      </w:r>
+      <w:proofErr w:type="spellStart"/>
+      <w:r>
+        <w:rPr>
+          <w:spacing w:val="-10"/>
+        </w:rPr>
+        <w:t>thực</w:t>
+      </w:r>
+      <w:proofErr w:type="spellEnd"/>
+      <w:r>
+        <w:rPr>
+          <w:spacing w:val="-10"/>
+        </w:rPr>
+        <w:t xml:space="preserve"> </w:t>
+      </w:r>
+      <w:proofErr w:type="spellStart"/>
+      <w:r>
+        <w:rPr>
+          <w:spacing w:val="-10"/>
+        </w:rPr>
+        <w:t>hiện</w:t>
+      </w:r>
+      <w:proofErr w:type="spellEnd"/>
+      <w:r>
+        <w:rPr>
+          <w:spacing w:val="-10"/>
+        </w:rPr>
+        <w:t xml:space="preserve"> </w:t>
+      </w:r>
+      <w:proofErr w:type="spellStart"/>
+      <w:r>
+        <w:rPr>
+          <w:spacing w:val="-10"/>
+        </w:rPr>
+        <w:t>thủ</w:t>
+      </w:r>
+      <w:proofErr w:type="spellEnd"/>
+      <w:r>
+        <w:rPr>
+          <w:spacing w:val="-10"/>
+        </w:rPr>
+        <w:t xml:space="preserve"> </w:t>
+      </w:r>
+      <w:proofErr w:type="spellStart"/>
+      <w:r>
+        <w:rPr>
+          <w:spacing w:val="-10"/>
+        </w:rPr>
+        <w:t>tục</w:t>
+      </w:r>
+      <w:proofErr w:type="spellEnd"/>
+      <w:r>
+        <w:rPr>
+          <w:spacing w:val="-10"/>
+        </w:rPr>
+        <w:t xml:space="preserve"> </w:t>
+      </w:r>
+      <w:proofErr w:type="spellStart"/>
+      <w:r>
+        <w:rPr>
+          <w:spacing w:val="-10"/>
+        </w:rPr>
+        <w:t>đăng</w:t>
+      </w:r>
+      <w:proofErr w:type="spellEnd"/>
+      <w:r>
+        <w:rPr>
+          <w:spacing w:val="-10"/>
+        </w:rPr>
+        <w:t xml:space="preserve"> </w:t>
+      </w:r>
+      <w:proofErr w:type="spellStart"/>
+      <w:r>
+        <w:rPr>
+          <w:spacing w:val="-10"/>
+        </w:rPr>
+        <w:t>ký</w:t>
+      </w:r>
+      <w:proofErr w:type="spellEnd"/>
+      <w:r>
+        <w:rPr>
+          <w:spacing w:val="-10"/>
+        </w:rPr>
+        <w:t xml:space="preserve"> </w:t>
+      </w:r>
+      <w:proofErr w:type="spellStart"/>
+      <w:r>
+        <w:rPr>
+          <w:spacing w:val="-10"/>
+        </w:rPr>
+        <w:t>doanh</w:t>
+      </w:r>
+      <w:proofErr w:type="spellEnd"/>
+      <w:r>
+        <w:rPr>
+          <w:spacing w:val="-10"/>
+        </w:rPr>
+        <w:t xml:space="preserve"> </w:t>
+      </w:r>
+      <w:proofErr w:type="spellStart"/>
+      <w:r>
+        <w:rPr>
+          <w:spacing w:val="-10"/>
+        </w:rPr>
+        <w:t>nghiệp</w:t>
+      </w:r>
+      <w:proofErr w:type="spellEnd"/>
+      <w:r>
+        <w:rPr>
+          <w:spacing w:val="-10"/>
+        </w:rPr>
+        <w:t xml:space="preserve"> </w:t>
+      </w:r>
+      <w:proofErr w:type="spellStart"/>
+      <w:r>
+        <w:rPr>
+          <w:spacing w:val="-10"/>
+        </w:rPr>
+        <w:t>thì</w:t>
+      </w:r>
+      <w:proofErr w:type="spellEnd"/>
+      <w:r>
+        <w:rPr>
+          <w:spacing w:val="-10"/>
+        </w:rPr>
+        <w:t xml:space="preserve"> </w:t>
+      </w:r>
+      <w:proofErr w:type="spellStart"/>
+      <w:r>
+        <w:rPr>
+          <w:spacing w:val="-10"/>
+        </w:rPr>
+        <w:t>người</w:t>
+      </w:r>
+      <w:proofErr w:type="spellEnd"/>
+      <w:r>
+        <w:rPr>
+          <w:spacing w:val="-10"/>
+        </w:rPr>
+        <w:t xml:space="preserve"> </w:t>
+      </w:r>
+      <w:proofErr w:type="spellStart"/>
+      <w:r>
+        <w:rPr>
+          <w:spacing w:val="-10"/>
+        </w:rPr>
+        <w:t>được</w:t>
+      </w:r>
+      <w:proofErr w:type="spellEnd"/>
+      <w:r>
+        <w:rPr>
+          <w:spacing w:val="-10"/>
+        </w:rPr>
+        <w:t xml:space="preserve"> </w:t>
+      </w:r>
+      <w:proofErr w:type="spellStart"/>
+      <w:r>
+        <w:rPr>
+          <w:spacing w:val="-10"/>
+        </w:rPr>
+        <w:t>chỉ</w:t>
+      </w:r>
+      <w:proofErr w:type="spellEnd"/>
+      <w:r>
+        <w:rPr>
+          <w:spacing w:val="-10"/>
+        </w:rPr>
+        <w:t xml:space="preserve"> </w:t>
+      </w:r>
+      <w:proofErr w:type="spellStart"/>
+      <w:r>
+        <w:rPr>
+          <w:spacing w:val="-10"/>
+        </w:rPr>
+        <w:t>định</w:t>
+      </w:r>
+      <w:proofErr w:type="spellEnd"/>
+      <w:r>
+        <w:rPr>
+          <w:spacing w:val="-10"/>
+        </w:rPr>
+        <w:t xml:space="preserve"> </w:t>
+      </w:r>
+      <w:proofErr w:type="spellStart"/>
+      <w:r>
+        <w:rPr>
+          <w:spacing w:val="-10"/>
+        </w:rPr>
+        <w:t>ký</w:t>
+      </w:r>
+      <w:proofErr w:type="spellEnd"/>
+      <w:r>
+        <w:rPr>
+          <w:spacing w:val="-10"/>
+        </w:rPr>
+        <w:t xml:space="preserve"> </w:t>
+      </w:r>
+      <w:proofErr w:type="spellStart"/>
+      <w:r>
+        <w:rPr>
+          <w:spacing w:val="-10"/>
+        </w:rPr>
+        <w:t>trực</w:t>
+      </w:r>
+      <w:proofErr w:type="spellEnd"/>
+      <w:r>
+        <w:rPr>
+          <w:spacing w:val="-10"/>
+        </w:rPr>
+        <w:t xml:space="preserve"> </w:t>
+      </w:r>
+      <w:proofErr w:type="spellStart"/>
+      <w:r>
+        <w:rPr>
+          <w:spacing w:val="-10"/>
+        </w:rPr>
+        <w:t>tiếp</w:t>
+      </w:r>
+      <w:proofErr w:type="spellEnd"/>
+      <w:r>
+        <w:rPr>
+          <w:spacing w:val="-10"/>
+        </w:rPr>
+        <w:t xml:space="preserve"> </w:t>
+      </w:r>
+      <w:proofErr w:type="spellStart"/>
+      <w:r>
+        <w:rPr>
+          <w:spacing w:val="-10"/>
+        </w:rPr>
+        <w:t>vào</w:t>
+      </w:r>
+      <w:proofErr w:type="spellEnd"/>
+      <w:r>
+        <w:rPr>
+          <w:spacing w:val="-10"/>
+        </w:rPr>
+        <w:t xml:space="preserve"> </w:t>
+      </w:r>
+      <w:proofErr w:type="spellStart"/>
+      <w:r>
+        <w:rPr>
+          <w:spacing w:val="-10"/>
+        </w:rPr>
+        <w:t>phần</w:t>
+      </w:r>
+      <w:proofErr w:type="spellEnd"/>
+      <w:r>
+        <w:rPr>
+          <w:spacing w:val="-10"/>
+        </w:rPr>
+        <w:t xml:space="preserve"> </w:t>
+      </w:r>
+      <w:proofErr w:type="spellStart"/>
+      <w:r>
+        <w:rPr>
+          <w:spacing w:val="-10"/>
+        </w:rPr>
+        <w:t>này</w:t>
+      </w:r>
+      <w:proofErr w:type="spellEnd"/>
+      <w:r>
+        <w:rPr>
+          <w:spacing w:val="-10"/>
+        </w:rPr>
+        <w:t>.</w:t>
       </w:r>
     </w:p>
   </w:footnote>
@@ -1898,7 +6553,7 @@
 </file>
 
 <file path=word/header1.xml><?xml version="1.0" encoding="utf-8"?>
-<w:hdr xmlns:wpc="http://schemas.microsoft.com/office/word/2010/wordprocessingCanvas" xmlns:cx="http://schemas.microsoft.com/office/drawing/2014/chartex" xmlns:cx1="http://schemas.microsoft.com/office/drawing/2015/9/8/chartex" xmlns:mc="http://schemas.openxmlformats.org/markup-compatibility/2006" xmlns:o="urn:schemas-microsoft-com:office:office" xmlns:r="http://schemas.openxmlformats.org/officeDocument/2006/relationships" xmlns:m="http://schemas.openxmlformats.org/officeDocument/2006/math" xmlns:v="urn:schemas-microsoft-com:vml" xmlns:wp14="http://schemas.microsoft.com/office/word/2010/wordprocessingDrawing" xmlns:wp="http://schemas.openxmlformats.org/drawingml/2006/wordprocessingDrawing" xmlns:w10="urn:schemas-microsoft-com:office:word" xmlns:w="http://schemas.openxmlformats.org/wordprocessingml/2006/main" xmlns:w14="http://schemas.microsoft.com/office/word/2010/wordml" xmlns:w15="http://schemas.microsoft.com/office/word/2012/wordml" xmlns:w16se="http://schemas.microsoft.com/office/word/2015/wordml/symex" xmlns:wpg="http://schemas.microsoft.com/office/word/2010/wordprocessingGroup" xmlns:wpi="http://schemas.microsoft.com/office/word/2010/wordprocessingInk" xmlns:wne="http://schemas.microsoft.com/office/word/2006/wordml" xmlns:wps="http://schemas.microsoft.com/office/word/2010/wordprocessingShape" mc:Ignorable="w14 w15 w16se wp14">
+<w:hdr xmlns:wpc="http://schemas.microsoft.com/office/word/2010/wordprocessingCanvas" xmlns:cx="http://schemas.microsoft.com/office/drawing/2014/chartex" xmlns:cx1="http://schemas.microsoft.com/office/drawing/2015/9/8/chartex" xmlns:cx2="http://schemas.microsoft.com/office/drawing/2015/10/21/chartex" xmlns:cx3="http://schemas.microsoft.com/office/drawing/2016/5/9/chartex" xmlns:cx4="http://schemas.microsoft.com/office/drawing/2016/5/10/chartex" xmlns:cx5="http://schemas.microsoft.com/office/drawing/2016/5/11/chartex" xmlns:cx6="http://schemas.microsoft.com/office/drawing/2016/5/12/chartex" xmlns:cx7="http://schemas.microsoft.com/office/drawing/2016/5/13/chartex" xmlns:cx8="http://schemas.microsoft.com/office/drawing/2016/5/14/chartex" xmlns:mc="http://schemas.openxmlformats.org/markup-compatibility/2006" xmlns:aink="http://schemas.microsoft.com/office/drawing/2016/ink" xmlns:am3d="http://schemas.microsoft.com/office/drawing/2017/model3d" xmlns:o="urn:schemas-microsoft-com:office:office" xmlns:oel="http://schemas.microsoft.com/office/2019/extlst" xmlns:r="http://schemas.openxmlformats.org/officeDocument/2006/relationships" xmlns:m="http://schemas.openxmlformats.org/officeDocument/2006/math" xmlns:v="urn:schemas-microsoft-com:vml" xmlns:wp14="http://schemas.microsoft.com/office/word/2010/wordprocessingDrawing" xmlns:wp="http://schemas.openxmlformats.org/drawingml/2006/wordprocessingDrawing" xmlns:w10="urn:schemas-microsoft-com:office:word" xmlns:w="http://schemas.openxmlformats.org/wordprocessingml/2006/main" xmlns:w14="http://schemas.microsoft.com/office/word/2010/wordml" xmlns:w15="http://schemas.microsoft.com/office/word/2012/wordml" xmlns:w16cex="http://schemas.microsoft.com/office/word/2018/wordml/cex" xmlns:w16cid="http://schemas.microsoft.com/office/word/2016/wordml/cid" xmlns:w16="http://schemas.microsoft.com/office/word/2018/wordml" xmlns:w16du="http://schemas.microsoft.com/office/word/2023/wordml/word16du" xmlns:w16sdtdh="http://schemas.microsoft.com/office/word/2020/wordml/sdtdatahash" xmlns:w16sdtfl="http://schemas.microsoft.com/office/word/2024/wordml/sdtformatlock" xmlns:w16se="http://schemas.microsoft.com/office/word/2015/wordml/symex" xmlns:wpg="http://schemas.microsoft.com/office/word/2010/wordprocessingGroup" xmlns:wpi="http://schemas.microsoft.com/office/word/2010/wordprocessingInk" xmlns:wne="http://schemas.microsoft.com/office/word/2006/wordml" xmlns:wps="http://schemas.microsoft.com/office/word/2010/wordprocessingShape" mc:Ignorable="w14 w15 w16se w16cid w16 w16cex w16sdtdh w16sdtfl w16du wp14">
   <w:p>
     <w:pPr>
       <w:pStyle w:val="Header"/>
@@ -1909,7 +6564,7 @@
 </file>
 
 <file path=word/numbering.xml><?xml version="1.0" encoding="utf-8"?>
-<w:numbering xmlns:wpc="http://schemas.microsoft.com/office/word/2010/wordprocessingCanvas" xmlns:cx="http://schemas.microsoft.com/office/drawing/2014/chartex" xmlns:cx1="http://schemas.microsoft.com/office/drawing/2015/9/8/chartex" xmlns:mc="http://schemas.openxmlformats.org/markup-compatibility/2006" xmlns:o="urn:schemas-microsoft-com:office:office" xmlns:r="http://schemas.openxmlformats.org/officeDocument/2006/relationships" xmlns:m="http://schemas.openxmlformats.org/officeDocument/2006/math" xmlns:v="urn:schemas-microsoft-com:vml" xmlns:wp14="http://schemas.microsoft.com/office/word/2010/wordprocessingDrawing" xmlns:wp="http://schemas.openxmlformats.org/drawingml/2006/wordprocessingDrawing" xmlns:w10="urn:schemas-microsoft-com:office:word" xmlns:w="http://schemas.openxmlformats.org/wordprocessingml/2006/main" xmlns:w14="http://schemas.microsoft.com/office/word/2010/wordml" xmlns:w15="http://schemas.microsoft.com/office/word/2012/wordml" xmlns:w16se="http://schemas.microsoft.com/office/word/2015/wordml/symex" xmlns:wpg="http://schemas.microsoft.com/office/word/2010/wordprocessingGroup" xmlns:wpi="http://schemas.microsoft.com/office/word/2010/wordprocessingInk" xmlns:wne="http://schemas.microsoft.com/office/word/2006/wordml" xmlns:wps="http://schemas.microsoft.com/office/word/2010/wordprocessingShape" mc:Ignorable="w14 w15 w16se wp14">
+<w:numbering xmlns:wpc="http://schemas.microsoft.com/office/word/2010/wordprocessingCanvas" xmlns:cx="http://schemas.microsoft.com/office/drawing/2014/chartex" xmlns:cx1="http://schemas.microsoft.com/office/drawing/2015/9/8/chartex" xmlns:cx2="http://schemas.microsoft.com/office/drawing/2015/10/21/chartex" xmlns:cx3="http://schemas.microsoft.com/office/drawing/2016/5/9/chartex" xmlns:cx4="http://schemas.microsoft.com/office/drawing/2016/5/10/chartex" xmlns:cx5="http://schemas.microsoft.com/office/drawing/2016/5/11/chartex" xmlns:cx6="http://schemas.microsoft.com/office/drawing/2016/5/12/chartex" xmlns:cx7="http://schemas.microsoft.com/office/drawing/2016/5/13/chartex" xmlns:cx8="http://schemas.microsoft.com/office/drawing/2016/5/14/chartex" xmlns:mc="http://schemas.openxmlformats.org/markup-compatibility/2006" xmlns:aink="http://schemas.microsoft.com/office/drawing/2016/ink" xmlns:am3d="http://schemas.microsoft.com/office/drawing/2017/model3d" xmlns:o="urn:schemas-microsoft-com:office:office" xmlns:oel="http://schemas.microsoft.com/office/2019/extlst" xmlns:r="http://schemas.openxmlformats.org/officeDocument/2006/relationships" xmlns:m="http://schemas.openxmlformats.org/officeDocument/2006/math" xmlns:v="urn:schemas-microsoft-com:vml" xmlns:wp14="http://schemas.microsoft.com/office/word/2010/wordprocessingDrawing" xmlns:wp="http://schemas.openxmlformats.org/drawingml/2006/wordprocessingDrawing" xmlns:w10="urn:schemas-microsoft-com:office:word" xmlns:w="http://schemas.openxmlformats.org/wordprocessingml/2006/main" xmlns:w14="http://schemas.microsoft.com/office/word/2010/wordml" xmlns:w15="http://schemas.microsoft.com/office/word/2012/wordml" xmlns:w16cex="http://schemas.microsoft.com/office/word/2018/wordml/cex" xmlns:w16cid="http://schemas.microsoft.com/office/word/2016/wordml/cid" xmlns:w16="http://schemas.microsoft.com/office/word/2018/wordml" xmlns:w16du="http://schemas.microsoft.com/office/word/2023/wordml/word16du" xmlns:w16sdtdh="http://schemas.microsoft.com/office/word/2020/wordml/sdtdatahash" xmlns:w16sdtfl="http://schemas.microsoft.com/office/word/2024/wordml/sdtformatlock" xmlns:w16se="http://schemas.microsoft.com/office/word/2015/wordml/symex" xmlns:wpg="http://schemas.microsoft.com/office/word/2010/wordprocessingGroup" xmlns:wpi="http://schemas.microsoft.com/office/word/2010/wordprocessingInk" xmlns:wne="http://schemas.microsoft.com/office/word/2006/wordml" xmlns:wps="http://schemas.microsoft.com/office/word/2010/wordprocessingShape" mc:Ignorable="w14 w15 w16se w16cid w16 w16cex w16sdtdh w16sdtfl w16du wp14">
   <w:abstractNum w:abstractNumId="0" w15:restartNumberingAfterBreak="0">
     <w:nsid w:val="5AD55BB2"/>
     <w:multiLevelType w:val="hybridMultilevel"/>
@@ -2002,14 +6657,14 @@
       </w:pPr>
     </w:lvl>
   </w:abstractNum>
-  <w:num w:numId="1">
+  <w:num w:numId="1" w16cid:durableId="1902599648">
     <w:abstractNumId w:val="0"/>
   </w:num>
 </w:numbering>
 </file>
 
 <file path=word/styles.xml><?xml version="1.0" encoding="utf-8"?>
-<w:styles xmlns:mc="http://schemas.openxmlformats.org/markup-compatibility/2006" xmlns:r="http://schemas.openxmlformats.org/officeDocument/2006/relationships" xmlns:w="http://schemas.openxmlformats.org/wordprocessingml/2006/main" xmlns:w14="http://schemas.microsoft.com/office/word/2010/wordml" xmlns:w15="http://schemas.microsoft.com/office/word/2012/wordml" xmlns:w16se="http://schemas.microsoft.com/office/word/2015/wordml/symex" mc:Ignorable="w14 w15 w16se">
+<w:styles xmlns:mc="http://schemas.openxmlformats.org/markup-compatibility/2006" xmlns:r="http://schemas.openxmlformats.org/officeDocument/2006/relationships" xmlns:w="http://schemas.openxmlformats.org/wordprocessingml/2006/main" xmlns:w14="http://schemas.microsoft.com/office/word/2010/wordml" xmlns:w15="http://schemas.microsoft.com/office/word/2012/wordml" xmlns:w16cex="http://schemas.microsoft.com/office/word/2018/wordml/cex" xmlns:w16cid="http://schemas.microsoft.com/office/word/2016/wordml/cid" xmlns:w16="http://schemas.microsoft.com/office/word/2018/wordml" xmlns:w16du="http://schemas.microsoft.com/office/word/2023/wordml/word16du" xmlns:w16sdtdh="http://schemas.microsoft.com/office/word/2020/wordml/sdtdatahash" xmlns:w16sdtfl="http://schemas.microsoft.com/office/word/2024/wordml/sdtformatlock" xmlns:w16se="http://schemas.microsoft.com/office/word/2015/wordml/symex" mc:Ignorable="w14 w15 w16se w16cid w16 w16cex w16sdtdh w16sdtfl w16du">
   <w:docDefaults>
     <w:rPrDefault>
       <w:rPr>
@@ -2025,7 +6680,7 @@
       </w:pPr>
     </w:pPrDefault>
   </w:docDefaults>
-  <w:latentStyles w:defLockedState="0" w:defUIPriority="99" w:defSemiHidden="0" w:defUnhideWhenUsed="0" w:defQFormat="0" w:count="371">
+  <w:latentStyles w:defLockedState="0" w:defUIPriority="99" w:defSemiHidden="0" w:defUnhideWhenUsed="0" w:defQFormat="0" w:count="376">
     <w:lsdException w:name="Normal" w:uiPriority="0" w:qFormat="1"/>
     <w:lsdException w:name="heading 1" w:uiPriority="9" w:qFormat="1"/>
     <w:lsdException w:name="heading 2" w:semiHidden="1" w:uiPriority="9" w:unhideWhenUsed="1" w:qFormat="1"/>
@@ -2397,6 +7052,11 @@
     <w:lsdException w:name="List Table 5 Dark Accent 6" w:uiPriority="50"/>
     <w:lsdException w:name="List Table 6 Colorful Accent 6" w:uiPriority="51"/>
     <w:lsdException w:name="List Table 7 Colorful Accent 6" w:uiPriority="52"/>
+    <w:lsdException w:name="Mention" w:semiHidden="1" w:unhideWhenUsed="1"/>
+    <w:lsdException w:name="Smart Hyperlink" w:semiHidden="1" w:unhideWhenUsed="1"/>
+    <w:lsdException w:name="Hashtag" w:semiHidden="1" w:unhideWhenUsed="1"/>
+    <w:lsdException w:name="Unresolved Mention" w:semiHidden="1" w:unhideWhenUsed="1"/>
+    <w:lsdException w:name="Smart Link" w:semiHidden="1" w:unhideWhenUsed="1"/>
   </w:latentStyles>
   <w:style w:type="paragraph" w:default="1" w:styleId="Normal">
     <w:name w:val="Normal"/>
